--- a/Patrones/02_PARCIAL_2_CORTE___Documento_Aqui/DOCUMENTO/PARCIAL_PATRONES_FASE_FUNCIONAL_SEGUNDO_CORTE.docx
+++ b/Patrones/02_PARCIAL_2_CORTE___Documento_Aqui/DOCUMENTO/PARCIAL_PATRONES_FASE_FUNCIONAL_SEGUNDO_CORTE.docx
@@ -2341,159 +2341,23 @@
         <w:t>MESController</w:t>
       </w:r>
       <w:proofErr w:type="spellEnd"/>
-      <w:r>
-        <w:rPr>
-          <w:lang w:val="es-CO"/>
-        </w:rPr>
-        <w:t xml:space="preserve"> </w:t>
-      </w:r>
-    </w:p>
-    <w:p>
-      <w:pPr>
-        <w:rPr>
-          <w:b/>
-          <w:bCs/>
-          <w:lang w:val="es-CO"/>
-        </w:rPr>
-      </w:pPr>
-      <w:r>
-        <w:rPr>
-          <w:b/>
-          <w:bCs/>
-          <w:lang w:val="es-CO"/>
-        </w:rPr>
-        <w:t>2.1.1.3. Explicación y uso del patrón en mi proyecto.</w:t>
-      </w:r>
-    </w:p>
-    <w:p>
-      <w:pPr>
-        <w:rPr>
-          <w:lang w:val="es-CO"/>
-        </w:rPr>
-      </w:pPr>
-      <w:r>
-        <w:rPr>
-          <w:b/>
-          <w:bCs/>
-          <w:lang w:val="es-CO"/>
-        </w:rPr>
-        <w:t>Explicación del código:</w:t>
-      </w:r>
-      <w:r>
-        <w:rPr>
-          <w:lang w:val="es-CO"/>
-        </w:rPr>
-        <w:br/>
-        <w:t xml:space="preserve">El patrón </w:t>
-      </w:r>
-      <w:proofErr w:type="spellStart"/>
-      <w:r>
-        <w:rPr>
-          <w:lang w:val="es-CO"/>
-        </w:rPr>
-        <w:t>Singleton</w:t>
-      </w:r>
-      <w:proofErr w:type="spellEnd"/>
-      <w:r>
-        <w:rPr>
-          <w:lang w:val="es-CO"/>
-        </w:rPr>
-        <w:t xml:space="preserve"> está en </w:t>
-      </w:r>
-      <w:proofErr w:type="spellStart"/>
-      <w:r>
-        <w:rPr>
-          <w:lang w:val="es-CO"/>
-        </w:rPr>
-        <w:t>MESController</w:t>
-      </w:r>
-      <w:proofErr w:type="spellEnd"/>
-      <w:r>
-        <w:rPr>
-          <w:lang w:val="es-CO"/>
-        </w:rPr>
-        <w:t>. La clase controla que solo exista una única instancia del controlador central del MES. Eso se hace con _</w:t>
-      </w:r>
-      <w:proofErr w:type="spellStart"/>
-      <w:r>
-        <w:rPr>
-          <w:lang w:val="es-CO"/>
-        </w:rPr>
-        <w:t>instance</w:t>
-      </w:r>
-      <w:proofErr w:type="spellEnd"/>
-      <w:r>
-        <w:rPr>
-          <w:lang w:val="es-CO"/>
-        </w:rPr>
-        <w:t xml:space="preserve"> y el método __new__(). Además, guarda órdenes planeadas, reportes cerrados y totales globales de producción.</w:t>
-      </w:r>
-    </w:p>
-    <w:p>
-      <w:pPr>
-        <w:rPr>
-          <w:lang w:val="es-CO"/>
-        </w:rPr>
-      </w:pPr>
-      <w:r>
-        <w:rPr>
-          <w:b/>
-          <w:bCs/>
-          <w:lang w:val="es-CO"/>
-        </w:rPr>
-        <w:t>Función en mi proyecto:</w:t>
-      </w:r>
-      <w:r>
-        <w:rPr>
-          <w:lang w:val="es-CO"/>
-        </w:rPr>
-        <w:br/>
-        <w:t xml:space="preserve">Sirve como controlador global del MES. Lo usamos para registrar la planificación, la ejecución y el cierre de la orden. Es importante porque mantiene métricas generales como unidades planeadas, producidas, tiempo de parada y OEE global. En pocas palabras: es el </w:t>
-      </w:r>
+    </w:p>
+    <w:p>
+      <w:pPr>
+        <w:rPr>
+          <w:lang w:val="es-CO"/>
+        </w:rPr>
+      </w:pPr>
       <w:r>
         <w:rPr>
           <w:lang w:val="es-CO"/>
         </w:rPr>
         <w:lastRenderedPageBreak/>
-        <w:t>“cerebro central” que no puede duplicarse, porque si se duplicara, las métricas quedarían inconsistentes.</w:t>
-      </w:r>
-    </w:p>
-    <w:p>
-      <w:pPr>
-        <w:rPr>
-          <w:lang w:val="es-CO"/>
-        </w:rPr>
-      </w:pPr>
-    </w:p>
-    <w:p>
-      <w:pPr>
-        <w:rPr>
-          <w:lang w:val="es-CO"/>
-        </w:rPr>
-      </w:pPr>
-      <w:r>
-        <w:rPr>
-          <w:lang w:val="es-CO"/>
-        </w:rPr>
-        <w:t xml:space="preserve">2.1.1.4. UI </w:t>
-      </w:r>
-    </w:p>
-    <w:p>
-      <w:pPr>
-        <w:rPr>
-          <w:lang w:val="es-CO"/>
-        </w:rPr>
-      </w:pPr>
-      <w:r>
-        <w:rPr>
-          <w:noProof/>
-          <w:lang w:val="es-CO"/>
-        </w:rPr>
         <w:drawing>
-          <wp:inline distT="0" distB="0" distL="0" distR="0" wp14:anchorId="0924FA74" wp14:editId="19D17016">
-            <wp:extent cx="5486400" cy="3716020"/>
-            <wp:effectExtent l="0" t="0" r="0" b="0"/>
-            <wp:docPr id="7" name="Imagen 7"/>
+          <wp:inline distT="0" distB="0" distL="0" distR="0" wp14:anchorId="16EB285B" wp14:editId="6FF5BA4D">
+            <wp:extent cx="5486400" cy="7446645"/>
+            <wp:effectExtent l="0" t="0" r="0" b="1905"/>
+            <wp:docPr id="3" name="Imagen 3"/>
             <wp:cNvGraphicFramePr>
               <a:graphicFrameLocks xmlns:a="http://schemas.openxmlformats.org/drawingml/2006/main" noChangeAspect="1"/>
             </wp:cNvGraphicFramePr>
@@ -2513,7 +2377,7 @@
                   <pic:spPr>
                     <a:xfrm>
                       <a:off x="0" y="0"/>
-                      <a:ext cx="5486400" cy="3716020"/>
+                      <a:ext cx="5486400" cy="7446645"/>
                     </a:xfrm>
                     <a:prstGeom prst="rect">
                       <a:avLst/>
@@ -2525,188 +2389,29 @@
           </wp:inline>
         </w:drawing>
       </w:r>
-    </w:p>
-    <w:p>
-      <w:pPr>
-        <w:rPr>
-          <w:lang w:val="es-CO"/>
-        </w:rPr>
-      </w:pPr>
-    </w:p>
-    <w:p>
-      <w:pPr>
-        <w:rPr>
-          <w:b/>
-          <w:bCs/>
-          <w:lang w:val="es-CO"/>
-        </w:rPr>
-      </w:pPr>
-    </w:p>
-    <w:p>
-      <w:pPr>
-        <w:rPr>
-          <w:b/>
-          <w:bCs/>
-          <w:lang w:val="es-CO"/>
-        </w:rPr>
-      </w:pPr>
-    </w:p>
-    <w:p>
-      <w:pPr>
-        <w:rPr>
-          <w:b/>
-          <w:bCs/>
-          <w:lang w:val="es-CO"/>
-        </w:rPr>
-      </w:pPr>
-    </w:p>
-    <w:p>
-      <w:pPr>
-        <w:rPr>
-          <w:b/>
-          <w:bCs/>
-          <w:lang w:val="es-CO"/>
-        </w:rPr>
-      </w:pPr>
-    </w:p>
-    <w:p>
-      <w:pPr>
-        <w:rPr>
-          <w:b/>
-          <w:bCs/>
-          <w:lang w:val="es-CO"/>
-        </w:rPr>
-      </w:pPr>
-    </w:p>
-    <w:p>
-      <w:pPr>
-        <w:rPr>
-          <w:b/>
-          <w:bCs/>
-          <w:lang w:val="es-CO"/>
-        </w:rPr>
-      </w:pPr>
-    </w:p>
-    <w:p>
-      <w:pPr>
-        <w:rPr>
-          <w:b/>
-          <w:bCs/>
-          <w:lang w:val="es-CO"/>
-        </w:rPr>
-      </w:pPr>
-    </w:p>
-    <w:p>
-      <w:pPr>
-        <w:rPr>
-          <w:b/>
-          <w:bCs/>
-          <w:lang w:val="es-CO"/>
-        </w:rPr>
-      </w:pPr>
-    </w:p>
-    <w:p>
-      <w:pPr>
-        <w:rPr>
-          <w:b/>
-          <w:bCs/>
-          <w:lang w:val="es-CO"/>
-        </w:rPr>
-      </w:pPr>
-    </w:p>
-    <w:p>
-      <w:pPr>
-        <w:rPr>
-          <w:b/>
-          <w:bCs/>
-          <w:lang w:val="es-CO"/>
-        </w:rPr>
-      </w:pPr>
-      <w:r>
-        <w:rPr>
-          <w:b/>
-          <w:bCs/>
+      <w:r>
+        <w:rPr>
+          <w:lang w:val="es-CO"/>
+        </w:rPr>
+        <w:t xml:space="preserve"> </w:t>
+      </w:r>
+    </w:p>
+    <w:p>
+      <w:pPr>
+        <w:rPr>
+          <w:lang w:val="es-CO"/>
+        </w:rPr>
+      </w:pPr>
+      <w:r>
+        <w:rPr>
           <w:lang w:val="es-CO"/>
         </w:rPr>
         <w:lastRenderedPageBreak/>
-        <w:t>2</w:t>
-      </w:r>
-      <w:r>
-        <w:rPr>
-          <w:b/>
-          <w:bCs/>
-          <w:lang w:val="es-CO"/>
-        </w:rPr>
-        <w:t>.1.</w:t>
-      </w:r>
-      <w:r>
-        <w:rPr>
-          <w:b/>
-          <w:bCs/>
-          <w:lang w:val="es-CO"/>
-        </w:rPr>
-        <w:t>2</w:t>
-      </w:r>
-      <w:r>
-        <w:rPr>
-          <w:b/>
-          <w:bCs/>
-          <w:lang w:val="es-CO"/>
-        </w:rPr>
-        <w:t xml:space="preserve">. Factory </w:t>
-      </w:r>
-      <w:proofErr w:type="spellStart"/>
-      <w:r>
-        <w:rPr>
-          <w:b/>
-          <w:bCs/>
-          <w:lang w:val="es-CO"/>
-        </w:rPr>
-        <w:t>Method</w:t>
-      </w:r>
-      <w:proofErr w:type="spellEnd"/>
-    </w:p>
-    <w:p>
-      <w:pPr>
-        <w:rPr>
-          <w:b/>
-          <w:bCs/>
-          <w:lang w:val="es-CO"/>
-        </w:rPr>
-      </w:pPr>
-      <w:r>
-        <w:rPr>
-          <w:b/>
-          <w:bCs/>
-          <w:lang w:val="es-CO"/>
-        </w:rPr>
-        <w:t>2.1.2</w:t>
-      </w:r>
-      <w:r>
-        <w:rPr>
-          <w:b/>
-          <w:bCs/>
-          <w:lang w:val="es-CO"/>
-        </w:rPr>
-        <w:t>.1. Diagrama UML</w:t>
-      </w:r>
-    </w:p>
-    <w:p>
-      <w:pPr>
-        <w:rPr>
-          <w:lang w:val="es-CO"/>
-        </w:rPr>
-      </w:pPr>
-      <w:r>
-        <w:rPr>
-          <w:noProof/>
-          <w:lang w:val="es-CO"/>
-        </w:rPr>
         <w:drawing>
-          <wp:inline distT="0" distB="0" distL="0" distR="0" wp14:anchorId="1503C263" wp14:editId="4D49F546">
-            <wp:extent cx="4331045" cy="2750515"/>
-            <wp:effectExtent l="0" t="0" r="0" b="0"/>
-            <wp:docPr id="24" name="Imagen 24" descr="Diagrama&#10;&#10;El contenido generado por IA puede ser incorrecto."/>
+          <wp:inline distT="0" distB="0" distL="0" distR="0" wp14:anchorId="5D48D1F5" wp14:editId="0D8486B4">
+            <wp:extent cx="5486400" cy="6533515"/>
+            <wp:effectExtent l="0" t="0" r="0" b="635"/>
+            <wp:docPr id="4" name="Imagen 4"/>
             <wp:cNvGraphicFramePr>
               <a:graphicFrameLocks xmlns:a="http://schemas.openxmlformats.org/drawingml/2006/main" noChangeAspect="1"/>
             </wp:cNvGraphicFramePr>
@@ -2714,7 +2419,7 @@
               <a:graphicData uri="http://schemas.openxmlformats.org/drawingml/2006/picture">
                 <pic:pic xmlns:pic="http://schemas.openxmlformats.org/drawingml/2006/picture">
                   <pic:nvPicPr>
-                    <pic:cNvPr id="24" name="Imagen 24" descr="Diagrama&#10;&#10;El contenido generado por IA puede ser incorrecto."/>
+                    <pic:cNvPr id="1" name=""/>
                     <pic:cNvPicPr/>
                   </pic:nvPicPr>
                   <pic:blipFill>
@@ -2726,7 +2431,7 @@
                   <pic:spPr>
                     <a:xfrm>
                       <a:off x="0" y="0"/>
-                      <a:ext cx="4349174" cy="2762028"/>
+                      <a:ext cx="5486400" cy="6533515"/>
                     </a:xfrm>
                     <a:prstGeom prst="rect">
                       <a:avLst/>
@@ -2742,327 +2447,186 @@
     <w:p>
       <w:pPr>
         <w:rPr>
-          <w:b/>
-          <w:bCs/>
-          <w:lang w:val="es-CO"/>
-        </w:rPr>
-      </w:pPr>
-      <w:r>
-        <w:rPr>
-          <w:b/>
-          <w:bCs/>
-          <w:lang w:val="es-CO"/>
-        </w:rPr>
-        <w:t>2.1.2</w:t>
-      </w:r>
-      <w:r>
-        <w:rPr>
-          <w:b/>
-          <w:bCs/>
-          <w:lang w:val="es-CO"/>
-        </w:rPr>
-        <w:t>.2. Código</w:t>
-      </w:r>
-    </w:p>
-    <w:p>
-      <w:pPr>
-        <w:rPr>
-          <w:lang w:val="es-CO"/>
-        </w:rPr>
-      </w:pPr>
-      <w:r>
-        <w:rPr>
-          <w:lang w:val="es-CO"/>
-        </w:rPr>
-        <w:t xml:space="preserve">- </w:t>
-      </w:r>
-      <w:hyperlink r:id="rId18" w:history="1">
-        <w:r>
-          <w:rPr>
-            <w:rStyle w:val="Hipervnculo"/>
-            <w:lang w:val="es-CO"/>
-          </w:rPr>
-          <w:t xml:space="preserve">Factory </w:t>
-        </w:r>
-        <w:proofErr w:type="spellStart"/>
-        <w:r>
-          <w:rPr>
-            <w:rStyle w:val="Hipervnculo"/>
-            <w:lang w:val="es-CO"/>
-          </w:rPr>
-          <w:t>Method</w:t>
-        </w:r>
-        <w:proofErr w:type="spellEnd"/>
-      </w:hyperlink>
-      <w:r>
-        <w:rPr>
-          <w:lang w:val="es-CO"/>
-        </w:rPr>
-        <w:t xml:space="preserve">: </w:t>
+          <w:lang w:val="es-CO"/>
+        </w:rPr>
+      </w:pPr>
+      <w:r>
+        <w:rPr>
+          <w:lang w:val="es-CO"/>
+        </w:rPr>
+        <w:lastRenderedPageBreak/>
+        <w:drawing>
+          <wp:inline distT="0" distB="0" distL="0" distR="0" wp14:anchorId="38E90BAE" wp14:editId="538DD818">
+            <wp:extent cx="5486400" cy="3554095"/>
+            <wp:effectExtent l="0" t="0" r="0" b="8255"/>
+            <wp:docPr id="5" name="Imagen 5"/>
+            <wp:cNvGraphicFramePr>
+              <a:graphicFrameLocks xmlns:a="http://schemas.openxmlformats.org/drawingml/2006/main" noChangeAspect="1"/>
+            </wp:cNvGraphicFramePr>
+            <a:graphic xmlns:a="http://schemas.openxmlformats.org/drawingml/2006/main">
+              <a:graphicData uri="http://schemas.openxmlformats.org/drawingml/2006/picture">
+                <pic:pic xmlns:pic="http://schemas.openxmlformats.org/drawingml/2006/picture">
+                  <pic:nvPicPr>
+                    <pic:cNvPr id="1" name=""/>
+                    <pic:cNvPicPr/>
+                  </pic:nvPicPr>
+                  <pic:blipFill>
+                    <a:blip r:embed="rId18"/>
+                    <a:stretch>
+                      <a:fillRect/>
+                    </a:stretch>
+                  </pic:blipFill>
+                  <pic:spPr>
+                    <a:xfrm>
+                      <a:off x="0" y="0"/>
+                      <a:ext cx="5486400" cy="3554095"/>
+                    </a:xfrm>
+                    <a:prstGeom prst="rect">
+                      <a:avLst/>
+                    </a:prstGeom>
+                  </pic:spPr>
+                </pic:pic>
+              </a:graphicData>
+            </a:graphic>
+          </wp:inline>
+        </w:drawing>
+      </w:r>
+    </w:p>
+    <w:p>
+      <w:pPr>
+        <w:rPr>
+          <w:b/>
+          <w:bCs/>
+          <w:lang w:val="es-CO"/>
+        </w:rPr>
+      </w:pPr>
+      <w:r>
+        <w:rPr>
+          <w:b/>
+          <w:bCs/>
+          <w:lang w:val="es-CO"/>
+        </w:rPr>
+        <w:t>2.1.1.3. Explicación y uso del patrón en mi proyecto.</w:t>
+      </w:r>
+    </w:p>
+    <w:p>
+      <w:pPr>
+        <w:rPr>
+          <w:lang w:val="es-CO"/>
+        </w:rPr>
+      </w:pPr>
+      <w:r>
+        <w:rPr>
+          <w:b/>
+          <w:bCs/>
+          <w:lang w:val="es-CO"/>
+        </w:rPr>
+        <w:t>Explicación del código:</w:t>
+      </w:r>
+      <w:r>
+        <w:rPr>
+          <w:lang w:val="es-CO"/>
+        </w:rPr>
+        <w:br/>
+        <w:t xml:space="preserve">El patrón </w:t>
       </w:r>
       <w:proofErr w:type="spellStart"/>
       <w:r>
         <w:rPr>
           <w:lang w:val="es-CO"/>
         </w:rPr>
-        <w:t>CNCFactory</w:t>
+        <w:t>Singleton</w:t>
       </w:r>
       <w:proofErr w:type="spellEnd"/>
       <w:r>
         <w:rPr>
           <w:lang w:val="es-CO"/>
         </w:rPr>
-        <w:t xml:space="preserve"> y </w:t>
+        <w:t xml:space="preserve"> está en </w:t>
       </w:r>
       <w:proofErr w:type="spellStart"/>
       <w:r>
         <w:rPr>
           <w:lang w:val="es-CO"/>
         </w:rPr>
-        <w:t>RobotFactory</w:t>
+        <w:t>MESController</w:t>
       </w:r>
       <w:proofErr w:type="spellEnd"/>
       <w:r>
         <w:rPr>
           <w:lang w:val="es-CO"/>
         </w:rPr>
-        <w:t xml:space="preserve"> crean maquinas concretas.</w:t>
-      </w:r>
-    </w:p>
-    <w:p>
-      <w:pPr>
-        <w:rPr>
-          <w:b/>
-          <w:bCs/>
-          <w:lang w:val="es-CO"/>
-        </w:rPr>
-      </w:pPr>
-      <w:r>
-        <w:rPr>
-          <w:b/>
-          <w:bCs/>
-          <w:lang w:val="es-CO"/>
-        </w:rPr>
-        <w:t>2.1.2.</w:t>
-      </w:r>
-      <w:r>
-        <w:rPr>
-          <w:b/>
-          <w:bCs/>
-          <w:lang w:val="es-CO"/>
-        </w:rPr>
-        <w:t>3. Explicación y uso del patrón en mi proyecto.</w:t>
-      </w:r>
-    </w:p>
-    <w:p>
-      <w:pPr>
-        <w:rPr>
-          <w:lang w:val="es-CO"/>
-        </w:rPr>
-      </w:pPr>
-      <w:r>
-        <w:rPr>
-          <w:b/>
-          <w:bCs/>
-          <w:lang w:val="es-CO"/>
-        </w:rPr>
-        <w:t>Explicación del código:</w:t>
+        <w:t>. La clase controla que solo exista una única instancia del controlador central del MES. Eso se hace con _</w:t>
+      </w:r>
+      <w:proofErr w:type="spellStart"/>
+      <w:r>
+        <w:rPr>
+          <w:lang w:val="es-CO"/>
+        </w:rPr>
+        <w:t>instance</w:t>
+      </w:r>
+      <w:proofErr w:type="spellEnd"/>
+      <w:r>
+        <w:rPr>
+          <w:lang w:val="es-CO"/>
+        </w:rPr>
+        <w:t xml:space="preserve"> y el método __new_</w:t>
+      </w:r>
+      <w:proofErr w:type="gramStart"/>
+      <w:r>
+        <w:rPr>
+          <w:lang w:val="es-CO"/>
+        </w:rPr>
+        <w:t>_(</w:t>
+      </w:r>
+      <w:proofErr w:type="gramEnd"/>
+      <w:r>
+        <w:rPr>
+          <w:lang w:val="es-CO"/>
+        </w:rPr>
+        <w:t>). Además, guarda órdenes planeadas, reportes cerrados y totales globales de producción.</w:t>
+      </w:r>
+    </w:p>
+    <w:p>
+      <w:pPr>
+        <w:rPr>
+          <w:lang w:val="es-CO"/>
+        </w:rPr>
+      </w:pPr>
+      <w:r>
+        <w:rPr>
+          <w:b/>
+          <w:bCs/>
+          <w:lang w:val="es-CO"/>
+        </w:rPr>
+        <w:t>Función en mi proyecto:</w:t>
       </w:r>
       <w:r>
         <w:rPr>
           <w:lang w:val="es-CO"/>
         </w:rPr>
         <w:br/>
-        <w:t xml:space="preserve">Este patrón define una fábrica abstracta </w:t>
-      </w:r>
-      <w:proofErr w:type="spellStart"/>
-      <w:r>
-        <w:rPr>
-          <w:lang w:val="es-CO"/>
-        </w:rPr>
-        <w:t>MachineFactory</w:t>
-      </w:r>
-      <w:proofErr w:type="spellEnd"/>
-      <w:r>
-        <w:rPr>
-          <w:lang w:val="es-CO"/>
-        </w:rPr>
-        <w:t xml:space="preserve"> con el método </w:t>
-      </w:r>
-      <w:proofErr w:type="spellStart"/>
-      <w:r>
-        <w:rPr>
-          <w:lang w:val="es-CO"/>
-        </w:rPr>
-        <w:t>create_machine</w:t>
-      </w:r>
-      <w:proofErr w:type="spellEnd"/>
-      <w:r>
-        <w:rPr>
-          <w:lang w:val="es-CO"/>
-        </w:rPr>
-        <w:t xml:space="preserve">(). Luego </w:t>
-      </w:r>
-      <w:proofErr w:type="spellStart"/>
-      <w:r>
-        <w:rPr>
-          <w:lang w:val="es-CO"/>
-        </w:rPr>
-        <w:t>CNCFactory</w:t>
-      </w:r>
-      <w:proofErr w:type="spellEnd"/>
-      <w:r>
-        <w:rPr>
-          <w:lang w:val="es-CO"/>
-        </w:rPr>
-        <w:t xml:space="preserve"> crea una </w:t>
-      </w:r>
-      <w:proofErr w:type="spellStart"/>
-      <w:r>
-        <w:rPr>
-          <w:lang w:val="es-CO"/>
-        </w:rPr>
-        <w:t>CNCMachine</w:t>
-      </w:r>
-      <w:proofErr w:type="spellEnd"/>
-      <w:r>
-        <w:rPr>
-          <w:lang w:val="es-CO"/>
-        </w:rPr>
-        <w:t xml:space="preserve"> y </w:t>
-      </w:r>
-      <w:proofErr w:type="spellStart"/>
-      <w:r>
-        <w:rPr>
-          <w:lang w:val="es-CO"/>
-        </w:rPr>
-        <w:t>RobotFactory</w:t>
-      </w:r>
-      <w:proofErr w:type="spellEnd"/>
-      <w:r>
-        <w:rPr>
-          <w:lang w:val="es-CO"/>
-        </w:rPr>
-        <w:t xml:space="preserve"> crea una </w:t>
-      </w:r>
-      <w:proofErr w:type="spellStart"/>
-      <w:r>
-        <w:rPr>
-          <w:lang w:val="es-CO"/>
-        </w:rPr>
-        <w:t>RobotMachine</w:t>
-      </w:r>
-      <w:proofErr w:type="spellEnd"/>
-      <w:r>
-        <w:rPr>
-          <w:lang w:val="es-CO"/>
-        </w:rPr>
-        <w:t xml:space="preserve">. Cada máquina tiene sus propios métodos </w:t>
-      </w:r>
-      <w:proofErr w:type="spellStart"/>
-      <w:r>
-        <w:rPr>
-          <w:lang w:val="es-CO"/>
-        </w:rPr>
-        <w:t>start</w:t>
-      </w:r>
-      <w:proofErr w:type="spellEnd"/>
-      <w:r>
-        <w:rPr>
-          <w:lang w:val="es-CO"/>
-        </w:rPr>
-        <w:t>() y produce().</w:t>
-      </w:r>
-    </w:p>
-    <w:p>
-      <w:pPr>
-        <w:rPr>
-          <w:lang w:val="es-CO"/>
-        </w:rPr>
-      </w:pPr>
-      <w:r>
-        <w:rPr>
-          <w:b/>
-          <w:bCs/>
-          <w:lang w:val="es-CO"/>
-        </w:rPr>
-        <w:t xml:space="preserve">Función en </w:t>
-      </w:r>
-      <w:r>
-        <w:rPr>
-          <w:b/>
-          <w:bCs/>
-          <w:lang w:val="es-CO"/>
-        </w:rPr>
-        <w:t xml:space="preserve">mi </w:t>
-      </w:r>
-      <w:r>
-        <w:rPr>
-          <w:b/>
-          <w:bCs/>
-          <w:lang w:val="es-CO"/>
-        </w:rPr>
-        <w:t>proyecto:</w:t>
-      </w:r>
-      <w:r>
-        <w:rPr>
-          <w:lang w:val="es-CO"/>
-        </w:rPr>
-        <w:br/>
-        <w:t xml:space="preserve">Sirve para crear la máquina correcta según el tipo de orden: CNC o robot. Así el sistema no crea máquinas directamente con </w:t>
-      </w:r>
-      <w:proofErr w:type="spellStart"/>
-      <w:r>
-        <w:rPr>
-          <w:lang w:val="es-CO"/>
-        </w:rPr>
-        <w:t>CNCMachine</w:t>
-      </w:r>
-      <w:proofErr w:type="spellEnd"/>
-      <w:r>
-        <w:rPr>
-          <w:lang w:val="es-CO"/>
-        </w:rPr>
-        <w:t xml:space="preserve">() o </w:t>
-      </w:r>
-      <w:proofErr w:type="spellStart"/>
-      <w:r>
-        <w:rPr>
-          <w:lang w:val="es-CO"/>
-        </w:rPr>
-        <w:t>RobotMachine</w:t>
-      </w:r>
-      <w:proofErr w:type="spellEnd"/>
-      <w:r>
-        <w:rPr>
-          <w:lang w:val="es-CO"/>
-        </w:rPr>
-        <w:t>() en todas partes, sino que delega esa responsabilidad a una fábrica. Esto permite cambiar o agregar nuevas máquinas sin dañar el flujo principal.</w:t>
-      </w:r>
-    </w:p>
-    <w:p>
-      <w:pPr>
-        <w:rPr>
-          <w:b/>
-          <w:bCs/>
-          <w:lang w:val="es-CO"/>
-        </w:rPr>
-      </w:pPr>
-      <w:r>
-        <w:rPr>
-          <w:b/>
-          <w:bCs/>
-          <w:lang w:val="es-CO"/>
-        </w:rPr>
-        <w:t>2.1.2.</w:t>
-      </w:r>
-      <w:r>
-        <w:rPr>
-          <w:b/>
-          <w:bCs/>
-          <w:lang w:val="es-CO"/>
-        </w:rPr>
-        <w:t xml:space="preserve">4. UI </w:t>
+        <w:t>Sirve como controlador global del MES. Lo usamos para registrar la planificación, la ejecución y el cierre de la orden. Es importante porque mantiene métricas generales como unidades planeadas, producidas, tiempo de parada y OEE global. En pocas palabras: es el “cerebro central” que no puede duplicarse, porque si se duplicara, las métricas quedarían inconsistentes.</w:t>
+      </w:r>
+    </w:p>
+    <w:p>
+      <w:pPr>
+        <w:rPr>
+          <w:lang w:val="es-CO"/>
+        </w:rPr>
+      </w:pPr>
+    </w:p>
+    <w:p>
+      <w:pPr>
+        <w:rPr>
+          <w:lang w:val="es-CO"/>
+        </w:rPr>
+      </w:pPr>
+      <w:r>
+        <w:rPr>
+          <w:lang w:val="es-CO"/>
+        </w:rPr>
+        <w:t xml:space="preserve">2.1.1.4. UI </w:t>
       </w:r>
     </w:p>
     <w:p>
@@ -3076,11 +2640,12 @@
           <w:noProof/>
           <w:lang w:val="es-CO"/>
         </w:rPr>
+        <w:lastRenderedPageBreak/>
         <w:drawing>
-          <wp:inline distT="0" distB="0" distL="0" distR="0" wp14:anchorId="3BFD85CA" wp14:editId="79794270">
-            <wp:extent cx="4608576" cy="1331366"/>
-            <wp:effectExtent l="0" t="0" r="1905" b="2540"/>
-            <wp:docPr id="8" name="Imagen 8"/>
+          <wp:inline distT="0" distB="0" distL="0" distR="0" wp14:anchorId="0924FA74" wp14:editId="19D17016">
+            <wp:extent cx="5486400" cy="3716020"/>
+            <wp:effectExtent l="0" t="0" r="0" b="0"/>
+            <wp:docPr id="7" name="Imagen 7"/>
             <wp:cNvGraphicFramePr>
               <a:graphicFrameLocks xmlns:a="http://schemas.openxmlformats.org/drawingml/2006/main" noChangeAspect="1"/>
             </wp:cNvGraphicFramePr>
@@ -3100,7 +2665,7 @@
                   <pic:spPr>
                     <a:xfrm>
                       <a:off x="0" y="0"/>
-                      <a:ext cx="4622949" cy="1335518"/>
+                      <a:ext cx="5486400" cy="3716020"/>
                     </a:xfrm>
                     <a:prstGeom prst="rect">
                       <a:avLst/>
@@ -3116,18 +2681,42 @@
     <w:p>
       <w:pPr>
         <w:rPr>
-          <w:b/>
-          <w:bCs/>
-          <w:lang w:val="es-CO"/>
-        </w:rPr>
-      </w:pPr>
-      <w:r>
-        <w:rPr>
-          <w:b/>
-          <w:bCs/>
-          <w:lang w:val="es-CO"/>
-        </w:rPr>
-        <w:lastRenderedPageBreak/>
+          <w:lang w:val="es-CO"/>
+        </w:rPr>
+      </w:pPr>
+    </w:p>
+    <w:p>
+      <w:pPr>
+        <w:rPr>
+          <w:b/>
+          <w:bCs/>
+          <w:lang w:val="es-CO"/>
+        </w:rPr>
+      </w:pPr>
+    </w:p>
+    <w:p>
+      <w:pPr>
+        <w:rPr>
+          <w:b/>
+          <w:bCs/>
+          <w:lang w:val="es-CO"/>
+        </w:rPr>
+      </w:pPr>
+    </w:p>
+    <w:p>
+      <w:pPr>
+        <w:rPr>
+          <w:b/>
+          <w:bCs/>
+          <w:lang w:val="es-CO"/>
+        </w:rPr>
+      </w:pPr>
+      <w:r>
+        <w:rPr>
+          <w:b/>
+          <w:bCs/>
+          <w:lang w:val="es-CO"/>
+        </w:rPr>
         <w:t>2</w:t>
       </w:r>
       <w:r>
@@ -3144,15 +2733,15 @@
           <w:bCs/>
           <w:lang w:val="es-CO"/>
         </w:rPr>
-        <w:t>3</w:t>
-      </w:r>
-      <w:r>
-        <w:rPr>
-          <w:b/>
-          <w:bCs/>
-          <w:lang w:val="es-CO"/>
-        </w:rPr>
-        <w:t xml:space="preserve">. </w:t>
+        <w:t>2</w:t>
+      </w:r>
+      <w:r>
+        <w:rPr>
+          <w:b/>
+          <w:bCs/>
+          <w:lang w:val="es-CO"/>
+        </w:rPr>
+        <w:t xml:space="preserve">. Factory </w:t>
       </w:r>
       <w:proofErr w:type="spellStart"/>
       <w:r>
@@ -3161,49 +2750,25 @@
           <w:bCs/>
           <w:lang w:val="es-CO"/>
         </w:rPr>
-        <w:t>Abstract</w:t>
+        <w:t>Method</w:t>
       </w:r>
       <w:proofErr w:type="spellEnd"/>
-      <w:r>
-        <w:rPr>
-          <w:b/>
-          <w:bCs/>
-          <w:lang w:val="es-CO"/>
-        </w:rPr>
-        <w:t xml:space="preserve"> Factory</w:t>
-      </w:r>
-    </w:p>
-    <w:p>
-      <w:pPr>
-        <w:rPr>
-          <w:b/>
-          <w:bCs/>
-          <w:lang w:val="es-CO"/>
-        </w:rPr>
-      </w:pPr>
-      <w:r>
-        <w:rPr>
-          <w:b/>
-          <w:bCs/>
-          <w:lang w:val="es-CO"/>
-        </w:rPr>
-        <w:t>2</w:t>
-      </w:r>
-      <w:r>
-        <w:rPr>
-          <w:b/>
-          <w:bCs/>
-          <w:lang w:val="es-CO"/>
-        </w:rPr>
-        <w:t>.1.</w:t>
-      </w:r>
-      <w:r>
-        <w:rPr>
-          <w:b/>
-          <w:bCs/>
-          <w:lang w:val="es-CO"/>
-        </w:rPr>
-        <w:t>3</w:t>
+    </w:p>
+    <w:p>
+      <w:pPr>
+        <w:rPr>
+          <w:b/>
+          <w:bCs/>
+          <w:lang w:val="es-CO"/>
+        </w:rPr>
+      </w:pPr>
+      <w:r>
+        <w:rPr>
+          <w:b/>
+          <w:bCs/>
+          <w:lang w:val="es-CO"/>
+        </w:rPr>
+        <w:t>2.1.2</w:t>
       </w:r>
       <w:r>
         <w:rPr>
@@ -3226,10 +2791,10 @@
           <w:lang w:val="es-CO"/>
         </w:rPr>
         <w:drawing>
-          <wp:inline distT="0" distB="0" distL="0" distR="0" wp14:anchorId="42631A47" wp14:editId="7540EBE9">
-            <wp:extent cx="4923130" cy="2957867"/>
+          <wp:inline distT="0" distB="0" distL="0" distR="0" wp14:anchorId="1503C263" wp14:editId="4D49F546">
+            <wp:extent cx="4331045" cy="2750515"/>
             <wp:effectExtent l="0" t="0" r="0" b="0"/>
-            <wp:docPr id="25" name="Imagen 25" descr="Diagrama&#10;&#10;El contenido generado por IA puede ser incorrecto."/>
+            <wp:docPr id="24" name="Imagen 24" descr="Diagrama&#10;&#10;El contenido generado por IA puede ser incorrecto."/>
             <wp:cNvGraphicFramePr>
               <a:graphicFrameLocks xmlns:a="http://schemas.openxmlformats.org/drawingml/2006/main" noChangeAspect="1"/>
             </wp:cNvGraphicFramePr>
@@ -3237,7 +2802,7 @@
               <a:graphicData uri="http://schemas.openxmlformats.org/drawingml/2006/picture">
                 <pic:pic xmlns:pic="http://schemas.openxmlformats.org/drawingml/2006/picture">
                   <pic:nvPicPr>
-                    <pic:cNvPr id="25" name="Imagen 25" descr="Diagrama&#10;&#10;El contenido generado por IA puede ser incorrecto."/>
+                    <pic:cNvPr id="24" name="Imagen 24" descr="Diagrama&#10;&#10;El contenido generado por IA puede ser incorrecto."/>
                     <pic:cNvPicPr/>
                   </pic:nvPicPr>
                   <pic:blipFill>
@@ -3249,7 +2814,7 @@
                   <pic:spPr>
                     <a:xfrm>
                       <a:off x="0" y="0"/>
-                      <a:ext cx="4929254" cy="2961546"/>
+                      <a:ext cx="4349174" cy="2762028"/>
                     </a:xfrm>
                     <a:prstGeom prst="rect">
                       <a:avLst/>
@@ -3276,23 +2841,8 @@
           <w:bCs/>
           <w:lang w:val="es-CO"/>
         </w:rPr>
-        <w:t>2</w:t>
-      </w:r>
-      <w:r>
-        <w:rPr>
-          <w:b/>
-          <w:bCs/>
-          <w:lang w:val="es-CO"/>
-        </w:rPr>
-        <w:t>.1.</w:t>
-      </w:r>
-      <w:r>
-        <w:rPr>
-          <w:b/>
-          <w:bCs/>
-          <w:lang w:val="es-CO"/>
-        </w:rPr>
-        <w:t>3</w:t>
+        <w:lastRenderedPageBreak/>
+        <w:t>2.1.2</w:t>
       </w:r>
       <w:r>
         <w:rPr>
@@ -3316,97 +2866,81 @@
         <w:t xml:space="preserve">- </w:t>
       </w:r>
       <w:hyperlink r:id="rId21" w:history="1">
+        <w:r>
+          <w:rPr>
+            <w:rStyle w:val="Hipervnculo"/>
+            <w:lang w:val="es-CO"/>
+          </w:rPr>
+          <w:t xml:space="preserve">Factory </w:t>
+        </w:r>
         <w:proofErr w:type="spellStart"/>
         <w:r>
           <w:rPr>
             <w:rStyle w:val="Hipervnculo"/>
             <w:lang w:val="es-CO"/>
           </w:rPr>
-          <w:t>Abstract</w:t>
+          <w:t>Method</w:t>
         </w:r>
         <w:proofErr w:type="spellEnd"/>
-        <w:r>
-          <w:rPr>
-            <w:rStyle w:val="Hipervnculo"/>
-            <w:lang w:val="es-CO"/>
-          </w:rPr>
-          <w:t xml:space="preserve"> Factory</w:t>
-        </w:r>
       </w:hyperlink>
       <w:r>
         <w:rPr>
           <w:lang w:val="es-CO"/>
         </w:rPr>
-        <w:t xml:space="preserve">: familias de </w:t>
+        <w:t xml:space="preserve">: </w:t>
       </w:r>
       <w:proofErr w:type="spellStart"/>
       <w:r>
         <w:rPr>
           <w:lang w:val="es-CO"/>
         </w:rPr>
-        <w:t>linea</w:t>
+        <w:t>CNCFactory</w:t>
       </w:r>
       <w:proofErr w:type="spellEnd"/>
       <w:r>
         <w:rPr>
           <w:lang w:val="es-CO"/>
         </w:rPr>
-        <w:t xml:space="preserve"> compatibles (</w:t>
+        <w:t xml:space="preserve"> y </w:t>
       </w:r>
       <w:proofErr w:type="spellStart"/>
       <w:r>
         <w:rPr>
           <w:lang w:val="es-CO"/>
         </w:rPr>
-        <w:t>automatic</w:t>
+        <w:t>RobotFactory</w:t>
       </w:r>
       <w:proofErr w:type="spellEnd"/>
       <w:r>
         <w:rPr>
           <w:lang w:val="es-CO"/>
         </w:rPr>
-        <w:t>/manual).</w:t>
-      </w:r>
-    </w:p>
-    <w:p>
-      <w:pPr>
-        <w:rPr>
-          <w:b/>
-          <w:bCs/>
-          <w:lang w:val="es-CO"/>
-        </w:rPr>
-      </w:pPr>
-      <w:r>
-        <w:rPr>
-          <w:b/>
-          <w:bCs/>
-          <w:lang w:val="es-CO"/>
-        </w:rPr>
-        <w:t>2</w:t>
-      </w:r>
-      <w:r>
-        <w:rPr>
-          <w:b/>
-          <w:bCs/>
-          <w:lang w:val="es-CO"/>
-        </w:rPr>
-        <w:t>.1.</w:t>
-      </w:r>
-      <w:r>
-        <w:rPr>
-          <w:b/>
-          <w:bCs/>
-          <w:lang w:val="es-CO"/>
-        </w:rPr>
-        <w:t>3</w:t>
-      </w:r>
-      <w:r>
-        <w:rPr>
-          <w:b/>
-          <w:bCs/>
-          <w:lang w:val="es-CO"/>
-        </w:rPr>
-        <w:t>.3. Explicación y uso del patrón en mi proyecto.</w:t>
+        <w:t xml:space="preserve"> crean maquinas concretas.</w:t>
+      </w:r>
+    </w:p>
+    <w:p>
+      <w:pPr>
+        <w:rPr>
+          <w:b/>
+          <w:bCs/>
+          <w:lang w:val="es-CO"/>
+        </w:rPr>
+      </w:pPr>
+      <w:r>
+        <w:rPr>
+          <w:b/>
+          <w:bCs/>
+          <w:lang w:val="es-CO"/>
+        </w:rPr>
+        <w:t>2.1.2.</w:t>
+      </w:r>
+      <w:r>
+        <w:rPr>
+          <w:b/>
+          <w:bCs/>
+          <w:lang w:val="es-CO"/>
+        </w:rPr>
+        <w:t>3. Explicación y uso del patrón en mi proyecto.</w:t>
       </w:r>
     </w:p>
     <w:p>
@@ -3428,168 +2962,226 @@
           <w:lang w:val="es-CO"/>
         </w:rPr>
         <w:br/>
-        <w:t xml:space="preserve">Este patrón crea </w:t>
-      </w:r>
-      <w:r>
-        <w:rPr>
-          <w:b/>
-          <w:bCs/>
-          <w:lang w:val="es-CO"/>
-        </w:rPr>
-        <w:t>familias completas de objetos compatibles</w:t>
-      </w:r>
-      <w:r>
-        <w:rPr>
-          <w:lang w:val="es-CO"/>
-        </w:rPr>
-        <w:t xml:space="preserve">. La fábrica abstracta </w:t>
+        <w:t xml:space="preserve">Este patrón define una fábrica abstracta </w:t>
       </w:r>
       <w:proofErr w:type="spellStart"/>
       <w:r>
         <w:rPr>
           <w:lang w:val="es-CO"/>
         </w:rPr>
-        <w:t>ProductionLineFactory</w:t>
+        <w:t>MachineFactory</w:t>
       </w:r>
       <w:proofErr w:type="spellEnd"/>
       <w:r>
         <w:rPr>
           <w:lang w:val="es-CO"/>
         </w:rPr>
-        <w:t xml:space="preserve"> define </w:t>
+        <w:t xml:space="preserve"> con el método </w:t>
       </w:r>
       <w:proofErr w:type="spellStart"/>
       <w:r>
         <w:rPr>
           <w:lang w:val="es-CO"/>
         </w:rPr>
-        <w:t>create_machine</w:t>
+        <w:t>create_</w:t>
+      </w:r>
+      <w:proofErr w:type="gramStart"/>
+      <w:r>
+        <w:rPr>
+          <w:lang w:val="es-CO"/>
+        </w:rPr>
+        <w:t>machine</w:t>
       </w:r>
       <w:proofErr w:type="spellEnd"/>
       <w:r>
         <w:rPr>
           <w:lang w:val="es-CO"/>
         </w:rPr>
-        <w:t xml:space="preserve">() y </w:t>
+        <w:t>(</w:t>
+      </w:r>
+      <w:proofErr w:type="gramEnd"/>
+      <w:r>
+        <w:rPr>
+          <w:lang w:val="es-CO"/>
+        </w:rPr>
+        <w:t xml:space="preserve">). Luego </w:t>
       </w:r>
       <w:proofErr w:type="spellStart"/>
       <w:r>
         <w:rPr>
           <w:lang w:val="es-CO"/>
         </w:rPr>
-        <w:t>create_robot</w:t>
+        <w:t>CNCFactory</w:t>
       </w:r>
       <w:proofErr w:type="spellEnd"/>
       <w:r>
         <w:rPr>
           <w:lang w:val="es-CO"/>
         </w:rPr>
-        <w:t xml:space="preserve">(). Luego </w:t>
+        <w:t xml:space="preserve"> crea una </w:t>
       </w:r>
       <w:proofErr w:type="spellStart"/>
       <w:r>
         <w:rPr>
           <w:lang w:val="es-CO"/>
         </w:rPr>
-        <w:t>AutomaticLineFactory</w:t>
+        <w:t>CNCMachine</w:t>
       </w:r>
       <w:proofErr w:type="spellEnd"/>
       <w:r>
         <w:rPr>
           <w:lang w:val="es-CO"/>
         </w:rPr>
-        <w:t xml:space="preserve"> crea una máquina CNC con robot industrial, mientras que </w:t>
+        <w:t xml:space="preserve"> y </w:t>
       </w:r>
       <w:proofErr w:type="spellStart"/>
       <w:r>
         <w:rPr>
           <w:lang w:val="es-CO"/>
         </w:rPr>
-        <w:t>ManualLineFactory</w:t>
+        <w:t>RobotFactory</w:t>
       </w:r>
       <w:proofErr w:type="spellEnd"/>
       <w:r>
         <w:rPr>
           <w:lang w:val="es-CO"/>
         </w:rPr>
-        <w:t xml:space="preserve"> crea una máquina manual con operador humano.</w:t>
-      </w:r>
-    </w:p>
-    <w:p>
-      <w:pPr>
-        <w:rPr>
-          <w:lang w:val="es-CO"/>
-        </w:rPr>
-      </w:pPr>
-      <w:r>
-        <w:rPr>
-          <w:b/>
-          <w:bCs/>
-          <w:lang w:val="es-CO"/>
-        </w:rPr>
-        <w:t>Función en mi proyecto:</w:t>
+        <w:t xml:space="preserve"> crea una </w:t>
+      </w:r>
+      <w:proofErr w:type="spellStart"/>
+      <w:r>
+        <w:rPr>
+          <w:lang w:val="es-CO"/>
+        </w:rPr>
+        <w:t>RobotMachine</w:t>
+      </w:r>
+      <w:proofErr w:type="spellEnd"/>
+      <w:r>
+        <w:rPr>
+          <w:lang w:val="es-CO"/>
+        </w:rPr>
+        <w:t xml:space="preserve">. Cada máquina tiene sus propios métodos </w:t>
+      </w:r>
+      <w:proofErr w:type="spellStart"/>
+      <w:proofErr w:type="gramStart"/>
+      <w:r>
+        <w:rPr>
+          <w:lang w:val="es-CO"/>
+        </w:rPr>
+        <w:t>start</w:t>
+      </w:r>
+      <w:proofErr w:type="spellEnd"/>
+      <w:r>
+        <w:rPr>
+          <w:lang w:val="es-CO"/>
+        </w:rPr>
+        <w:t>(</w:t>
+      </w:r>
+      <w:proofErr w:type="gramEnd"/>
+      <w:r>
+        <w:rPr>
+          <w:lang w:val="es-CO"/>
+        </w:rPr>
+        <w:t>) y produce().</w:t>
+      </w:r>
+    </w:p>
+    <w:p>
+      <w:pPr>
+        <w:rPr>
+          <w:lang w:val="es-CO"/>
+        </w:rPr>
+      </w:pPr>
+      <w:r>
+        <w:rPr>
+          <w:b/>
+          <w:bCs/>
+          <w:lang w:val="es-CO"/>
+        </w:rPr>
+        <w:t xml:space="preserve">Función en </w:t>
+      </w:r>
+      <w:r>
+        <w:rPr>
+          <w:b/>
+          <w:bCs/>
+          <w:lang w:val="es-CO"/>
+        </w:rPr>
+        <w:t xml:space="preserve">mi </w:t>
+      </w:r>
+      <w:r>
+        <w:rPr>
+          <w:b/>
+          <w:bCs/>
+          <w:lang w:val="es-CO"/>
+        </w:rPr>
+        <w:t>proyecto:</w:t>
       </w:r>
       <w:r>
         <w:rPr>
           <w:lang w:val="es-CO"/>
         </w:rPr>
         <w:br/>
-        <w:t xml:space="preserve">Se usa para crear una </w:t>
-      </w:r>
-      <w:r>
-        <w:rPr>
-          <w:b/>
-          <w:bCs/>
-          <w:lang w:val="es-CO"/>
-        </w:rPr>
-        <w:t>familia de línea de producción coherente</w:t>
-      </w:r>
-      <w:r>
-        <w:rPr>
-          <w:lang w:val="es-CO"/>
-        </w:rPr>
-        <w:t>. Si la línea es automática, se crea máquina CNC + robot. Si es manual, se crea máquina manual + operador. Esto evita combinar elementos incompatibles, como una línea manual con un robot industrial por accidente.</w:t>
-      </w:r>
-    </w:p>
-    <w:p>
-      <w:pPr>
-        <w:rPr>
-          <w:b/>
-          <w:bCs/>
-          <w:lang w:val="es-CO"/>
-        </w:rPr>
-      </w:pPr>
-      <w:r>
-        <w:rPr>
-          <w:b/>
-          <w:bCs/>
-          <w:lang w:val="es-CO"/>
-        </w:rPr>
-        <w:t>2</w:t>
-      </w:r>
-      <w:r>
-        <w:rPr>
-          <w:b/>
-          <w:bCs/>
-          <w:lang w:val="es-CO"/>
-        </w:rPr>
-        <w:t>.1.</w:t>
-      </w:r>
-      <w:r>
-        <w:rPr>
-          <w:b/>
-          <w:bCs/>
-          <w:lang w:val="es-CO"/>
-        </w:rPr>
-        <w:t>3</w:t>
-      </w:r>
-      <w:r>
-        <w:rPr>
-          <w:b/>
-          <w:bCs/>
-          <w:lang w:val="es-CO"/>
-        </w:rPr>
-        <w:t xml:space="preserve">.4. UI </w:t>
+        <w:t xml:space="preserve">Sirve para crear la máquina correcta según el tipo de orden: CNC o robot. Así el sistema no crea máquinas directamente con </w:t>
+      </w:r>
+      <w:proofErr w:type="spellStart"/>
+      <w:proofErr w:type="gramStart"/>
+      <w:r>
+        <w:rPr>
+          <w:lang w:val="es-CO"/>
+        </w:rPr>
+        <w:t>CNCMachine</w:t>
+      </w:r>
+      <w:proofErr w:type="spellEnd"/>
+      <w:r>
+        <w:rPr>
+          <w:lang w:val="es-CO"/>
+        </w:rPr>
+        <w:t>(</w:t>
+      </w:r>
+      <w:proofErr w:type="gramEnd"/>
+      <w:r>
+        <w:rPr>
+          <w:lang w:val="es-CO"/>
+        </w:rPr>
+        <w:t xml:space="preserve">) o </w:t>
+      </w:r>
+      <w:proofErr w:type="spellStart"/>
+      <w:r>
+        <w:rPr>
+          <w:lang w:val="es-CO"/>
+        </w:rPr>
+        <w:t>RobotMachine</w:t>
+      </w:r>
+      <w:proofErr w:type="spellEnd"/>
+      <w:r>
+        <w:rPr>
+          <w:lang w:val="es-CO"/>
+        </w:rPr>
+        <w:t>() en todas partes, sino que delega esa responsabilidad a una fábrica. Esto permite cambiar o agregar nuevas máquinas sin dañar el flujo principal.</w:t>
+      </w:r>
+    </w:p>
+    <w:p>
+      <w:pPr>
+        <w:rPr>
+          <w:b/>
+          <w:bCs/>
+          <w:lang w:val="es-CO"/>
+        </w:rPr>
+      </w:pPr>
+      <w:r>
+        <w:rPr>
+          <w:b/>
+          <w:bCs/>
+          <w:lang w:val="es-CO"/>
+        </w:rPr>
+        <w:t>2.1.2.</w:t>
+      </w:r>
+      <w:r>
+        <w:rPr>
+          <w:b/>
+          <w:bCs/>
+          <w:lang w:val="es-CO"/>
+        </w:rPr>
+        <w:t xml:space="preserve">4. UI </w:t>
       </w:r>
     </w:p>
     <w:p>
@@ -3604,10 +3196,10 @@
           <w:lang w:val="es-CO"/>
         </w:rPr>
         <w:drawing>
-          <wp:inline distT="0" distB="0" distL="0" distR="0" wp14:anchorId="42A7DCCE" wp14:editId="01D54D77">
-            <wp:extent cx="3110574" cy="1075335"/>
-            <wp:effectExtent l="0" t="0" r="0" b="0"/>
-            <wp:docPr id="9" name="Imagen 9"/>
+          <wp:inline distT="0" distB="0" distL="0" distR="0" wp14:anchorId="3BFD85CA" wp14:editId="79794270">
+            <wp:extent cx="4608576" cy="1331366"/>
+            <wp:effectExtent l="0" t="0" r="1905" b="2540"/>
+            <wp:docPr id="8" name="Imagen 8"/>
             <wp:cNvGraphicFramePr>
               <a:graphicFrameLocks xmlns:a="http://schemas.openxmlformats.org/drawingml/2006/main" noChangeAspect="1"/>
             </wp:cNvGraphicFramePr>
@@ -3627,7 +3219,7 @@
                   <pic:spPr>
                     <a:xfrm>
                       <a:off x="0" y="0"/>
-                      <a:ext cx="3159313" cy="1092184"/>
+                      <a:ext cx="4622949" cy="1335518"/>
                     </a:xfrm>
                     <a:prstGeom prst="rect">
                       <a:avLst/>
@@ -3648,6 +3240,105 @@
           <w:lang w:val="es-CO"/>
         </w:rPr>
       </w:pPr>
+    </w:p>
+    <w:p>
+      <w:pPr>
+        <w:rPr>
+          <w:b/>
+          <w:bCs/>
+          <w:lang w:val="es-CO"/>
+        </w:rPr>
+      </w:pPr>
+    </w:p>
+    <w:p>
+      <w:pPr>
+        <w:rPr>
+          <w:b/>
+          <w:bCs/>
+          <w:lang w:val="es-CO"/>
+        </w:rPr>
+      </w:pPr>
+    </w:p>
+    <w:p>
+      <w:pPr>
+        <w:rPr>
+          <w:b/>
+          <w:bCs/>
+          <w:lang w:val="es-CO"/>
+        </w:rPr>
+      </w:pPr>
+    </w:p>
+    <w:p>
+      <w:pPr>
+        <w:rPr>
+          <w:b/>
+          <w:bCs/>
+          <w:lang w:val="es-CO"/>
+        </w:rPr>
+      </w:pPr>
+    </w:p>
+    <w:p>
+      <w:pPr>
+        <w:rPr>
+          <w:b/>
+          <w:bCs/>
+          <w:lang w:val="es-CO"/>
+        </w:rPr>
+      </w:pPr>
+    </w:p>
+    <w:p>
+      <w:pPr>
+        <w:rPr>
+          <w:b/>
+          <w:bCs/>
+          <w:lang w:val="es-CO"/>
+        </w:rPr>
+      </w:pPr>
+    </w:p>
+    <w:p>
+      <w:pPr>
+        <w:rPr>
+          <w:b/>
+          <w:bCs/>
+          <w:lang w:val="es-CO"/>
+        </w:rPr>
+      </w:pPr>
+    </w:p>
+    <w:p>
+      <w:pPr>
+        <w:rPr>
+          <w:b/>
+          <w:bCs/>
+          <w:lang w:val="es-CO"/>
+        </w:rPr>
+      </w:pPr>
+    </w:p>
+    <w:p>
+      <w:pPr>
+        <w:rPr>
+          <w:b/>
+          <w:bCs/>
+          <w:lang w:val="es-CO"/>
+        </w:rPr>
+      </w:pPr>
+    </w:p>
+    <w:p>
+      <w:pPr>
+        <w:rPr>
+          <w:b/>
+          <w:bCs/>
+          <w:lang w:val="es-CO"/>
+        </w:rPr>
+      </w:pPr>
+    </w:p>
+    <w:p>
+      <w:pPr>
+        <w:rPr>
+          <w:b/>
+          <w:bCs/>
+          <w:lang w:val="es-CO"/>
+        </w:rPr>
+      </w:pPr>
       <w:r>
         <w:rPr>
           <w:b/>
@@ -3671,7 +3362,7 @@
           <w:bCs/>
           <w:lang w:val="es-CO"/>
         </w:rPr>
-        <w:t>4</w:t>
+        <w:t>3</w:t>
       </w:r>
       <w:r>
         <w:rPr>
@@ -3688,9 +3379,17 @@
           <w:bCs/>
           <w:lang w:val="es-CO"/>
         </w:rPr>
-        <w:t>Builder</w:t>
+        <w:t>Abstract</w:t>
       </w:r>
       <w:proofErr w:type="spellEnd"/>
+      <w:r>
+        <w:rPr>
+          <w:b/>
+          <w:bCs/>
+          <w:lang w:val="es-CO"/>
+        </w:rPr>
+        <w:t xml:space="preserve"> Factory</w:t>
+      </w:r>
     </w:p>
     <w:p>
       <w:pPr>
@@ -3722,15 +3421,15 @@
           <w:bCs/>
           <w:lang w:val="es-CO"/>
         </w:rPr>
-        <w:t>4.</w:t>
-      </w:r>
-      <w:r>
-        <w:rPr>
-          <w:b/>
-          <w:bCs/>
-          <w:lang w:val="es-CO"/>
-        </w:rPr>
-        <w:t>1. Diagrama UML</w:t>
+        <w:t>3</w:t>
+      </w:r>
+      <w:r>
+        <w:rPr>
+          <w:b/>
+          <w:bCs/>
+          <w:lang w:val="es-CO"/>
+        </w:rPr>
+        <w:t>.1. Diagrama UML</w:t>
       </w:r>
     </w:p>
     <w:p>
@@ -3745,10 +3444,10 @@
           <w:lang w:val="es-CO"/>
         </w:rPr>
         <w:drawing>
-          <wp:inline distT="0" distB="0" distL="0" distR="0" wp14:anchorId="340AC4CD" wp14:editId="37AF85B5">
-            <wp:extent cx="2667372" cy="5887272"/>
+          <wp:inline distT="0" distB="0" distL="0" distR="0" wp14:anchorId="42631A47" wp14:editId="7540EBE9">
+            <wp:extent cx="4923130" cy="2957867"/>
             <wp:effectExtent l="0" t="0" r="0" b="0"/>
-            <wp:docPr id="26" name="Imagen 26" descr="Diagrama&#10;&#10;El contenido generado por IA puede ser incorrecto."/>
+            <wp:docPr id="25" name="Imagen 25" descr="Diagrama&#10;&#10;El contenido generado por IA puede ser incorrecto."/>
             <wp:cNvGraphicFramePr>
               <a:graphicFrameLocks xmlns:a="http://schemas.openxmlformats.org/drawingml/2006/main" noChangeAspect="1"/>
             </wp:cNvGraphicFramePr>
@@ -3756,7 +3455,7 @@
               <a:graphicData uri="http://schemas.openxmlformats.org/drawingml/2006/picture">
                 <pic:pic xmlns:pic="http://schemas.openxmlformats.org/drawingml/2006/picture">
                   <pic:nvPicPr>
-                    <pic:cNvPr id="26" name="Imagen 26" descr="Diagrama&#10;&#10;El contenido generado por IA puede ser incorrecto."/>
+                    <pic:cNvPr id="25" name="Imagen 25" descr="Diagrama&#10;&#10;El contenido generado por IA puede ser incorrecto."/>
                     <pic:cNvPicPr/>
                   </pic:nvPicPr>
                   <pic:blipFill>
@@ -3768,7 +3467,7 @@
                   <pic:spPr>
                     <a:xfrm>
                       <a:off x="0" y="0"/>
-                      <a:ext cx="2667372" cy="5887272"/>
+                      <a:ext cx="4929254" cy="2961546"/>
                     </a:xfrm>
                     <a:prstGeom prst="rect">
                       <a:avLst/>
@@ -3811,7 +3510,7 @@
           <w:bCs/>
           <w:lang w:val="es-CO"/>
         </w:rPr>
-        <w:t>4</w:t>
+        <w:t>3</w:t>
       </w:r>
       <w:r>
         <w:rPr>
@@ -3841,304 +3540,68 @@
             <w:rStyle w:val="Hipervnculo"/>
             <w:lang w:val="es-CO"/>
           </w:rPr>
-          <w:t>Builder</w:t>
+          <w:t>Abstract</w:t>
         </w:r>
         <w:proofErr w:type="spellEnd"/>
+        <w:r>
+          <w:rPr>
+            <w:rStyle w:val="Hipervnculo"/>
+            <w:lang w:val="es-CO"/>
+          </w:rPr>
+          <w:t xml:space="preserve"> Factory</w:t>
+        </w:r>
       </w:hyperlink>
       <w:r>
         <w:rPr>
           <w:lang w:val="es-CO"/>
         </w:rPr>
-        <w:t xml:space="preserve">: </w:t>
-      </w:r>
-      <w:r>
-        <w:rPr>
-          <w:lang w:val="es-CO"/>
-        </w:rPr>
-        <w:t>construcción</w:t>
-      </w:r>
-      <w:r>
-        <w:rPr>
-          <w:lang w:val="es-CO"/>
-        </w:rPr>
-        <w:t xml:space="preserve"> paso a paso del </w:t>
+        <w:t xml:space="preserve">: familias de </w:t>
       </w:r>
       <w:proofErr w:type="spellStart"/>
       <w:r>
         <w:rPr>
           <w:lang w:val="es-CO"/>
         </w:rPr>
-        <w:t>ProductionReport</w:t>
+        <w:t>linea</w:t>
       </w:r>
       <w:proofErr w:type="spellEnd"/>
       <w:r>
         <w:rPr>
           <w:lang w:val="es-CO"/>
         </w:rPr>
-        <w:t>.</w:t>
-      </w:r>
-    </w:p>
-    <w:p>
-      <w:pPr>
-        <w:rPr>
-          <w:lang w:val="es-CO"/>
-        </w:rPr>
-      </w:pPr>
-    </w:p>
-    <w:p>
-      <w:pPr>
-        <w:rPr>
-          <w:lang w:val="es-CO"/>
-        </w:rPr>
-      </w:pPr>
-    </w:p>
-    <w:p>
-      <w:pPr>
-        <w:rPr>
-          <w:lang w:val="es-CO"/>
-        </w:rPr>
-      </w:pPr>
-    </w:p>
-    <w:p>
-      <w:pPr>
-        <w:rPr>
-          <w:b/>
-          <w:bCs/>
-          <w:lang w:val="es-CO"/>
-        </w:rPr>
-      </w:pPr>
-      <w:r>
-        <w:rPr>
-          <w:b/>
-          <w:bCs/>
+        <w:t xml:space="preserve"> compatibles (</w:t>
+      </w:r>
+      <w:proofErr w:type="spellStart"/>
+      <w:r>
+        <w:rPr>
+          <w:lang w:val="es-CO"/>
+        </w:rPr>
+        <w:t>automatic</w:t>
+      </w:r>
+      <w:proofErr w:type="spellEnd"/>
+      <w:r>
+        <w:rPr>
+          <w:lang w:val="es-CO"/>
+        </w:rPr>
+        <w:t>/manual).</w:t>
+      </w:r>
+    </w:p>
+    <w:p>
+      <w:pPr>
+        <w:rPr>
+          <w:lang w:val="es-CO"/>
+        </w:rPr>
+      </w:pPr>
+      <w:r>
+        <w:rPr>
           <w:lang w:val="es-CO"/>
         </w:rPr>
         <w:lastRenderedPageBreak/>
-        <w:t>2</w:t>
-      </w:r>
-      <w:r>
-        <w:rPr>
-          <w:b/>
-          <w:bCs/>
-          <w:lang w:val="es-CO"/>
-        </w:rPr>
-        <w:t>.1.</w:t>
-      </w:r>
-      <w:r>
-        <w:rPr>
-          <w:b/>
-          <w:bCs/>
-          <w:lang w:val="es-CO"/>
-        </w:rPr>
-        <w:t>4</w:t>
-      </w:r>
-      <w:r>
-        <w:rPr>
-          <w:b/>
-          <w:bCs/>
-          <w:lang w:val="es-CO"/>
-        </w:rPr>
-        <w:t>.3. Explicación y uso del patrón en mi proyecto.</w:t>
-      </w:r>
-    </w:p>
-    <w:p>
-      <w:pPr>
-        <w:rPr>
-          <w:lang w:val="es-CO"/>
-        </w:rPr>
-      </w:pPr>
-      <w:r>
-        <w:rPr>
-          <w:b/>
-          <w:bCs/>
-          <w:lang w:val="es-CO"/>
-        </w:rPr>
-        <w:t>Explicación del código:</w:t>
-      </w:r>
-      <w:r>
-        <w:rPr>
-          <w:lang w:val="es-CO"/>
-        </w:rPr>
-        <w:br/>
-        <w:t xml:space="preserve">El </w:t>
-      </w:r>
-      <w:proofErr w:type="spellStart"/>
-      <w:r>
-        <w:rPr>
-          <w:lang w:val="es-CO"/>
-        </w:rPr>
-        <w:t>Builder</w:t>
-      </w:r>
-      <w:proofErr w:type="spellEnd"/>
-      <w:r>
-        <w:rPr>
-          <w:lang w:val="es-CO"/>
-        </w:rPr>
-        <w:t xml:space="preserve"> construye un </w:t>
-      </w:r>
-      <w:proofErr w:type="spellStart"/>
-      <w:r>
-        <w:rPr>
-          <w:lang w:val="es-CO"/>
-        </w:rPr>
-        <w:t>ProductionReport</w:t>
-      </w:r>
-      <w:proofErr w:type="spellEnd"/>
-      <w:r>
-        <w:rPr>
-          <w:lang w:val="es-CO"/>
-        </w:rPr>
-        <w:t xml:space="preserve"> paso a paso. Tiene un </w:t>
-      </w:r>
-      <w:proofErr w:type="spellStart"/>
-      <w:r>
-        <w:rPr>
-          <w:lang w:val="es-CO"/>
-        </w:rPr>
-        <w:t>builder</w:t>
-      </w:r>
-      <w:proofErr w:type="spellEnd"/>
-      <w:r>
-        <w:rPr>
-          <w:lang w:val="es-CO"/>
-        </w:rPr>
-        <w:t xml:space="preserve"> abstracto </w:t>
-      </w:r>
-      <w:proofErr w:type="spellStart"/>
-      <w:r>
-        <w:rPr>
-          <w:lang w:val="es-CO"/>
-        </w:rPr>
-        <w:t>ProductionReportBuilder</w:t>
-      </w:r>
-      <w:proofErr w:type="spellEnd"/>
-      <w:r>
-        <w:rPr>
-          <w:lang w:val="es-CO"/>
-        </w:rPr>
-        <w:t xml:space="preserve">, un </w:t>
-      </w:r>
-      <w:proofErr w:type="spellStart"/>
-      <w:r>
-        <w:rPr>
-          <w:lang w:val="es-CO"/>
-        </w:rPr>
-        <w:t>builder</w:t>
-      </w:r>
-      <w:proofErr w:type="spellEnd"/>
-      <w:r>
-        <w:rPr>
-          <w:lang w:val="es-CO"/>
-        </w:rPr>
-        <w:t xml:space="preserve"> concreto </w:t>
-      </w:r>
-      <w:proofErr w:type="spellStart"/>
-      <w:r>
-        <w:rPr>
-          <w:lang w:val="es-CO"/>
-        </w:rPr>
-        <w:t>StandardProductionReportBuilder</w:t>
-      </w:r>
-      <w:proofErr w:type="spellEnd"/>
-      <w:r>
-        <w:rPr>
-          <w:lang w:val="es-CO"/>
-        </w:rPr>
-        <w:t xml:space="preserve"> y un director </w:t>
-      </w:r>
-      <w:proofErr w:type="spellStart"/>
-      <w:r>
-        <w:rPr>
-          <w:lang w:val="es-CO"/>
-        </w:rPr>
-        <w:t>ReportDirector</w:t>
-      </w:r>
-      <w:proofErr w:type="spellEnd"/>
-      <w:r>
-        <w:rPr>
-          <w:lang w:val="es-CO"/>
-        </w:rPr>
-        <w:t>, que decide cómo armar el reporte: estándar o con alertas.</w:t>
-      </w:r>
-    </w:p>
-    <w:p>
-      <w:pPr>
-        <w:rPr>
-          <w:lang w:val="es-CO"/>
-        </w:rPr>
-      </w:pPr>
-      <w:r>
-        <w:rPr>
-          <w:rStyle w:val="Textoennegrita"/>
-          <w:lang w:val="es-CO"/>
-        </w:rPr>
-        <w:t>Función en mi proyecto:</w:t>
-      </w:r>
-      <w:r>
-        <w:rPr>
-          <w:lang w:val="es-CO"/>
-        </w:rPr>
-        <w:br/>
-        <w:t>Sirve para construir el reporte de producción de forma ordenada. En vez de crear un diccionario gigante y desordenado, el sistema arma el reporte por partes: encabezado, unidades, paradas, notas y alertas. Es útil porque el reporte puede crecer sin volver el código confuso ni difícil de mantener.</w:t>
-      </w:r>
-    </w:p>
-    <w:p>
-      <w:pPr>
-        <w:rPr>
-          <w:b/>
-          <w:bCs/>
-          <w:lang w:val="es-CO"/>
-        </w:rPr>
-      </w:pPr>
-      <w:r>
-        <w:rPr>
-          <w:b/>
-          <w:bCs/>
-          <w:lang w:val="es-CO"/>
-        </w:rPr>
-        <w:t>2</w:t>
-      </w:r>
-      <w:r>
-        <w:rPr>
-          <w:b/>
-          <w:bCs/>
-          <w:lang w:val="es-CO"/>
-        </w:rPr>
-        <w:t>.1.</w:t>
-      </w:r>
-      <w:r>
-        <w:rPr>
-          <w:b/>
-          <w:bCs/>
-          <w:lang w:val="es-CO"/>
-        </w:rPr>
-        <w:t>4</w:t>
-      </w:r>
-      <w:r>
-        <w:rPr>
-          <w:b/>
-          <w:bCs/>
-          <w:lang w:val="es-CO"/>
-        </w:rPr>
-        <w:t xml:space="preserve">.4. UI </w:t>
-      </w:r>
-    </w:p>
-    <w:p>
-      <w:pPr>
-        <w:rPr>
-          <w:lang w:val="es-CO"/>
-        </w:rPr>
-      </w:pPr>
-      <w:r>
-        <w:rPr>
-          <w:noProof/>
-          <w:lang w:val="es-CO"/>
-        </w:rPr>
         <w:drawing>
-          <wp:inline distT="0" distB="0" distL="0" distR="0" wp14:anchorId="7153F3AC" wp14:editId="7ADD8BC7">
-            <wp:extent cx="6463975" cy="1185062"/>
+          <wp:inline distT="0" distB="0" distL="0" distR="0" wp14:anchorId="5B28F761" wp14:editId="4DA737ED">
+            <wp:extent cx="5130165" cy="8229600"/>
             <wp:effectExtent l="0" t="0" r="0" b="0"/>
-            <wp:docPr id="10" name="Imagen 10"/>
+            <wp:docPr id="6" name="Imagen 6"/>
             <wp:cNvGraphicFramePr>
               <a:graphicFrameLocks xmlns:a="http://schemas.openxmlformats.org/drawingml/2006/main" noChangeAspect="1"/>
             </wp:cNvGraphicFramePr>
@@ -4158,7 +3621,7 @@
                   <pic:spPr>
                     <a:xfrm>
                       <a:off x="0" y="0"/>
-                      <a:ext cx="6481241" cy="1188227"/>
+                      <a:ext cx="5130165" cy="8229600"/>
                     </a:xfrm>
                     <a:prstGeom prst="rect">
                       <a:avLst/>
@@ -4174,111 +3637,19 @@
     <w:p>
       <w:pPr>
         <w:rPr>
-          <w:b/>
-          <w:bCs/>
-          <w:lang w:val="es-CO"/>
-        </w:rPr>
-      </w:pPr>
-      <w:r>
-        <w:rPr>
-          <w:b/>
-          <w:bCs/>
-          <w:lang w:val="es-CO"/>
-        </w:rPr>
-        <w:t>2</w:t>
-      </w:r>
-      <w:r>
-        <w:rPr>
-          <w:b/>
-          <w:bCs/>
-          <w:lang w:val="es-CO"/>
-        </w:rPr>
-        <w:t>.1.</w:t>
-      </w:r>
-      <w:r>
-        <w:rPr>
-          <w:b/>
-          <w:bCs/>
-          <w:lang w:val="es-CO"/>
-        </w:rPr>
-        <w:t>5</w:t>
-      </w:r>
-      <w:r>
-        <w:rPr>
-          <w:b/>
-          <w:bCs/>
-          <w:lang w:val="es-CO"/>
-        </w:rPr>
-        <w:t xml:space="preserve">. </w:t>
-      </w:r>
-      <w:proofErr w:type="spellStart"/>
-      <w:r>
-        <w:rPr>
-          <w:b/>
-          <w:bCs/>
-          <w:lang w:val="es-CO"/>
-        </w:rPr>
-        <w:t>Prototype</w:t>
-      </w:r>
-      <w:proofErr w:type="spellEnd"/>
-    </w:p>
-    <w:p>
-      <w:pPr>
-        <w:rPr>
-          <w:b/>
-          <w:bCs/>
-          <w:lang w:val="es-CO"/>
-        </w:rPr>
-      </w:pPr>
-      <w:r>
-        <w:rPr>
-          <w:b/>
-          <w:bCs/>
-          <w:lang w:val="es-CO"/>
-        </w:rPr>
-        <w:t>2</w:t>
-      </w:r>
-      <w:r>
-        <w:rPr>
-          <w:b/>
-          <w:bCs/>
-          <w:lang w:val="es-CO"/>
-        </w:rPr>
-        <w:t>.1.</w:t>
-      </w:r>
-      <w:r>
-        <w:rPr>
-          <w:b/>
-          <w:bCs/>
-          <w:lang w:val="es-CO"/>
-        </w:rPr>
-        <w:t>5</w:t>
-      </w:r>
-      <w:r>
-        <w:rPr>
-          <w:b/>
-          <w:bCs/>
-          <w:lang w:val="es-CO"/>
-        </w:rPr>
-        <w:t>.1. Diagrama UML</w:t>
-      </w:r>
-    </w:p>
-    <w:p>
-      <w:pPr>
-        <w:rPr>
-          <w:lang w:val="es-CO"/>
-        </w:rPr>
-      </w:pPr>
-      <w:r>
-        <w:rPr>
-          <w:noProof/>
-          <w:lang w:val="es-CO"/>
-        </w:rPr>
+          <w:lang w:val="es-CO"/>
+        </w:rPr>
+      </w:pPr>
+      <w:r>
+        <w:rPr>
+          <w:lang w:val="es-CO"/>
+        </w:rPr>
+        <w:lastRenderedPageBreak/>
         <w:drawing>
-          <wp:inline distT="0" distB="0" distL="0" distR="0" wp14:anchorId="7D3F793C" wp14:editId="11DB9EE3">
-            <wp:extent cx="1631290" cy="3584575"/>
-            <wp:effectExtent l="0" t="0" r="7620" b="0"/>
-            <wp:docPr id="27" name="Imagen 27" descr="Diagrama&#10;&#10;El contenido generado por IA puede ser incorrecto."/>
+          <wp:inline distT="0" distB="0" distL="0" distR="0" wp14:anchorId="39C98EFA" wp14:editId="240BB583">
+            <wp:extent cx="5486400" cy="4255135"/>
+            <wp:effectExtent l="0" t="0" r="0" b="0"/>
+            <wp:docPr id="21" name="Imagen 21"/>
             <wp:cNvGraphicFramePr>
               <a:graphicFrameLocks xmlns:a="http://schemas.openxmlformats.org/drawingml/2006/main" noChangeAspect="1"/>
             </wp:cNvGraphicFramePr>
@@ -4286,7 +3657,7 @@
               <a:graphicData uri="http://schemas.openxmlformats.org/drawingml/2006/picture">
                 <pic:pic xmlns:pic="http://schemas.openxmlformats.org/drawingml/2006/picture">
                   <pic:nvPicPr>
-                    <pic:cNvPr id="27" name="Imagen 27" descr="Diagrama&#10;&#10;El contenido generado por IA puede ser incorrecto."/>
+                    <pic:cNvPr id="1" name=""/>
                     <pic:cNvPicPr/>
                   </pic:nvPicPr>
                   <pic:blipFill>
@@ -4298,7 +3669,7 @@
                   <pic:spPr>
                     <a:xfrm>
                       <a:off x="0" y="0"/>
-                      <a:ext cx="1651310" cy="3628568"/>
+                      <a:ext cx="5486400" cy="4255135"/>
                     </a:xfrm>
                     <a:prstGeom prst="rect">
                       <a:avLst/>
@@ -4325,7 +3696,6 @@
           <w:bCs/>
           <w:lang w:val="es-CO"/>
         </w:rPr>
-        <w:lastRenderedPageBreak/>
         <w:t>2</w:t>
       </w:r>
       <w:r>
@@ -4342,59 +3712,171 @@
           <w:bCs/>
           <w:lang w:val="es-CO"/>
         </w:rPr>
-        <w:t>5</w:t>
-      </w:r>
-      <w:r>
-        <w:rPr>
-          <w:b/>
-          <w:bCs/>
-          <w:lang w:val="es-CO"/>
-        </w:rPr>
-        <w:t>.2. Código</w:t>
-      </w:r>
-    </w:p>
-    <w:p>
-      <w:pPr>
-        <w:rPr>
-          <w:lang w:val="es-CO"/>
-        </w:rPr>
-      </w:pPr>
-      <w:r>
-        <w:rPr>
-          <w:lang w:val="es-CO"/>
-        </w:rPr>
-        <w:t xml:space="preserve">- </w:t>
-      </w:r>
-      <w:hyperlink r:id="rId27" w:history="1">
-        <w:proofErr w:type="spellStart"/>
-        <w:r>
-          <w:rPr>
-            <w:rStyle w:val="Hipervnculo"/>
-            <w:lang w:val="es-CO"/>
-          </w:rPr>
-          <w:t>Prototype</w:t>
-        </w:r>
-        <w:proofErr w:type="spellEnd"/>
-      </w:hyperlink>
-      <w:r>
-        <w:rPr>
-          <w:lang w:val="es-CO"/>
-        </w:rPr>
-        <w:t xml:space="preserve">: </w:t>
+        <w:t>3</w:t>
+      </w:r>
+      <w:r>
+        <w:rPr>
+          <w:b/>
+          <w:bCs/>
+          <w:lang w:val="es-CO"/>
+        </w:rPr>
+        <w:t>.3. Explicación y uso del patrón en mi proyecto.</w:t>
+      </w:r>
+    </w:p>
+    <w:p>
+      <w:pPr>
+        <w:rPr>
+          <w:lang w:val="es-CO"/>
+        </w:rPr>
+      </w:pPr>
+      <w:r>
+        <w:rPr>
+          <w:b/>
+          <w:bCs/>
+          <w:lang w:val="es-CO"/>
+        </w:rPr>
+        <w:t>Explicación del código:</w:t>
+      </w:r>
+      <w:r>
+        <w:rPr>
+          <w:lang w:val="es-CO"/>
+        </w:rPr>
+        <w:br/>
+        <w:t xml:space="preserve">Este patrón crea </w:t>
+      </w:r>
+      <w:r>
+        <w:rPr>
+          <w:b/>
+          <w:bCs/>
+          <w:lang w:val="es-CO"/>
+        </w:rPr>
+        <w:t>familias completas de objetos compatibles</w:t>
+      </w:r>
+      <w:r>
+        <w:rPr>
+          <w:lang w:val="es-CO"/>
+        </w:rPr>
+        <w:t xml:space="preserve">. La fábrica abstracta </w:t>
       </w:r>
       <w:proofErr w:type="spellStart"/>
       <w:r>
         <w:rPr>
           <w:lang w:val="es-CO"/>
         </w:rPr>
-        <w:t>TemplateRegistry</w:t>
+        <w:t>ProductionLineFactory</w:t>
       </w:r>
       <w:proofErr w:type="spellEnd"/>
       <w:r>
         <w:rPr>
           <w:lang w:val="es-CO"/>
         </w:rPr>
-        <w:t xml:space="preserve"> clona plantillas de orden.</w:t>
+        <w:t xml:space="preserve"> define </w:t>
+      </w:r>
+      <w:proofErr w:type="spellStart"/>
+      <w:r>
+        <w:rPr>
+          <w:lang w:val="es-CO"/>
+        </w:rPr>
+        <w:t>create_</w:t>
+      </w:r>
+      <w:proofErr w:type="gramStart"/>
+      <w:r>
+        <w:rPr>
+          <w:lang w:val="es-CO"/>
+        </w:rPr>
+        <w:t>machine</w:t>
+      </w:r>
+      <w:proofErr w:type="spellEnd"/>
+      <w:r>
+        <w:rPr>
+          <w:lang w:val="es-CO"/>
+        </w:rPr>
+        <w:t>(</w:t>
+      </w:r>
+      <w:proofErr w:type="gramEnd"/>
+      <w:r>
+        <w:rPr>
+          <w:lang w:val="es-CO"/>
+        </w:rPr>
+        <w:t xml:space="preserve">) y </w:t>
+      </w:r>
+      <w:proofErr w:type="spellStart"/>
+      <w:r>
+        <w:rPr>
+          <w:lang w:val="es-CO"/>
+        </w:rPr>
+        <w:t>create_robot</w:t>
+      </w:r>
+      <w:proofErr w:type="spellEnd"/>
+      <w:r>
+        <w:rPr>
+          <w:lang w:val="es-CO"/>
+        </w:rPr>
+        <w:t xml:space="preserve">(). Luego </w:t>
+      </w:r>
+      <w:proofErr w:type="spellStart"/>
+      <w:r>
+        <w:rPr>
+          <w:lang w:val="es-CO"/>
+        </w:rPr>
+        <w:t>AutomaticLineFactory</w:t>
+      </w:r>
+      <w:proofErr w:type="spellEnd"/>
+      <w:r>
+        <w:rPr>
+          <w:lang w:val="es-CO"/>
+        </w:rPr>
+        <w:t xml:space="preserve"> crea una máquina CNC con robot industrial, mientras que </w:t>
+      </w:r>
+      <w:proofErr w:type="spellStart"/>
+      <w:r>
+        <w:rPr>
+          <w:lang w:val="es-CO"/>
+        </w:rPr>
+        <w:t>ManualLineFactory</w:t>
+      </w:r>
+      <w:proofErr w:type="spellEnd"/>
+      <w:r>
+        <w:rPr>
+          <w:lang w:val="es-CO"/>
+        </w:rPr>
+        <w:t xml:space="preserve"> crea una máquina manual con operador humano.</w:t>
+      </w:r>
+    </w:p>
+    <w:p>
+      <w:pPr>
+        <w:rPr>
+          <w:lang w:val="es-CO"/>
+        </w:rPr>
+      </w:pPr>
+      <w:r>
+        <w:rPr>
+          <w:b/>
+          <w:bCs/>
+          <w:lang w:val="es-CO"/>
+        </w:rPr>
+        <w:t>Función en mi proyecto:</w:t>
+      </w:r>
+      <w:r>
+        <w:rPr>
+          <w:lang w:val="es-CO"/>
+        </w:rPr>
+        <w:br/>
+        <w:t xml:space="preserve">Se usa para crear una </w:t>
+      </w:r>
+      <w:r>
+        <w:rPr>
+          <w:b/>
+          <w:bCs/>
+          <w:lang w:val="es-CO"/>
+        </w:rPr>
+        <w:t>familia de línea de producción coherente</w:t>
+      </w:r>
+      <w:r>
+        <w:rPr>
+          <w:lang w:val="es-CO"/>
+        </w:rPr>
+        <w:t>. Si la línea es automática, se crea máquina CNC + robot. Si es manual, se crea máquina manual + operador. Esto evita combinar elementos incompatibles, como una línea manual con un robot industrial por accidente.</w:t>
       </w:r>
     </w:p>
     <w:p>
@@ -4427,203 +3909,7 @@
           <w:bCs/>
           <w:lang w:val="es-CO"/>
         </w:rPr>
-        <w:t>5</w:t>
-      </w:r>
-      <w:r>
-        <w:rPr>
-          <w:b/>
-          <w:bCs/>
-          <w:lang w:val="es-CO"/>
-        </w:rPr>
-        <w:t>.3. Explicación y uso del patrón en mi proyecto.</w:t>
-      </w:r>
-    </w:p>
-    <w:p>
-      <w:pPr>
-        <w:rPr>
-          <w:lang w:val="es-CO"/>
-        </w:rPr>
-      </w:pPr>
-      <w:r>
-        <w:rPr>
-          <w:b/>
-          <w:bCs/>
-          <w:lang w:val="es-CO"/>
-        </w:rPr>
-        <w:t>Explicación del código:</w:t>
-      </w:r>
-      <w:r>
-        <w:rPr>
-          <w:lang w:val="es-CO"/>
-        </w:rPr>
-        <w:br/>
-      </w:r>
-      <w:proofErr w:type="spellStart"/>
-      <w:r>
-        <w:rPr>
-          <w:lang w:val="es-CO"/>
-        </w:rPr>
-        <w:t>Prototype</w:t>
-      </w:r>
-      <w:proofErr w:type="spellEnd"/>
-      <w:r>
-        <w:rPr>
-          <w:lang w:val="es-CO"/>
-        </w:rPr>
-        <w:t xml:space="preserve"> permite clonar una plantilla base de orden. </w:t>
-      </w:r>
-      <w:proofErr w:type="spellStart"/>
-      <w:r>
-        <w:rPr>
-          <w:lang w:val="es-CO"/>
-        </w:rPr>
-        <w:t>ProductionOrderTemplate</w:t>
-      </w:r>
-      <w:proofErr w:type="spellEnd"/>
-      <w:r>
-        <w:rPr>
-          <w:lang w:val="es-CO"/>
-        </w:rPr>
-        <w:t xml:space="preserve"> tiene el método clone() usando </w:t>
-      </w:r>
-      <w:proofErr w:type="spellStart"/>
-      <w:r>
-        <w:rPr>
-          <w:lang w:val="es-CO"/>
-        </w:rPr>
-        <w:t>copy.deepcopy</w:t>
-      </w:r>
-      <w:proofErr w:type="spellEnd"/>
-      <w:r>
-        <w:rPr>
-          <w:lang w:val="es-CO"/>
-        </w:rPr>
-        <w:t xml:space="preserve">(). Luego </w:t>
-      </w:r>
-      <w:proofErr w:type="spellStart"/>
-      <w:r>
-        <w:rPr>
-          <w:lang w:val="es-CO"/>
-        </w:rPr>
-        <w:t>TemplateRegistry</w:t>
-      </w:r>
-      <w:proofErr w:type="spellEnd"/>
-      <w:r>
-        <w:rPr>
-          <w:lang w:val="es-CO"/>
-        </w:rPr>
-        <w:t xml:space="preserve"> guarda las plantillas y </w:t>
-      </w:r>
-      <w:proofErr w:type="spellStart"/>
-      <w:r>
-        <w:rPr>
-          <w:lang w:val="es-CO"/>
-        </w:rPr>
-        <w:t>MESProductionPlanner</w:t>
-      </w:r>
-      <w:proofErr w:type="spellEnd"/>
-      <w:r>
-        <w:rPr>
-          <w:lang w:val="es-CO"/>
-        </w:rPr>
-        <w:t xml:space="preserve"> las usa para preparar órdenes nuevas.</w:t>
-      </w:r>
-    </w:p>
-    <w:p>
-      <w:pPr>
-        <w:rPr>
-          <w:lang w:val="es-CO"/>
-        </w:rPr>
-      </w:pPr>
-      <w:r>
-        <w:rPr>
-          <w:b/>
-          <w:bCs/>
-          <w:lang w:val="es-CO"/>
-        </w:rPr>
-        <w:t>Función en mi proyecto:</w:t>
-      </w:r>
-      <w:r>
-        <w:rPr>
-          <w:lang w:val="es-CO"/>
-        </w:rPr>
-        <w:br/>
-        <w:t xml:space="preserve">Sirve para crear órdenes nuevas a partir de plantillas ya configuradas. Por ejemplo, </w:t>
-      </w:r>
-      <w:proofErr w:type="spellStart"/>
-      <w:r>
-        <w:rPr>
-          <w:lang w:val="es-CO"/>
-        </w:rPr>
-        <w:t>cnc_standard</w:t>
-      </w:r>
-      <w:proofErr w:type="spellEnd"/>
-      <w:r>
-        <w:rPr>
-          <w:lang w:val="es-CO"/>
-        </w:rPr>
-        <w:t xml:space="preserve"> o </w:t>
-      </w:r>
-      <w:proofErr w:type="spellStart"/>
-      <w:r>
-        <w:rPr>
-          <w:lang w:val="es-CO"/>
-        </w:rPr>
-        <w:t>robot_packaging</w:t>
-      </w:r>
-      <w:proofErr w:type="spellEnd"/>
-      <w:r>
-        <w:rPr>
-          <w:lang w:val="es-CO"/>
-        </w:rPr>
-        <w:t xml:space="preserve">. Así no se reconstruyen desde cero los datos de máquina, calidad y parámetros. Se clona una base y luego se personaliza con </w:t>
-      </w:r>
-      <w:proofErr w:type="spellStart"/>
-      <w:r>
-        <w:rPr>
-          <w:lang w:val="es-CO"/>
-        </w:rPr>
-        <w:t>order_id</w:t>
-      </w:r>
-      <w:proofErr w:type="spellEnd"/>
-      <w:r>
-        <w:rPr>
-          <w:lang w:val="es-CO"/>
-        </w:rPr>
-        <w:t>, unidades y turno.</w:t>
-      </w:r>
-    </w:p>
-    <w:p>
-      <w:pPr>
-        <w:rPr>
-          <w:b/>
-          <w:bCs/>
-          <w:lang w:val="es-CO"/>
-        </w:rPr>
-      </w:pPr>
-      <w:r>
-        <w:rPr>
-          <w:b/>
-          <w:bCs/>
-          <w:lang w:val="es-CO"/>
-        </w:rPr>
-        <w:t>2</w:t>
-      </w:r>
-      <w:r>
-        <w:rPr>
-          <w:b/>
-          <w:bCs/>
-          <w:lang w:val="es-CO"/>
-        </w:rPr>
-        <w:t>.1.</w:t>
-      </w:r>
-      <w:r>
-        <w:rPr>
-          <w:b/>
-          <w:bCs/>
-          <w:lang w:val="es-CO"/>
-        </w:rPr>
-        <w:t>5</w:t>
+        <w:t>3</w:t>
       </w:r>
       <w:r>
         <w:rPr>
@@ -4646,10 +3932,10 @@
           <w:lang w:val="es-CO"/>
         </w:rPr>
         <w:drawing>
-          <wp:inline distT="0" distB="0" distL="0" distR="0" wp14:anchorId="79218AA7" wp14:editId="3BD2D789">
-            <wp:extent cx="5486400" cy="1496060"/>
-            <wp:effectExtent l="0" t="0" r="0" b="8890"/>
-            <wp:docPr id="11" name="Imagen 11"/>
+          <wp:inline distT="0" distB="0" distL="0" distR="0" wp14:anchorId="42A7DCCE" wp14:editId="09FF3D96">
+            <wp:extent cx="2724150" cy="941747"/>
+            <wp:effectExtent l="0" t="0" r="0" b="0"/>
+            <wp:docPr id="9" name="Imagen 9"/>
             <wp:cNvGraphicFramePr>
               <a:graphicFrameLocks xmlns:a="http://schemas.openxmlformats.org/drawingml/2006/main" noChangeAspect="1"/>
             </wp:cNvGraphicFramePr>
@@ -4661,7 +3947,7 @@
                     <pic:cNvPicPr/>
                   </pic:nvPicPr>
                   <pic:blipFill>
-                    <a:blip r:embed="rId28"/>
+                    <a:blip r:embed="rId27"/>
                     <a:stretch>
                       <a:fillRect/>
                     </a:stretch>
@@ -4669,7 +3955,7 @@
                   <pic:spPr>
                     <a:xfrm>
                       <a:off x="0" y="0"/>
-                      <a:ext cx="5486400" cy="1496060"/>
+                      <a:ext cx="2776359" cy="959796"/>
                     </a:xfrm>
                     <a:prstGeom prst="rect">
                       <a:avLst/>
@@ -4685,83 +3971,6 @@
     <w:p>
       <w:pPr>
         <w:rPr>
-          <w:lang w:val="es-CO"/>
-        </w:rPr>
-      </w:pPr>
-    </w:p>
-    <w:p>
-      <w:pPr>
-        <w:rPr>
-          <w:lang w:val="es-CO"/>
-        </w:rPr>
-      </w:pPr>
-    </w:p>
-    <w:p>
-      <w:pPr>
-        <w:rPr>
-          <w:lang w:val="es-CO"/>
-        </w:rPr>
-      </w:pPr>
-    </w:p>
-    <w:p>
-      <w:pPr>
-        <w:rPr>
-          <w:lang w:val="es-CO"/>
-        </w:rPr>
-      </w:pPr>
-    </w:p>
-    <w:p>
-      <w:pPr>
-        <w:rPr>
-          <w:lang w:val="es-CO"/>
-        </w:rPr>
-      </w:pPr>
-    </w:p>
-    <w:p>
-      <w:pPr>
-        <w:rPr>
-          <w:lang w:val="es-CO"/>
-        </w:rPr>
-      </w:pPr>
-    </w:p>
-    <w:p>
-      <w:pPr>
-        <w:rPr>
-          <w:lang w:val="es-CO"/>
-        </w:rPr>
-      </w:pPr>
-    </w:p>
-    <w:p>
-      <w:pPr>
-        <w:rPr>
-          <w:lang w:val="es-CO"/>
-        </w:rPr>
-      </w:pPr>
-    </w:p>
-    <w:p>
-      <w:pPr>
-        <w:rPr>
-          <w:lang w:val="es-CO"/>
-        </w:rPr>
-      </w:pPr>
-    </w:p>
-    <w:p>
-      <w:pPr>
-        <w:rPr>
-          <w:lang w:val="es-CO"/>
-        </w:rPr>
-      </w:pPr>
-    </w:p>
-    <w:p>
-      <w:pPr>
-        <w:rPr>
-          <w:lang w:val="es-CO"/>
-        </w:rPr>
-      </w:pPr>
-    </w:p>
-    <w:p>
-      <w:pPr>
-        <w:rPr>
           <w:b/>
           <w:bCs/>
           <w:lang w:val="es-CO"/>
@@ -4774,23 +3983,6 @@
           <w:lang w:val="es-CO"/>
         </w:rPr>
         <w:lastRenderedPageBreak/>
-        <w:t>2.2. Patrones Estructurales</w:t>
-      </w:r>
-    </w:p>
-    <w:p>
-      <w:pPr>
-        <w:rPr>
-          <w:b/>
-          <w:bCs/>
-          <w:lang w:val="es-CO"/>
-        </w:rPr>
-      </w:pPr>
-      <w:r>
-        <w:rPr>
-          <w:b/>
-          <w:bCs/>
-          <w:lang w:val="es-CO"/>
-        </w:rPr>
         <w:t>2</w:t>
       </w:r>
       <w:r>
@@ -4799,8 +3991,43 @@
           <w:bCs/>
           <w:lang w:val="es-CO"/>
         </w:rPr>
-        <w:t>.</w:t>
-      </w:r>
+        <w:t>.1.</w:t>
+      </w:r>
+      <w:r>
+        <w:rPr>
+          <w:b/>
+          <w:bCs/>
+          <w:lang w:val="es-CO"/>
+        </w:rPr>
+        <w:t>4</w:t>
+      </w:r>
+      <w:r>
+        <w:rPr>
+          <w:b/>
+          <w:bCs/>
+          <w:lang w:val="es-CO"/>
+        </w:rPr>
+        <w:t xml:space="preserve">. </w:t>
+      </w:r>
+      <w:proofErr w:type="spellStart"/>
+      <w:r>
+        <w:rPr>
+          <w:b/>
+          <w:bCs/>
+          <w:lang w:val="es-CO"/>
+        </w:rPr>
+        <w:t>Builder</w:t>
+      </w:r>
+      <w:proofErr w:type="spellEnd"/>
+    </w:p>
+    <w:p>
+      <w:pPr>
+        <w:rPr>
+          <w:b/>
+          <w:bCs/>
+          <w:lang w:val="es-CO"/>
+        </w:rPr>
+      </w:pPr>
       <w:r>
         <w:rPr>
           <w:b/>
@@ -4815,58 +4042,23 @@
           <w:bCs/>
           <w:lang w:val="es-CO"/>
         </w:rPr>
-        <w:t xml:space="preserve">.1. </w:t>
-      </w:r>
-      <w:proofErr w:type="spellStart"/>
-      <w:r>
-        <w:rPr>
-          <w:b/>
-          <w:bCs/>
-          <w:lang w:val="es-CO"/>
-        </w:rPr>
-        <w:t>Adapter</w:t>
-      </w:r>
-      <w:proofErr w:type="spellEnd"/>
-    </w:p>
-    <w:p>
-      <w:pPr>
-        <w:rPr>
-          <w:b/>
-          <w:bCs/>
-          <w:lang w:val="es-CO"/>
-        </w:rPr>
-      </w:pPr>
-      <w:r>
-        <w:rPr>
-          <w:b/>
-          <w:bCs/>
-          <w:lang w:val="es-CO"/>
-        </w:rPr>
-        <w:t>2</w:t>
-      </w:r>
-      <w:r>
-        <w:rPr>
-          <w:b/>
-          <w:bCs/>
-          <w:lang w:val="es-CO"/>
-        </w:rPr>
-        <w:t>.</w:t>
-      </w:r>
-      <w:r>
-        <w:rPr>
-          <w:b/>
-          <w:bCs/>
-          <w:lang w:val="es-CO"/>
-        </w:rPr>
-        <w:t>2.</w:t>
-      </w:r>
-      <w:r>
-        <w:rPr>
-          <w:b/>
-          <w:bCs/>
-          <w:lang w:val="es-CO"/>
-        </w:rPr>
-        <w:t>1.1. Diagrama UML</w:t>
+        <w:t>.1.</w:t>
+      </w:r>
+      <w:r>
+        <w:rPr>
+          <w:b/>
+          <w:bCs/>
+          <w:lang w:val="es-CO"/>
+        </w:rPr>
+        <w:t>4.</w:t>
+      </w:r>
+      <w:r>
+        <w:rPr>
+          <w:b/>
+          <w:bCs/>
+          <w:lang w:val="es-CO"/>
+        </w:rPr>
+        <w:t>1. Diagrama UML</w:t>
       </w:r>
     </w:p>
     <w:p>
@@ -4881,10 +4073,10 @@
           <w:lang w:val="es-CO"/>
         </w:rPr>
         <w:drawing>
-          <wp:inline distT="0" distB="0" distL="0" distR="0" wp14:anchorId="50281C2F" wp14:editId="50AA3977">
-            <wp:extent cx="4151850" cy="5786323"/>
-            <wp:effectExtent l="0" t="0" r="1270" b="5080"/>
-            <wp:docPr id="28" name="Imagen 28" descr="Diagrama&#10;&#10;El contenido generado por IA puede ser incorrecto."/>
+          <wp:inline distT="0" distB="0" distL="0" distR="0" wp14:anchorId="340AC4CD" wp14:editId="37AF85B5">
+            <wp:extent cx="2667372" cy="5887272"/>
+            <wp:effectExtent l="0" t="0" r="0" b="0"/>
+            <wp:docPr id="26" name="Imagen 26" descr="Diagrama&#10;&#10;El contenido generado por IA puede ser incorrecto."/>
             <wp:cNvGraphicFramePr>
               <a:graphicFrameLocks xmlns:a="http://schemas.openxmlformats.org/drawingml/2006/main" noChangeAspect="1"/>
             </wp:cNvGraphicFramePr>
@@ -4892,11 +4084,11 @@
               <a:graphicData uri="http://schemas.openxmlformats.org/drawingml/2006/picture">
                 <pic:pic xmlns:pic="http://schemas.openxmlformats.org/drawingml/2006/picture">
                   <pic:nvPicPr>
-                    <pic:cNvPr id="28" name="Imagen 28" descr="Diagrama&#10;&#10;El contenido generado por IA puede ser incorrecto."/>
+                    <pic:cNvPr id="26" name="Imagen 26" descr="Diagrama&#10;&#10;El contenido generado por IA puede ser incorrecto."/>
                     <pic:cNvPicPr/>
                   </pic:nvPicPr>
                   <pic:blipFill>
-                    <a:blip r:embed="rId29"/>
+                    <a:blip r:embed="rId28"/>
                     <a:stretch>
                       <a:fillRect/>
                     </a:stretch>
@@ -4904,7 +4096,7 @@
                   <pic:spPr>
                     <a:xfrm>
                       <a:off x="0" y="0"/>
-                      <a:ext cx="4160169" cy="5797918"/>
+                      <a:ext cx="2667372" cy="5887272"/>
                     </a:xfrm>
                     <a:prstGeom prst="rect">
                       <a:avLst/>
@@ -4925,21 +4117,46 @@
           <w:lang w:val="es-CO"/>
         </w:rPr>
       </w:pPr>
-      <w:r>
-        <w:rPr>
-          <w:b/>
-          <w:bCs/>
-          <w:lang w:val="es-CO"/>
-        </w:rPr>
-        <w:t>2.2</w:t>
-      </w:r>
-      <w:r>
-        <w:rPr>
-          <w:b/>
-          <w:bCs/>
-          <w:lang w:val="es-CO"/>
-        </w:rPr>
-        <w:t>.1.2. Código</w:t>
+    </w:p>
+    <w:p>
+      <w:pPr>
+        <w:rPr>
+          <w:b/>
+          <w:bCs/>
+          <w:lang w:val="es-CO"/>
+        </w:rPr>
+      </w:pPr>
+      <w:r>
+        <w:rPr>
+          <w:b/>
+          <w:bCs/>
+          <w:lang w:val="es-CO"/>
+        </w:rPr>
+        <w:t>2</w:t>
+      </w:r>
+      <w:r>
+        <w:rPr>
+          <w:b/>
+          <w:bCs/>
+          <w:lang w:val="es-CO"/>
+        </w:rPr>
+        <w:t>.1.</w:t>
+      </w:r>
+      <w:r>
+        <w:rPr>
+          <w:b/>
+          <w:bCs/>
+          <w:lang w:val="es-CO"/>
+        </w:rPr>
+        <w:t>4</w:t>
+      </w:r>
+      <w:r>
+        <w:rPr>
+          <w:b/>
+          <w:bCs/>
+          <w:lang w:val="es-CO"/>
+        </w:rPr>
+        <w:t>.2. Código</w:t>
       </w:r>
     </w:p>
     <w:p>
@@ -4954,14 +4171,28 @@
         </w:rPr>
         <w:t xml:space="preserve">- </w:t>
       </w:r>
-      <w:hyperlink r:id="rId30" w:history="1">
+      <w:hyperlink r:id="rId29" w:history="1">
         <w:proofErr w:type="spellStart"/>
         <w:r>
           <w:rPr>
             <w:rStyle w:val="Hipervnculo"/>
             <w:lang w:val="es-CO"/>
           </w:rPr>
-          <w:t>Adapter</w:t>
+          <w:t>Build</w:t>
+        </w:r>
+        <w:r>
+          <w:rPr>
+            <w:rStyle w:val="Hipervnculo"/>
+            <w:lang w:val="es-CO"/>
+          </w:rPr>
+          <w:t>e</w:t>
+        </w:r>
+        <w:r>
+          <w:rPr>
+            <w:rStyle w:val="Hipervnculo"/>
+            <w:lang w:val="es-CO"/>
+          </w:rPr>
+          <w:t>r</w:t>
         </w:r>
         <w:proofErr w:type="spellEnd"/>
       </w:hyperlink>
@@ -4971,278 +4202,97 @@
         </w:rPr>
         <w:t xml:space="preserve">: </w:t>
       </w:r>
+      <w:r>
+        <w:rPr>
+          <w:lang w:val="es-CO"/>
+        </w:rPr>
+        <w:t>construcción</w:t>
+      </w:r>
+      <w:r>
+        <w:rPr>
+          <w:lang w:val="es-CO"/>
+        </w:rPr>
+        <w:t xml:space="preserve"> paso a paso del </w:t>
+      </w:r>
       <w:proofErr w:type="spellStart"/>
       <w:r>
         <w:rPr>
           <w:lang w:val="es-CO"/>
         </w:rPr>
-        <w:t>LegacyMachineAdapter</w:t>
+        <w:t>ProductionReport</w:t>
       </w:r>
       <w:proofErr w:type="spellEnd"/>
       <w:r>
         <w:rPr>
           <w:lang w:val="es-CO"/>
         </w:rPr>
-        <w:t xml:space="preserve"> integra </w:t>
-      </w:r>
-      <w:proofErr w:type="spellStart"/>
-      <w:r>
-        <w:rPr>
-          <w:lang w:val="es-CO"/>
-        </w:rPr>
-        <w:t>gateway</w:t>
-      </w:r>
-      <w:proofErr w:type="spellEnd"/>
-      <w:r>
-        <w:rPr>
-          <w:lang w:val="es-CO"/>
-        </w:rPr>
-        <w:t xml:space="preserve"> </w:t>
-      </w:r>
-      <w:proofErr w:type="spellStart"/>
-      <w:r>
-        <w:rPr>
-          <w:lang w:val="es-CO"/>
-        </w:rPr>
-        <w:t>legacy</w:t>
-      </w:r>
-      <w:proofErr w:type="spellEnd"/>
-      <w:r>
-        <w:rPr>
-          <w:lang w:val="es-CO"/>
-        </w:rPr>
-        <w:t xml:space="preserve"> sin modificarlo.</w:t>
-      </w:r>
-    </w:p>
-    <w:p>
-      <w:pPr>
-        <w:rPr>
-          <w:b/>
-          <w:bCs/>
-          <w:lang w:val="es-CO"/>
-        </w:rPr>
-      </w:pPr>
-      <w:r>
-        <w:rPr>
-          <w:b/>
-          <w:bCs/>
-          <w:lang w:val="es-CO"/>
-        </w:rPr>
-        <w:t>2.2</w:t>
-      </w:r>
-      <w:r>
-        <w:rPr>
-          <w:b/>
-          <w:bCs/>
-          <w:lang w:val="es-CO"/>
-        </w:rPr>
-        <w:t>.1.3. Explicación y uso del patrón en mi proyecto.</w:t>
-      </w:r>
-    </w:p>
-    <w:p>
-      <w:pPr>
-        <w:rPr>
-          <w:lang w:val="es-CO"/>
-        </w:rPr>
-      </w:pPr>
-      <w:r>
-        <w:rPr>
-          <w:b/>
-          <w:bCs/>
-          <w:lang w:val="es-CO"/>
-        </w:rPr>
-        <w:t>Explicación del código:</w:t>
-      </w:r>
-      <w:r>
-        <w:rPr>
-          <w:lang w:val="es-CO"/>
-        </w:rPr>
-        <w:br/>
-      </w:r>
-      <w:proofErr w:type="spellStart"/>
-      <w:r>
-        <w:rPr>
-          <w:lang w:val="es-CO"/>
-        </w:rPr>
-        <w:t>Adapter</w:t>
-      </w:r>
-      <w:proofErr w:type="spellEnd"/>
-      <w:r>
-        <w:rPr>
-          <w:lang w:val="es-CO"/>
-        </w:rPr>
-        <w:t xml:space="preserve"> conecta una interfaz moderna con un sistema </w:t>
-      </w:r>
-      <w:proofErr w:type="spellStart"/>
-      <w:r>
-        <w:rPr>
-          <w:lang w:val="es-CO"/>
-        </w:rPr>
-        <w:t>legacy</w:t>
-      </w:r>
-      <w:proofErr w:type="spellEnd"/>
-      <w:r>
-        <w:rPr>
-          <w:lang w:val="es-CO"/>
-        </w:rPr>
-        <w:t xml:space="preserve">. El MES usa </w:t>
-      </w:r>
-      <w:proofErr w:type="spellStart"/>
+        <w:t>.</w:t>
+      </w:r>
+    </w:p>
+    <w:p>
+      <w:pPr>
+        <w:rPr>
+          <w:lang w:val="es-CO"/>
+        </w:rPr>
+      </w:pPr>
       <w:r>
         <w:rPr>
           <w:lang w:val="es-CO"/>
         </w:rPr>
         <w:lastRenderedPageBreak/>
-        <w:t>ProductionTrackingService</w:t>
-      </w:r>
-      <w:proofErr w:type="spellEnd"/>
-      <w:r>
-        <w:rPr>
-          <w:lang w:val="es-CO"/>
-        </w:rPr>
-        <w:t xml:space="preserve"> con </w:t>
-      </w:r>
-      <w:proofErr w:type="spellStart"/>
-      <w:r>
-        <w:rPr>
-          <w:lang w:val="es-CO"/>
-        </w:rPr>
-        <w:t>report_units</w:t>
-      </w:r>
-      <w:proofErr w:type="spellEnd"/>
-      <w:r>
-        <w:rPr>
-          <w:lang w:val="es-CO"/>
-        </w:rPr>
-        <w:t xml:space="preserve">(), pero el sistema antiguo usa </w:t>
-      </w:r>
-      <w:proofErr w:type="spellStart"/>
-      <w:r>
-        <w:rPr>
-          <w:lang w:val="es-CO"/>
-        </w:rPr>
-        <w:t>LegacyMachineGateway</w:t>
-      </w:r>
-      <w:proofErr w:type="spellEnd"/>
-      <w:r>
-        <w:rPr>
-          <w:lang w:val="es-CO"/>
-        </w:rPr>
-        <w:t xml:space="preserve"> con </w:t>
-      </w:r>
-      <w:proofErr w:type="spellStart"/>
-      <w:r>
-        <w:rPr>
-          <w:lang w:val="es-CO"/>
-        </w:rPr>
-        <w:t>send_production_data</w:t>
-      </w:r>
-      <w:proofErr w:type="spellEnd"/>
-      <w:r>
-        <w:rPr>
-          <w:lang w:val="es-CO"/>
-        </w:rPr>
-        <w:t>(). El adaptador traduce los datos entre ambos formatos.</w:t>
-      </w:r>
-    </w:p>
-    <w:p>
-      <w:pPr>
-        <w:rPr>
-          <w:lang w:val="es-CO"/>
-        </w:rPr>
-      </w:pPr>
-      <w:r>
-        <w:rPr>
-          <w:b/>
-          <w:bCs/>
-          <w:lang w:val="es-CO"/>
-        </w:rPr>
-        <w:t>Función en mi proyecto:</w:t>
-      </w:r>
-      <w:r>
-        <w:rPr>
-          <w:lang w:val="es-CO"/>
-        </w:rPr>
-        <w:br/>
-        <w:t xml:space="preserve">Sirve para simular integración con una máquina o sistema antiguo. El MES puede reportar unidades producidas sin modificar el </w:t>
-      </w:r>
-      <w:proofErr w:type="spellStart"/>
-      <w:r>
-        <w:rPr>
-          <w:lang w:val="es-CO"/>
-        </w:rPr>
-        <w:t>gateway</w:t>
-      </w:r>
-      <w:proofErr w:type="spellEnd"/>
-      <w:r>
-        <w:rPr>
-          <w:lang w:val="es-CO"/>
-        </w:rPr>
-        <w:t xml:space="preserve"> </w:t>
-      </w:r>
-      <w:proofErr w:type="spellStart"/>
-      <w:r>
-        <w:rPr>
-          <w:lang w:val="es-CO"/>
-        </w:rPr>
-        <w:t>legacy</w:t>
-      </w:r>
-      <w:proofErr w:type="spellEnd"/>
-      <w:r>
-        <w:rPr>
-          <w:lang w:val="es-CO"/>
-        </w:rPr>
-        <w:t>. En el flujo real, se usa cuando se sincroniza la producción con el sistema anterior.</w:t>
-      </w:r>
-    </w:p>
-    <w:p>
-      <w:pPr>
-        <w:rPr>
-          <w:lang w:val="es-CO"/>
-        </w:rPr>
-      </w:pPr>
-    </w:p>
-    <w:p>
-      <w:pPr>
-        <w:rPr>
-          <w:b/>
-          <w:bCs/>
-          <w:lang w:val="es-CO"/>
-        </w:rPr>
-      </w:pPr>
-      <w:r>
-        <w:rPr>
-          <w:b/>
-          <w:bCs/>
-          <w:lang w:val="es-CO"/>
-        </w:rPr>
-        <w:t>2.2</w:t>
-      </w:r>
-      <w:r>
-        <w:rPr>
-          <w:b/>
-          <w:bCs/>
-          <w:lang w:val="es-CO"/>
-        </w:rPr>
-        <w:t xml:space="preserve">.1.4. UI </w:t>
-      </w:r>
-    </w:p>
-    <w:p>
-      <w:pPr>
-        <w:rPr>
-          <w:lang w:val="es-CO"/>
-        </w:rPr>
-      </w:pPr>
-      <w:r>
-        <w:rPr>
-          <w:noProof/>
-          <w:lang w:val="es-CO"/>
-        </w:rPr>
         <w:drawing>
-          <wp:inline distT="0" distB="0" distL="0" distR="0" wp14:anchorId="0435C02A" wp14:editId="3D54A170">
-            <wp:extent cx="5486400" cy="1525905"/>
+          <wp:inline distT="0" distB="0" distL="0" distR="0" wp14:anchorId="279F00BC" wp14:editId="1FFC66D7">
+            <wp:extent cx="5486400" cy="6652260"/>
             <wp:effectExtent l="0" t="0" r="0" b="0"/>
-            <wp:docPr id="12" name="Imagen 12"/>
+            <wp:docPr id="36" name="Imagen 36"/>
+            <wp:cNvGraphicFramePr>
+              <a:graphicFrameLocks xmlns:a="http://schemas.openxmlformats.org/drawingml/2006/main" noChangeAspect="1"/>
+            </wp:cNvGraphicFramePr>
+            <a:graphic xmlns:a="http://schemas.openxmlformats.org/drawingml/2006/main">
+              <a:graphicData uri="http://schemas.openxmlformats.org/drawingml/2006/picture">
+                <pic:pic xmlns:pic="http://schemas.openxmlformats.org/drawingml/2006/picture">
+                  <pic:nvPicPr>
+                    <pic:cNvPr id="1" name=""/>
+                    <pic:cNvPicPr/>
+                  </pic:nvPicPr>
+                  <pic:blipFill>
+                    <a:blip r:embed="rId30"/>
+                    <a:stretch>
+                      <a:fillRect/>
+                    </a:stretch>
+                  </pic:blipFill>
+                  <pic:spPr>
+                    <a:xfrm>
+                      <a:off x="0" y="0"/>
+                      <a:ext cx="5486400" cy="6652260"/>
+                    </a:xfrm>
+                    <a:prstGeom prst="rect">
+                      <a:avLst/>
+                    </a:prstGeom>
+                  </pic:spPr>
+                </pic:pic>
+              </a:graphicData>
+            </a:graphic>
+          </wp:inline>
+        </w:drawing>
+      </w:r>
+    </w:p>
+    <w:p>
+      <w:pPr>
+        <w:rPr>
+          <w:lang w:val="es-CO"/>
+        </w:rPr>
+      </w:pPr>
+      <w:r>
+        <w:rPr>
+          <w:lang w:val="es-CO"/>
+        </w:rPr>
+        <w:lastRenderedPageBreak/>
+        <w:drawing>
+          <wp:inline distT="0" distB="0" distL="0" distR="0" wp14:anchorId="63E10AFC" wp14:editId="319758B8">
+            <wp:extent cx="5486400" cy="6283960"/>
+            <wp:effectExtent l="0" t="0" r="0" b="2540"/>
+            <wp:docPr id="37" name="Imagen 37"/>
             <wp:cNvGraphicFramePr>
               <a:graphicFrameLocks xmlns:a="http://schemas.openxmlformats.org/drawingml/2006/main" noChangeAspect="1"/>
             </wp:cNvGraphicFramePr>
@@ -5262,7 +4312,7 @@
                   <pic:spPr>
                     <a:xfrm>
                       <a:off x="0" y="0"/>
-                      <a:ext cx="5486400" cy="1525905"/>
+                      <a:ext cx="5486400" cy="6283960"/>
                     </a:xfrm>
                     <a:prstGeom prst="rect">
                       <a:avLst/>
@@ -5278,85 +4328,19 @@
     <w:p>
       <w:pPr>
         <w:rPr>
-          <w:b/>
-          <w:bCs/>
-          <w:lang w:val="es-CO"/>
-        </w:rPr>
-      </w:pPr>
-      <w:r>
-        <w:rPr>
-          <w:b/>
-          <w:bCs/>
-          <w:lang w:val="es-CO"/>
-        </w:rPr>
-        <w:t>2.2</w:t>
-      </w:r>
-      <w:r>
-        <w:rPr>
-          <w:b/>
-          <w:bCs/>
-          <w:lang w:val="es-CO"/>
-        </w:rPr>
-        <w:t>.</w:t>
-      </w:r>
-      <w:r>
-        <w:rPr>
-          <w:b/>
-          <w:bCs/>
-          <w:lang w:val="es-CO"/>
-        </w:rPr>
-        <w:t>2</w:t>
-      </w:r>
-      <w:r>
-        <w:rPr>
-          <w:b/>
-          <w:bCs/>
-          <w:lang w:val="es-CO"/>
-        </w:rPr>
-        <w:t>. Bridge</w:t>
-      </w:r>
-    </w:p>
-    <w:p>
-      <w:pPr>
-        <w:rPr>
-          <w:b/>
-          <w:bCs/>
-          <w:lang w:val="es-CO"/>
-        </w:rPr>
-      </w:pPr>
-      <w:r>
-        <w:rPr>
-          <w:b/>
-          <w:bCs/>
-          <w:lang w:val="es-CO"/>
-        </w:rPr>
-        <w:t>2.2.2</w:t>
-      </w:r>
-      <w:r>
-        <w:rPr>
-          <w:b/>
-          <w:bCs/>
-          <w:lang w:val="es-CO"/>
-        </w:rPr>
-        <w:t>.1. Diagrama UML</w:t>
-      </w:r>
-    </w:p>
-    <w:p>
-      <w:pPr>
-        <w:rPr>
-          <w:lang w:val="es-CO"/>
-        </w:rPr>
-      </w:pPr>
-      <w:r>
-        <w:rPr>
-          <w:noProof/>
-          <w:lang w:val="es-CO"/>
-        </w:rPr>
+          <w:lang w:val="es-CO"/>
+        </w:rPr>
+      </w:pPr>
+      <w:r>
+        <w:rPr>
+          <w:lang w:val="es-CO"/>
+        </w:rPr>
+        <w:lastRenderedPageBreak/>
         <w:drawing>
-          <wp:inline distT="0" distB="0" distL="0" distR="0" wp14:anchorId="691F0B49" wp14:editId="5FA14B64">
-            <wp:extent cx="4103827" cy="3668271"/>
-            <wp:effectExtent l="0" t="0" r="0" b="8890"/>
-            <wp:docPr id="29" name="Imagen 29" descr="Diagrama&#10;&#10;El contenido generado por IA puede ser incorrecto."/>
+          <wp:inline distT="0" distB="0" distL="0" distR="0" wp14:anchorId="55FECE1A" wp14:editId="5CC7128F">
+            <wp:extent cx="5486400" cy="6395720"/>
+            <wp:effectExtent l="0" t="0" r="0" b="5080"/>
+            <wp:docPr id="38" name="Imagen 38"/>
             <wp:cNvGraphicFramePr>
               <a:graphicFrameLocks xmlns:a="http://schemas.openxmlformats.org/drawingml/2006/main" noChangeAspect="1"/>
             </wp:cNvGraphicFramePr>
@@ -5364,7 +4348,7 @@
               <a:graphicData uri="http://schemas.openxmlformats.org/drawingml/2006/picture">
                 <pic:pic xmlns:pic="http://schemas.openxmlformats.org/drawingml/2006/picture">
                   <pic:nvPicPr>
-                    <pic:cNvPr id="29" name="Imagen 29" descr="Diagrama&#10;&#10;El contenido generado por IA puede ser incorrecto."/>
+                    <pic:cNvPr id="1" name=""/>
                     <pic:cNvPicPr/>
                   </pic:nvPicPr>
                   <pic:blipFill>
@@ -5376,7 +4360,7 @@
                   <pic:spPr>
                     <a:xfrm>
                       <a:off x="0" y="0"/>
-                      <a:ext cx="4129385" cy="3691116"/>
+                      <a:ext cx="5486400" cy="6395720"/>
                     </a:xfrm>
                     <a:prstGeom prst="rect">
                       <a:avLst/>
@@ -5392,85 +4376,208 @@
     <w:p>
       <w:pPr>
         <w:rPr>
-          <w:b/>
-          <w:bCs/>
-          <w:lang w:val="es-CO"/>
-        </w:rPr>
-      </w:pPr>
-      <w:r>
-        <w:rPr>
-          <w:b/>
-          <w:bCs/>
+          <w:lang w:val="es-CO"/>
+        </w:rPr>
+      </w:pPr>
+    </w:p>
+    <w:p>
+      <w:pPr>
+        <w:rPr>
+          <w:lang w:val="es-CO"/>
+        </w:rPr>
+      </w:pPr>
+    </w:p>
+    <w:p>
+      <w:pPr>
+        <w:rPr>
+          <w:b/>
+          <w:bCs/>
+          <w:lang w:val="es-CO"/>
+        </w:rPr>
+      </w:pPr>
+      <w:r>
+        <w:rPr>
+          <w:b/>
+          <w:bCs/>
+          <w:lang w:val="es-CO"/>
+        </w:rPr>
+        <w:t>2</w:t>
+      </w:r>
+      <w:r>
+        <w:rPr>
+          <w:b/>
+          <w:bCs/>
+          <w:lang w:val="es-CO"/>
+        </w:rPr>
+        <w:t>.1.</w:t>
+      </w:r>
+      <w:r>
+        <w:rPr>
+          <w:b/>
+          <w:bCs/>
+          <w:lang w:val="es-CO"/>
+        </w:rPr>
+        <w:t>4</w:t>
+      </w:r>
+      <w:r>
+        <w:rPr>
+          <w:b/>
+          <w:bCs/>
+          <w:lang w:val="es-CO"/>
+        </w:rPr>
+        <w:t>.3. Explicación y uso del patrón en mi proyecto.</w:t>
+      </w:r>
+    </w:p>
+    <w:p>
+      <w:pPr>
+        <w:rPr>
+          <w:lang w:val="es-CO"/>
+        </w:rPr>
+      </w:pPr>
+      <w:r>
+        <w:rPr>
+          <w:b/>
+          <w:bCs/>
+          <w:lang w:val="es-CO"/>
+        </w:rPr>
+        <w:t>Explicación del código:</w:t>
+      </w:r>
+      <w:r>
+        <w:rPr>
+          <w:lang w:val="es-CO"/>
+        </w:rPr>
+        <w:br/>
+        <w:t xml:space="preserve">El </w:t>
+      </w:r>
+      <w:proofErr w:type="spellStart"/>
+      <w:r>
+        <w:rPr>
+          <w:lang w:val="es-CO"/>
+        </w:rPr>
+        <w:t>Builder</w:t>
+      </w:r>
+      <w:proofErr w:type="spellEnd"/>
+      <w:r>
+        <w:rPr>
+          <w:lang w:val="es-CO"/>
+        </w:rPr>
+        <w:t xml:space="preserve"> construye un </w:t>
+      </w:r>
+      <w:proofErr w:type="spellStart"/>
+      <w:r>
+        <w:rPr>
+          <w:lang w:val="es-CO"/>
+        </w:rPr>
+        <w:t>ProductionReport</w:t>
+      </w:r>
+      <w:proofErr w:type="spellEnd"/>
+      <w:r>
+        <w:rPr>
+          <w:lang w:val="es-CO"/>
+        </w:rPr>
+        <w:t xml:space="preserve"> paso a paso. Tiene un </w:t>
+      </w:r>
+      <w:proofErr w:type="spellStart"/>
+      <w:r>
+        <w:rPr>
+          <w:lang w:val="es-CO"/>
+        </w:rPr>
+        <w:t>builder</w:t>
+      </w:r>
+      <w:proofErr w:type="spellEnd"/>
+      <w:r>
+        <w:rPr>
+          <w:lang w:val="es-CO"/>
+        </w:rPr>
+        <w:t xml:space="preserve"> abstracto </w:t>
+      </w:r>
+      <w:proofErr w:type="spellStart"/>
+      <w:r>
+        <w:rPr>
+          <w:lang w:val="es-CO"/>
+        </w:rPr>
+        <w:t>ProductionReportBuilder</w:t>
+      </w:r>
+      <w:proofErr w:type="spellEnd"/>
+      <w:r>
+        <w:rPr>
+          <w:lang w:val="es-CO"/>
+        </w:rPr>
+        <w:t xml:space="preserve">, un </w:t>
+      </w:r>
+      <w:proofErr w:type="spellStart"/>
+      <w:r>
+        <w:rPr>
+          <w:lang w:val="es-CO"/>
+        </w:rPr>
+        <w:t>builder</w:t>
+      </w:r>
+      <w:proofErr w:type="spellEnd"/>
+      <w:r>
+        <w:rPr>
+          <w:lang w:val="es-CO"/>
+        </w:rPr>
+        <w:t xml:space="preserve"> concreto </w:t>
+      </w:r>
+      <w:proofErr w:type="spellStart"/>
+      <w:r>
+        <w:rPr>
+          <w:lang w:val="es-CO"/>
+        </w:rPr>
+        <w:t>StandardProductionReportBuilder</w:t>
+      </w:r>
+      <w:proofErr w:type="spellEnd"/>
+      <w:r>
+        <w:rPr>
+          <w:lang w:val="es-CO"/>
+        </w:rPr>
+        <w:t xml:space="preserve"> y un director </w:t>
+      </w:r>
+      <w:proofErr w:type="spellStart"/>
+      <w:r>
+        <w:rPr>
+          <w:lang w:val="es-CO"/>
+        </w:rPr>
+        <w:t>ReportDirector</w:t>
+      </w:r>
+      <w:proofErr w:type="spellEnd"/>
+      <w:r>
+        <w:rPr>
+          <w:lang w:val="es-CO"/>
+        </w:rPr>
+        <w:t>, que decide cómo armar el reporte: estándar o con alertas.</w:t>
+      </w:r>
+    </w:p>
+    <w:p>
+      <w:pPr>
+        <w:rPr>
+          <w:lang w:val="es-CO"/>
+        </w:rPr>
+      </w:pPr>
+      <w:r>
+        <w:rPr>
+          <w:rStyle w:val="Textoennegrita"/>
           <w:lang w:val="es-CO"/>
         </w:rPr>
         <w:lastRenderedPageBreak/>
-        <w:t>2.2.2</w:t>
-      </w:r>
-      <w:r>
-        <w:rPr>
-          <w:b/>
-          <w:bCs/>
-          <w:lang w:val="es-CO"/>
-        </w:rPr>
-        <w:t>.2. Código</w:t>
-      </w:r>
-    </w:p>
-    <w:p>
-      <w:pPr>
-        <w:rPr>
-          <w:lang w:val="es-CO"/>
-        </w:rPr>
-      </w:pPr>
-      <w:r>
-        <w:rPr>
-          <w:lang w:val="es-CO"/>
-        </w:rPr>
-        <w:t xml:space="preserve">- </w:t>
-      </w:r>
-      <w:hyperlink r:id="rId33" w:history="1">
-        <w:r>
-          <w:rPr>
-            <w:rStyle w:val="Hipervnculo"/>
-            <w:lang w:val="es-CO"/>
-          </w:rPr>
-          <w:t>Bridge</w:t>
-        </w:r>
-      </w:hyperlink>
-      <w:r>
-        <w:rPr>
-          <w:lang w:val="es-CO"/>
-        </w:rPr>
-        <w:t xml:space="preserve">: </w:t>
-      </w:r>
-      <w:r>
-        <w:rPr>
-          <w:lang w:val="es-CO"/>
-        </w:rPr>
-        <w:t>separación</w:t>
-      </w:r>
-      <w:r>
-        <w:rPr>
-          <w:lang w:val="es-CO"/>
-        </w:rPr>
-        <w:t xml:space="preserve"> entre tipo de orden y canal (OPCUA/Modbus).</w:t>
-      </w:r>
-    </w:p>
-    <w:p>
-      <w:pPr>
-        <w:rPr>
-          <w:b/>
-          <w:bCs/>
-          <w:lang w:val="es-CO"/>
-        </w:rPr>
-      </w:pPr>
-      <w:r>
-        <w:rPr>
-          <w:b/>
-          <w:bCs/>
-          <w:lang w:val="es-CO"/>
-        </w:rPr>
-        <w:t>2.</w:t>
-      </w:r>
+        <w:t>Función en mi proyecto:</w:t>
+      </w:r>
+      <w:r>
+        <w:rPr>
+          <w:lang w:val="es-CO"/>
+        </w:rPr>
+        <w:br/>
+        <w:t>Sirve para construir el reporte de producción de forma ordenada. En vez de crear un diccionario gigante y desordenado, el sistema arma el reporte por partes: encabezado, unidades, paradas, notas y alertas. Es útil porque el reporte puede crecer sin volver el código confuso ni difícil de mantener.</w:t>
+      </w:r>
+    </w:p>
+    <w:p>
+      <w:pPr>
+        <w:rPr>
+          <w:b/>
+          <w:bCs/>
+          <w:lang w:val="es-CO"/>
+        </w:rPr>
+      </w:pPr>
       <w:r>
         <w:rPr>
           <w:b/>
@@ -5485,203 +4592,15 @@
           <w:bCs/>
           <w:lang w:val="es-CO"/>
         </w:rPr>
-        <w:t>.</w:t>
-      </w:r>
-      <w:r>
-        <w:rPr>
-          <w:b/>
-          <w:bCs/>
-          <w:lang w:val="es-CO"/>
-        </w:rPr>
-        <w:t>2</w:t>
-      </w:r>
-      <w:r>
-        <w:rPr>
-          <w:b/>
-          <w:bCs/>
-          <w:lang w:val="es-CO"/>
-        </w:rPr>
-        <w:t>.3. Explicación y uso del patrón en mi proyecto.</w:t>
-      </w:r>
-    </w:p>
-    <w:p>
-      <w:pPr>
-        <w:rPr>
-          <w:lang w:val="es-CO"/>
-        </w:rPr>
-      </w:pPr>
-      <w:r>
-        <w:rPr>
-          <w:b/>
-          <w:bCs/>
-          <w:lang w:val="es-CO"/>
-        </w:rPr>
-        <w:t>Explicación del código:</w:t>
-      </w:r>
-      <w:r>
-        <w:rPr>
-          <w:lang w:val="es-CO"/>
-        </w:rPr>
-        <w:br/>
-        <w:t xml:space="preserve">Bridge separa dos jerarquías: el tipo de orden y el canal de comunicación. Por un lado están </w:t>
-      </w:r>
-      <w:proofErr w:type="spellStart"/>
-      <w:r>
-        <w:rPr>
-          <w:lang w:val="es-CO"/>
-        </w:rPr>
-        <w:t>CNCWorkOrder</w:t>
-      </w:r>
-      <w:proofErr w:type="spellEnd"/>
-      <w:r>
-        <w:rPr>
-          <w:lang w:val="es-CO"/>
-        </w:rPr>
-        <w:t xml:space="preserve"> y </w:t>
-      </w:r>
-      <w:proofErr w:type="spellStart"/>
-      <w:r>
-        <w:rPr>
-          <w:lang w:val="es-CO"/>
-        </w:rPr>
-        <w:t>RobotWorkOrder</w:t>
-      </w:r>
-      <w:proofErr w:type="spellEnd"/>
-      <w:r>
-        <w:rPr>
-          <w:lang w:val="es-CO"/>
-        </w:rPr>
-        <w:t xml:space="preserve">; por otro, </w:t>
-      </w:r>
-      <w:proofErr w:type="spellStart"/>
-      <w:r>
-        <w:rPr>
-          <w:lang w:val="es-CO"/>
-        </w:rPr>
-        <w:t>OPCUAChannel</w:t>
-      </w:r>
-      <w:proofErr w:type="spellEnd"/>
-      <w:r>
-        <w:rPr>
-          <w:lang w:val="es-CO"/>
-        </w:rPr>
-        <w:t xml:space="preserve"> y </w:t>
-      </w:r>
-      <w:proofErr w:type="spellStart"/>
-      <w:r>
-        <w:rPr>
-          <w:lang w:val="es-CO"/>
-        </w:rPr>
-        <w:t>ModbusChannel</w:t>
-      </w:r>
-      <w:proofErr w:type="spellEnd"/>
-      <w:r>
-        <w:rPr>
-          <w:lang w:val="es-CO"/>
-        </w:rPr>
-        <w:t xml:space="preserve">. El </w:t>
-      </w:r>
-      <w:proofErr w:type="spellStart"/>
-      <w:r>
-        <w:rPr>
-          <w:lang w:val="es-CO"/>
-        </w:rPr>
-        <w:t>MESScheduler</w:t>
-      </w:r>
-      <w:proofErr w:type="spellEnd"/>
-      <w:r>
-        <w:rPr>
-          <w:lang w:val="es-CO"/>
-        </w:rPr>
-        <w:t xml:space="preserve"> combina ambos.</w:t>
-      </w:r>
-    </w:p>
-    <w:p>
-      <w:pPr>
-        <w:rPr>
-          <w:lang w:val="es-CO"/>
-        </w:rPr>
-      </w:pPr>
-      <w:r>
-        <w:rPr>
-          <w:b/>
-          <w:bCs/>
-          <w:lang w:val="es-CO"/>
-        </w:rPr>
-        <w:t>Función en mi proyecto:</w:t>
-      </w:r>
-      <w:r>
-        <w:rPr>
-          <w:lang w:val="es-CO"/>
-        </w:rPr>
-        <w:br/>
-        <w:t xml:space="preserve">Permite despachar una orden CNC o Robot usando distintos protocolos, como OPCUA o Modbus. Sin Bridge tocaría crear combinaciones tipo </w:t>
-      </w:r>
-      <w:proofErr w:type="spellStart"/>
-      <w:r>
-        <w:rPr>
-          <w:lang w:val="es-CO"/>
-        </w:rPr>
-        <w:t>CNCOPCUAOrder</w:t>
-      </w:r>
-      <w:proofErr w:type="spellEnd"/>
-      <w:r>
-        <w:rPr>
-          <w:lang w:val="es-CO"/>
-        </w:rPr>
-        <w:t xml:space="preserve">, </w:t>
-      </w:r>
-      <w:proofErr w:type="spellStart"/>
-      <w:r>
-        <w:rPr>
-          <w:lang w:val="es-CO"/>
-        </w:rPr>
-        <w:t>CNCModbusOrder</w:t>
-      </w:r>
-      <w:proofErr w:type="spellEnd"/>
-      <w:r>
-        <w:rPr>
-          <w:lang w:val="es-CO"/>
-        </w:rPr>
-        <w:t xml:space="preserve">, </w:t>
-      </w:r>
-      <w:proofErr w:type="spellStart"/>
-      <w:r>
-        <w:rPr>
-          <w:lang w:val="es-CO"/>
-        </w:rPr>
-        <w:t>RobotOPCUAOrder</w:t>
-      </w:r>
-      <w:proofErr w:type="spellEnd"/>
-      <w:r>
-        <w:rPr>
-          <w:lang w:val="es-CO"/>
-        </w:rPr>
-        <w:t>, etc. Esto aumentaría el acoplamiento y la cantidad de clases necesarias. Con Bridge, ambas dimensiones se combinan de forma flexible: tipo de orden por un lado y protocolo de comunicación por otro.</w:t>
-      </w:r>
-    </w:p>
-    <w:p>
-      <w:pPr>
-        <w:rPr>
-          <w:lang w:val="es-CO"/>
-        </w:rPr>
-      </w:pPr>
-    </w:p>
-    <w:p>
-      <w:pPr>
-        <w:rPr>
-          <w:b/>
-          <w:bCs/>
-          <w:lang w:val="es-CO"/>
-        </w:rPr>
-      </w:pPr>
-      <w:r>
-        <w:rPr>
-          <w:b/>
-          <w:bCs/>
-          <w:lang w:val="es-CO"/>
-        </w:rPr>
-        <w:t>2.2.2</w:t>
+        <w:t>.1.</w:t>
+      </w:r>
+      <w:r>
+        <w:rPr>
+          <w:b/>
+          <w:bCs/>
+          <w:lang w:val="es-CO"/>
+        </w:rPr>
+        <w:t>4</w:t>
       </w:r>
       <w:r>
         <w:rPr>
@@ -5704,10 +4623,10 @@
           <w:lang w:val="es-CO"/>
         </w:rPr>
         <w:drawing>
-          <wp:inline distT="0" distB="0" distL="0" distR="0" wp14:anchorId="20D2A2AD" wp14:editId="631DFE93">
-            <wp:extent cx="5486400" cy="1452880"/>
+          <wp:inline distT="0" distB="0" distL="0" distR="0" wp14:anchorId="7153F3AC" wp14:editId="7ADD8BC7">
+            <wp:extent cx="6463975" cy="1185062"/>
             <wp:effectExtent l="0" t="0" r="0" b="0"/>
-            <wp:docPr id="13" name="Imagen 13"/>
+            <wp:docPr id="10" name="Imagen 10"/>
             <wp:cNvGraphicFramePr>
               <a:graphicFrameLocks xmlns:a="http://schemas.openxmlformats.org/drawingml/2006/main" noChangeAspect="1"/>
             </wp:cNvGraphicFramePr>
@@ -5719,7 +4638,7 @@
                     <pic:cNvPicPr/>
                   </pic:nvPicPr>
                   <pic:blipFill>
-                    <a:blip r:embed="rId34"/>
+                    <a:blip r:embed="rId33"/>
                     <a:stretch>
                       <a:fillRect/>
                     </a:stretch>
@@ -5727,7 +4646,7 @@
                   <pic:spPr>
                     <a:xfrm>
                       <a:off x="0" y="0"/>
-                      <a:ext cx="5486400" cy="1452880"/>
+                      <a:ext cx="6481241" cy="1188227"/>
                     </a:xfrm>
                     <a:prstGeom prst="rect">
                       <a:avLst/>
@@ -5743,88 +4662,42 @@
     <w:p>
       <w:pPr>
         <w:rPr>
-          <w:lang w:val="es-CO"/>
-        </w:rPr>
-      </w:pPr>
-    </w:p>
-    <w:p>
-      <w:pPr>
-        <w:rPr>
-          <w:lang w:val="es-CO"/>
-        </w:rPr>
-      </w:pPr>
-    </w:p>
-    <w:p>
-      <w:pPr>
-        <w:rPr>
-          <w:lang w:val="es-CO"/>
-        </w:rPr>
-      </w:pPr>
-    </w:p>
-    <w:p>
-      <w:pPr>
-        <w:rPr>
-          <w:lang w:val="es-CO"/>
-        </w:rPr>
-      </w:pPr>
-    </w:p>
-    <w:p>
-      <w:pPr>
-        <w:rPr>
-          <w:lang w:val="es-CO"/>
-        </w:rPr>
-      </w:pPr>
-    </w:p>
-    <w:p>
-      <w:pPr>
-        <w:rPr>
-          <w:lang w:val="es-CO"/>
-        </w:rPr>
-      </w:pPr>
-    </w:p>
-    <w:p>
-      <w:pPr>
-        <w:rPr>
-          <w:lang w:val="es-CO"/>
-        </w:rPr>
-      </w:pPr>
-    </w:p>
-    <w:p>
-      <w:pPr>
-        <w:rPr>
-          <w:lang w:val="es-CO"/>
-        </w:rPr>
-      </w:pPr>
-    </w:p>
-    <w:p>
-      <w:pPr>
-        <w:rPr>
-          <w:lang w:val="es-CO"/>
-        </w:rPr>
-      </w:pPr>
-    </w:p>
-    <w:p>
-      <w:pPr>
-        <w:rPr>
-          <w:lang w:val="es-CO"/>
-        </w:rPr>
-      </w:pPr>
-    </w:p>
-    <w:p>
-      <w:pPr>
-        <w:rPr>
-          <w:b/>
-          <w:bCs/>
-          <w:lang w:val="es-CO"/>
-        </w:rPr>
-      </w:pPr>
-      <w:r>
-        <w:rPr>
-          <w:b/>
-          <w:bCs/>
-          <w:lang w:val="es-CO"/>
-        </w:rPr>
-        <w:t xml:space="preserve">2.2.3. </w:t>
+          <w:b/>
+          <w:bCs/>
+          <w:lang w:val="es-CO"/>
+        </w:rPr>
+      </w:pPr>
+      <w:r>
+        <w:rPr>
+          <w:b/>
+          <w:bCs/>
+          <w:lang w:val="es-CO"/>
+        </w:rPr>
+        <w:t>2</w:t>
+      </w:r>
+      <w:r>
+        <w:rPr>
+          <w:b/>
+          <w:bCs/>
+          <w:lang w:val="es-CO"/>
+        </w:rPr>
+        <w:t>.1.</w:t>
+      </w:r>
+      <w:r>
+        <w:rPr>
+          <w:b/>
+          <w:bCs/>
+          <w:lang w:val="es-CO"/>
+        </w:rPr>
+        <w:t>5</w:t>
+      </w:r>
+      <w:r>
+        <w:rPr>
+          <w:b/>
+          <w:bCs/>
+          <w:lang w:val="es-CO"/>
+        </w:rPr>
+        <w:t xml:space="preserve">. </w:t>
       </w:r>
       <w:proofErr w:type="spellStart"/>
       <w:r>
@@ -5833,7 +4706,7 @@
           <w:bCs/>
           <w:lang w:val="es-CO"/>
         </w:rPr>
-        <w:t>Decorator</w:t>
+        <w:t>Prototype</w:t>
       </w:r>
       <w:proofErr w:type="spellEnd"/>
     </w:p>
@@ -5851,7 +4724,31 @@
           <w:bCs/>
           <w:lang w:val="es-CO"/>
         </w:rPr>
-        <w:t>2.2.3.1. Diagrama UML</w:t>
+        <w:t>2</w:t>
+      </w:r>
+      <w:r>
+        <w:rPr>
+          <w:b/>
+          <w:bCs/>
+          <w:lang w:val="es-CO"/>
+        </w:rPr>
+        <w:t>.1.</w:t>
+      </w:r>
+      <w:r>
+        <w:rPr>
+          <w:b/>
+          <w:bCs/>
+          <w:lang w:val="es-CO"/>
+        </w:rPr>
+        <w:t>5</w:t>
+      </w:r>
+      <w:r>
+        <w:rPr>
+          <w:b/>
+          <w:bCs/>
+          <w:lang w:val="es-CO"/>
+        </w:rPr>
+        <w:t>.1. Diagrama UML</w:t>
       </w:r>
     </w:p>
     <w:p>
@@ -5866,10 +4763,10 @@
           <w:lang w:val="es-CO"/>
         </w:rPr>
         <w:drawing>
-          <wp:inline distT="0" distB="0" distL="0" distR="0" wp14:anchorId="13E0F193" wp14:editId="0EC28D26">
-            <wp:extent cx="4209989" cy="4030675"/>
-            <wp:effectExtent l="0" t="0" r="635" b="8255"/>
-            <wp:docPr id="30" name="Imagen 30" descr="Diagrama&#10;&#10;El contenido generado por IA puede ser incorrecto."/>
+          <wp:inline distT="0" distB="0" distL="0" distR="0" wp14:anchorId="7D3F793C" wp14:editId="11DB9EE3">
+            <wp:extent cx="1631290" cy="3584575"/>
+            <wp:effectExtent l="0" t="0" r="7620" b="0"/>
+            <wp:docPr id="27" name="Imagen 27" descr="Diagrama&#10;&#10;El contenido generado por IA puede ser incorrecto."/>
             <wp:cNvGraphicFramePr>
               <a:graphicFrameLocks xmlns:a="http://schemas.openxmlformats.org/drawingml/2006/main" noChangeAspect="1"/>
             </wp:cNvGraphicFramePr>
@@ -5877,11 +4774,11 @@
               <a:graphicData uri="http://schemas.openxmlformats.org/drawingml/2006/picture">
                 <pic:pic xmlns:pic="http://schemas.openxmlformats.org/drawingml/2006/picture">
                   <pic:nvPicPr>
-                    <pic:cNvPr id="30" name="Imagen 30" descr="Diagrama&#10;&#10;El contenido generado por IA puede ser incorrecto."/>
+                    <pic:cNvPr id="27" name="Imagen 27" descr="Diagrama&#10;&#10;El contenido generado por IA puede ser incorrecto."/>
                     <pic:cNvPicPr/>
                   </pic:nvPicPr>
                   <pic:blipFill>
-                    <a:blip r:embed="rId35"/>
+                    <a:blip r:embed="rId34"/>
                     <a:stretch>
                       <a:fillRect/>
                     </a:stretch>
@@ -5889,7 +4786,7 @@
                   <pic:spPr>
                     <a:xfrm>
                       <a:off x="0" y="0"/>
-                      <a:ext cx="4215407" cy="4035862"/>
+                      <a:ext cx="1651310" cy="3628568"/>
                     </a:xfrm>
                     <a:prstGeom prst="rect">
                       <a:avLst/>
@@ -5916,7 +4813,31 @@
           <w:bCs/>
           <w:lang w:val="es-CO"/>
         </w:rPr>
-        <w:t>2.2.3.2. Código</w:t>
+        <w:t>2</w:t>
+      </w:r>
+      <w:r>
+        <w:rPr>
+          <w:b/>
+          <w:bCs/>
+          <w:lang w:val="es-CO"/>
+        </w:rPr>
+        <w:t>.1.</w:t>
+      </w:r>
+      <w:r>
+        <w:rPr>
+          <w:b/>
+          <w:bCs/>
+          <w:lang w:val="es-CO"/>
+        </w:rPr>
+        <w:t>5</w:t>
+      </w:r>
+      <w:r>
+        <w:rPr>
+          <w:b/>
+          <w:bCs/>
+          <w:lang w:val="es-CO"/>
+        </w:rPr>
+        <w:t>.2. Código</w:t>
       </w:r>
     </w:p>
     <w:p>
@@ -5931,14 +4852,28 @@
         </w:rPr>
         <w:t xml:space="preserve">- </w:t>
       </w:r>
-      <w:hyperlink r:id="rId36" w:history="1">
+      <w:hyperlink r:id="rId35" w:history="1">
         <w:proofErr w:type="spellStart"/>
         <w:r>
           <w:rPr>
             <w:rStyle w:val="Hipervnculo"/>
             <w:lang w:val="es-CO"/>
           </w:rPr>
-          <w:t>Decorator</w:t>
+          <w:t>Protot</w:t>
+        </w:r>
+        <w:r>
+          <w:rPr>
+            <w:rStyle w:val="Hipervnculo"/>
+            <w:lang w:val="es-CO"/>
+          </w:rPr>
+          <w:t>y</w:t>
+        </w:r>
+        <w:r>
+          <w:rPr>
+            <w:rStyle w:val="Hipervnculo"/>
+            <w:lang w:val="es-CO"/>
+          </w:rPr>
+          <w:t>pe</w:t>
         </w:r>
         <w:proofErr w:type="spellEnd"/>
       </w:hyperlink>
@@ -5946,250 +4881,87 @@
         <w:rPr>
           <w:lang w:val="es-CO"/>
         </w:rPr>
-        <w:t>: enriquecimiento de reporte con calidad, trazabilidad y OEE.</w:t>
-      </w:r>
-    </w:p>
-    <w:p>
-      <w:pPr>
-        <w:rPr>
-          <w:b/>
-          <w:bCs/>
-          <w:lang w:val="es-CO"/>
-        </w:rPr>
-      </w:pPr>
-      <w:r>
-        <w:rPr>
-          <w:b/>
-          <w:bCs/>
-          <w:lang w:val="es-CO"/>
-        </w:rPr>
-        <w:t>2.</w:t>
-      </w:r>
-      <w:r>
-        <w:rPr>
-          <w:b/>
-          <w:bCs/>
-          <w:lang w:val="es-CO"/>
-        </w:rPr>
-        <w:t>2</w:t>
-      </w:r>
-      <w:r>
-        <w:rPr>
-          <w:b/>
-          <w:bCs/>
-          <w:lang w:val="es-CO"/>
-        </w:rPr>
-        <w:t>.</w:t>
-      </w:r>
-      <w:r>
-        <w:rPr>
-          <w:b/>
-          <w:bCs/>
-          <w:lang w:val="es-CO"/>
-        </w:rPr>
-        <w:t>3</w:t>
-      </w:r>
-      <w:r>
-        <w:rPr>
-          <w:b/>
-          <w:bCs/>
-          <w:lang w:val="es-CO"/>
-        </w:rPr>
-        <w:t>.3. Explicación y uso del patrón en mi proyecto.</w:t>
-      </w:r>
-    </w:p>
-    <w:p>
-      <w:pPr>
-        <w:rPr>
-          <w:lang w:val="es-CO"/>
-        </w:rPr>
-      </w:pPr>
-      <w:r>
-        <w:rPr>
-          <w:b/>
-          <w:bCs/>
-          <w:lang w:val="es-CO"/>
-        </w:rPr>
-        <w:t>Explicación del código:</w:t>
-      </w:r>
-      <w:r>
-        <w:rPr>
-          <w:lang w:val="es-CO"/>
-        </w:rPr>
-        <w:br/>
+        <w:t xml:space="preserve">: </w:t>
       </w:r>
       <w:proofErr w:type="spellStart"/>
       <w:r>
         <w:rPr>
           <w:lang w:val="es-CO"/>
         </w:rPr>
-        <w:t>Decorator</w:t>
+        <w:t>TemplateRegistry</w:t>
       </w:r>
       <w:proofErr w:type="spellEnd"/>
       <w:r>
         <w:rPr>
           <w:lang w:val="es-CO"/>
         </w:rPr>
-        <w:t xml:space="preserve"> parte de un reporte base </w:t>
-      </w:r>
-      <w:proofErr w:type="spellStart"/>
-      <w:r>
-        <w:rPr>
-          <w:lang w:val="es-CO"/>
-        </w:rPr>
-        <w:t>BaseProductionReport</w:t>
-      </w:r>
-      <w:proofErr w:type="spellEnd"/>
-      <w:r>
-        <w:rPr>
-          <w:lang w:val="es-CO"/>
-        </w:rPr>
-        <w:t xml:space="preserve"> y luego lo envuelve con decoradores: </w:t>
-      </w:r>
-      <w:proofErr w:type="spellStart"/>
-      <w:r>
-        <w:rPr>
-          <w:lang w:val="es-CO"/>
-        </w:rPr>
-        <w:t>QualityDecorator</w:t>
-      </w:r>
-      <w:proofErr w:type="spellEnd"/>
-      <w:r>
-        <w:rPr>
-          <w:lang w:val="es-CO"/>
-        </w:rPr>
-        <w:t xml:space="preserve">, </w:t>
-      </w:r>
-      <w:proofErr w:type="spellStart"/>
-      <w:r>
-        <w:rPr>
-          <w:lang w:val="es-CO"/>
-        </w:rPr>
-        <w:t>TraceabilityDecorator</w:t>
-      </w:r>
-      <w:proofErr w:type="spellEnd"/>
-      <w:r>
-        <w:rPr>
-          <w:lang w:val="es-CO"/>
-        </w:rPr>
-        <w:t xml:space="preserve"> y </w:t>
-      </w:r>
-      <w:proofErr w:type="spellStart"/>
-      <w:r>
-        <w:rPr>
-          <w:lang w:val="es-CO"/>
-        </w:rPr>
-        <w:t>OEEDecorator</w:t>
-      </w:r>
-      <w:proofErr w:type="spellEnd"/>
-      <w:r>
-        <w:rPr>
-          <w:lang w:val="es-CO"/>
-        </w:rPr>
-        <w:t>. Cada decorador agrega información nueva al reporte sin modificar la clase original.</w:t>
-      </w:r>
-    </w:p>
-    <w:p>
-      <w:pPr>
-        <w:rPr>
-          <w:lang w:val="es-CO"/>
-        </w:rPr>
-      </w:pPr>
-      <w:r>
-        <w:rPr>
-          <w:b/>
-          <w:bCs/>
-          <w:lang w:val="es-CO"/>
-        </w:rPr>
-        <w:t>Función en mi proyecto:</w:t>
-      </w:r>
-      <w:r>
-        <w:rPr>
-          <w:lang w:val="es-CO"/>
-        </w:rPr>
-        <w:br/>
-        <w:t>Sirve para enriquecer el reporte final con controles de calidad, trazabilidad y cálculo de OEE. Es útil porque el sistema puede agregar funcionalidades al reporte sin reescribir la clase base. En el MES, permite cerrar el turno con información operativa más completa.</w:t>
-      </w:r>
-    </w:p>
-    <w:p>
-      <w:pPr>
-        <w:rPr>
-          <w:lang w:val="es-CO"/>
-        </w:rPr>
-      </w:pPr>
-    </w:p>
-    <w:p>
-      <w:pPr>
-        <w:rPr>
-          <w:lang w:val="es-CO"/>
-        </w:rPr>
-      </w:pPr>
-    </w:p>
-    <w:p>
-      <w:pPr>
-        <w:rPr>
-          <w:b/>
-          <w:bCs/>
-          <w:lang w:val="es-CO"/>
-        </w:rPr>
-      </w:pPr>
-      <w:r>
-        <w:rPr>
-          <w:b/>
-          <w:bCs/>
-          <w:lang w:val="es-CO"/>
-        </w:rPr>
-        <w:t>2.</w:t>
-      </w:r>
-      <w:r>
-        <w:rPr>
-          <w:b/>
-          <w:bCs/>
-          <w:lang w:val="es-CO"/>
-        </w:rPr>
-        <w:t>2</w:t>
-      </w:r>
-      <w:r>
-        <w:rPr>
-          <w:b/>
-          <w:bCs/>
-          <w:lang w:val="es-CO"/>
-        </w:rPr>
-        <w:t>.</w:t>
-      </w:r>
-      <w:r>
-        <w:rPr>
-          <w:b/>
-          <w:bCs/>
-          <w:lang w:val="es-CO"/>
-        </w:rPr>
-        <w:t>3</w:t>
-      </w:r>
-      <w:r>
-        <w:rPr>
-          <w:b/>
-          <w:bCs/>
-          <w:lang w:val="es-CO"/>
-        </w:rPr>
-        <w:t xml:space="preserve">.4. UI </w:t>
-      </w:r>
-    </w:p>
-    <w:p>
-      <w:pPr>
-        <w:rPr>
-          <w:lang w:val="es-CO"/>
-        </w:rPr>
-      </w:pPr>
-      <w:r>
-        <w:rPr>
-          <w:noProof/>
-          <w:lang w:val="es-CO"/>
-        </w:rPr>
+        <w:t xml:space="preserve"> clona plantillas de orden.</w:t>
+      </w:r>
+    </w:p>
+    <w:p>
+      <w:pPr>
+        <w:rPr>
+          <w:lang w:val="es-CO"/>
+        </w:rPr>
+      </w:pPr>
+      <w:r>
+        <w:rPr>
+          <w:lang w:val="es-CO"/>
+        </w:rPr>
+        <w:lastRenderedPageBreak/>
         <w:drawing>
-          <wp:inline distT="0" distB="0" distL="0" distR="0" wp14:anchorId="65D58B45" wp14:editId="7F6468C0">
-            <wp:extent cx="5486400" cy="2494280"/>
+          <wp:inline distT="0" distB="0" distL="0" distR="0" wp14:anchorId="7E4B7BE5" wp14:editId="33894356">
+            <wp:extent cx="5486400" cy="6628130"/>
             <wp:effectExtent l="0" t="0" r="0" b="1270"/>
-            <wp:docPr id="14" name="Imagen 14"/>
+            <wp:docPr id="39" name="Imagen 39"/>
+            <wp:cNvGraphicFramePr>
+              <a:graphicFrameLocks xmlns:a="http://schemas.openxmlformats.org/drawingml/2006/main" noChangeAspect="1"/>
+            </wp:cNvGraphicFramePr>
+            <a:graphic xmlns:a="http://schemas.openxmlformats.org/drawingml/2006/main">
+              <a:graphicData uri="http://schemas.openxmlformats.org/drawingml/2006/picture">
+                <pic:pic xmlns:pic="http://schemas.openxmlformats.org/drawingml/2006/picture">
+                  <pic:nvPicPr>
+                    <pic:cNvPr id="1" name=""/>
+                    <pic:cNvPicPr/>
+                  </pic:nvPicPr>
+                  <pic:blipFill>
+                    <a:blip r:embed="rId36"/>
+                    <a:stretch>
+                      <a:fillRect/>
+                    </a:stretch>
+                  </pic:blipFill>
+                  <pic:spPr>
+                    <a:xfrm>
+                      <a:off x="0" y="0"/>
+                      <a:ext cx="5486400" cy="6628130"/>
+                    </a:xfrm>
+                    <a:prstGeom prst="rect">
+                      <a:avLst/>
+                    </a:prstGeom>
+                  </pic:spPr>
+                </pic:pic>
+              </a:graphicData>
+            </a:graphic>
+          </wp:inline>
+        </w:drawing>
+      </w:r>
+    </w:p>
+    <w:p>
+      <w:pPr>
+        <w:rPr>
+          <w:lang w:val="es-CO"/>
+        </w:rPr>
+      </w:pPr>
+      <w:r>
+        <w:rPr>
+          <w:lang w:val="es-CO"/>
+        </w:rPr>
+        <w:lastRenderedPageBreak/>
+        <w:drawing>
+          <wp:inline distT="0" distB="0" distL="0" distR="0" wp14:anchorId="67593AF5" wp14:editId="129CAF98">
+            <wp:extent cx="5486400" cy="5979795"/>
+            <wp:effectExtent l="0" t="0" r="0" b="1905"/>
+            <wp:docPr id="40" name="Imagen 40"/>
             <wp:cNvGraphicFramePr>
               <a:graphicFrameLocks xmlns:a="http://schemas.openxmlformats.org/drawingml/2006/main" noChangeAspect="1"/>
             </wp:cNvGraphicFramePr>
@@ -6209,7 +4981,7 @@
                   <pic:spPr>
                     <a:xfrm>
                       <a:off x="0" y="0"/>
-                      <a:ext cx="5486400" cy="2494280"/>
+                      <a:ext cx="5486400" cy="5979795"/>
                     </a:xfrm>
                     <a:prstGeom prst="rect">
                       <a:avLst/>
@@ -6228,57 +5000,16 @@
           <w:lang w:val="es-CO"/>
         </w:rPr>
       </w:pPr>
-    </w:p>
-    <w:p>
-      <w:pPr>
-        <w:rPr>
-          <w:b/>
-          <w:bCs/>
-          <w:lang w:val="es-CO"/>
-        </w:rPr>
-      </w:pPr>
-      <w:r>
-        <w:rPr>
-          <w:b/>
-          <w:bCs/>
-          <w:lang w:val="es-CO"/>
-        </w:rPr>
-        <w:t>2.2.4. Composite</w:t>
-      </w:r>
-    </w:p>
-    <w:p>
-      <w:pPr>
-        <w:rPr>
-          <w:b/>
-          <w:bCs/>
-          <w:lang w:val="es-CO"/>
-        </w:rPr>
-      </w:pPr>
-      <w:r>
-        <w:rPr>
-          <w:b/>
-          <w:bCs/>
-          <w:lang w:val="es-CO"/>
-        </w:rPr>
-        <w:t>2.2.4.1. Diagrama UML</w:t>
-      </w:r>
-    </w:p>
-    <w:p>
-      <w:pPr>
-        <w:rPr>
-          <w:lang w:val="es-CO"/>
-        </w:rPr>
-      </w:pPr>
-      <w:r>
-        <w:rPr>
-          <w:noProof/>
-          <w:lang w:val="es-CO"/>
-        </w:rPr>
+      <w:r>
+        <w:rPr>
+          <w:lang w:val="es-CO"/>
+        </w:rPr>
+        <w:lastRenderedPageBreak/>
         <w:drawing>
-          <wp:inline distT="0" distB="0" distL="0" distR="0" wp14:anchorId="5D6F8CED" wp14:editId="148D67A8">
-            <wp:extent cx="4343400" cy="3763276"/>
-            <wp:effectExtent l="0" t="0" r="0" b="8890"/>
-            <wp:docPr id="31" name="Imagen 31" descr="Diagrama&#10;&#10;El contenido generado por IA puede ser incorrecto."/>
+          <wp:inline distT="0" distB="0" distL="0" distR="0" wp14:anchorId="0A4F6EE8" wp14:editId="791F9592">
+            <wp:extent cx="5486400" cy="3691255"/>
+            <wp:effectExtent l="0" t="0" r="0" b="4445"/>
+            <wp:docPr id="41" name="Imagen 41"/>
             <wp:cNvGraphicFramePr>
               <a:graphicFrameLocks xmlns:a="http://schemas.openxmlformats.org/drawingml/2006/main" noChangeAspect="1"/>
             </wp:cNvGraphicFramePr>
@@ -6286,7 +5017,7 @@
               <a:graphicData uri="http://schemas.openxmlformats.org/drawingml/2006/picture">
                 <pic:pic xmlns:pic="http://schemas.openxmlformats.org/drawingml/2006/picture">
                   <pic:nvPicPr>
-                    <pic:cNvPr id="31" name="Imagen 31" descr="Diagrama&#10;&#10;El contenido generado por IA puede ser incorrecto."/>
+                    <pic:cNvPr id="1" name=""/>
                     <pic:cNvPicPr/>
                   </pic:nvPicPr>
                   <pic:blipFill>
@@ -6298,7 +5029,7 @@
                   <pic:spPr>
                     <a:xfrm>
                       <a:off x="0" y="0"/>
-                      <a:ext cx="4369625" cy="3785999"/>
+                      <a:ext cx="5486400" cy="3691255"/>
                     </a:xfrm>
                     <a:prstGeom prst="rect">
                       <a:avLst/>
@@ -6325,82 +5056,28 @@
           <w:bCs/>
           <w:lang w:val="es-CO"/>
         </w:rPr>
-        <w:lastRenderedPageBreak/>
-        <w:t>2.2.4.2. Código</w:t>
-      </w:r>
-    </w:p>
-    <w:p>
-      <w:pPr>
-        <w:rPr>
-          <w:lang w:val="es-CO"/>
-        </w:rPr>
-      </w:pPr>
-      <w:r>
-        <w:rPr>
-          <w:lang w:val="es-CO"/>
-        </w:rPr>
-        <w:t xml:space="preserve">- </w:t>
-      </w:r>
-      <w:hyperlink r:id="rId39" w:history="1">
-        <w:r>
-          <w:rPr>
-            <w:rStyle w:val="Hipervnculo"/>
-            <w:lang w:val="es-CO"/>
-          </w:rPr>
-          <w:t>Composite</w:t>
-        </w:r>
-      </w:hyperlink>
-      <w:r>
-        <w:rPr>
-          <w:lang w:val="es-CO"/>
-        </w:rPr>
-        <w:t xml:space="preserve">: capacidad de planta por estructura </w:t>
-      </w:r>
-      <w:r>
-        <w:rPr>
-          <w:lang w:val="es-CO"/>
-        </w:rPr>
-        <w:t>jerárquica</w:t>
-      </w:r>
-      <w:r>
-        <w:rPr>
-          <w:lang w:val="es-CO"/>
-        </w:rPr>
-        <w:t>.</w:t>
-      </w:r>
-    </w:p>
-    <w:p>
-      <w:pPr>
-        <w:rPr>
-          <w:lang w:val="es-CO"/>
-        </w:rPr>
-      </w:pPr>
-      <w:r>
-        <w:rPr>
-          <w:lang w:val="es-CO"/>
-        </w:rPr>
-        <w:t>2.</w:t>
-      </w:r>
-      <w:r>
-        <w:rPr>
-          <w:lang w:val="es-CO"/>
-        </w:rPr>
         <w:t>2</w:t>
       </w:r>
       <w:r>
         <w:rPr>
-          <w:lang w:val="es-CO"/>
-        </w:rPr>
-        <w:t>.</w:t>
-      </w:r>
-      <w:r>
-        <w:rPr>
-          <w:lang w:val="es-CO"/>
-        </w:rPr>
-        <w:t>4</w:t>
-      </w:r>
-      <w:r>
-        <w:rPr>
+          <w:b/>
+          <w:bCs/>
+          <w:lang w:val="es-CO"/>
+        </w:rPr>
+        <w:t>.1.</w:t>
+      </w:r>
+      <w:r>
+        <w:rPr>
+          <w:b/>
+          <w:bCs/>
+          <w:lang w:val="es-CO"/>
+        </w:rPr>
+        <w:t>5</w:t>
+      </w:r>
+      <w:r>
+        <w:rPr>
+          <w:b/>
+          <w:bCs/>
           <w:lang w:val="es-CO"/>
         </w:rPr>
         <w:t>.3. Explicación y uso del patrón en mi proyecto.</w:t>
@@ -6425,63 +5102,90 @@
           <w:lang w:val="es-CO"/>
         </w:rPr>
         <w:br/>
-        <w:t xml:space="preserve">Composite maneja una estructura tipo árbol. </w:t>
       </w:r>
       <w:proofErr w:type="spellStart"/>
       <w:r>
         <w:rPr>
           <w:lang w:val="es-CO"/>
         </w:rPr>
-        <w:t>ProductionNode</w:t>
+        <w:t>Prototype</w:t>
       </w:r>
       <w:proofErr w:type="spellEnd"/>
       <w:r>
         <w:rPr>
           <w:lang w:val="es-CO"/>
         </w:rPr>
-        <w:t xml:space="preserve"> es la interfaz común. </w:t>
+        <w:t xml:space="preserve"> permite clonar una plantilla base de orden. </w:t>
       </w:r>
       <w:proofErr w:type="spellStart"/>
       <w:r>
         <w:rPr>
           <w:lang w:val="es-CO"/>
         </w:rPr>
-        <w:t>MachineStation</w:t>
+        <w:t>ProductionOrderTemplate</w:t>
       </w:r>
       <w:proofErr w:type="spellEnd"/>
       <w:r>
         <w:rPr>
           <w:lang w:val="es-CO"/>
         </w:rPr>
-        <w:t xml:space="preserve"> representa una máquina individual y </w:t>
+        <w:t xml:space="preserve"> tiene el método </w:t>
+      </w:r>
+      <w:proofErr w:type="gramStart"/>
+      <w:r>
+        <w:rPr>
+          <w:lang w:val="es-CO"/>
+        </w:rPr>
+        <w:t>clone(</w:t>
+      </w:r>
+      <w:proofErr w:type="gramEnd"/>
+      <w:r>
+        <w:rPr>
+          <w:lang w:val="es-CO"/>
+        </w:rPr>
+        <w:t xml:space="preserve">) usando </w:t>
       </w:r>
       <w:proofErr w:type="spellStart"/>
       <w:r>
         <w:rPr>
           <w:lang w:val="es-CO"/>
         </w:rPr>
-        <w:t>ProductionGroup</w:t>
+        <w:t>copy.deepcopy</w:t>
       </w:r>
       <w:proofErr w:type="spellEnd"/>
       <w:r>
         <w:rPr>
           <w:lang w:val="es-CO"/>
         </w:rPr>
-        <w:t xml:space="preserve"> representa un grupo de máquinas o líneas. Ambos responden a </w:t>
+        <w:t xml:space="preserve">(). Luego </w:t>
       </w:r>
       <w:proofErr w:type="spellStart"/>
       <w:r>
         <w:rPr>
           <w:lang w:val="es-CO"/>
         </w:rPr>
-        <w:t>total_planned_units</w:t>
+        <w:t>TemplateRegistry</w:t>
       </w:r>
       <w:proofErr w:type="spellEnd"/>
       <w:r>
         <w:rPr>
           <w:lang w:val="es-CO"/>
         </w:rPr>
-        <w:t>().</w:t>
+        <w:t xml:space="preserve"> guarda las plantillas y </w:t>
+      </w:r>
+      <w:proofErr w:type="spellStart"/>
+      <w:r>
+        <w:rPr>
+          <w:lang w:val="es-CO"/>
+        </w:rPr>
+        <w:t>MESProductionPlanner</w:t>
+      </w:r>
+      <w:proofErr w:type="spellEnd"/>
+      <w:r>
+        <w:rPr>
+          <w:lang w:val="es-CO"/>
+        </w:rPr>
+        <w:t xml:space="preserve"> las usa para preparar órdenes nuevas.</w:t>
       </w:r>
     </w:p>
     <w:p>
@@ -6503,50 +5207,90 @@
           <w:lang w:val="es-CO"/>
         </w:rPr>
         <w:br/>
-        <w:t>Sirve para calcular la capacidad total de producción de la planta. El sistema puede tratar igual una máquina individual, una línea completa o toda la planta. En el flujo real, se usa para obtener la capacidad total planeada.</w:t>
-      </w:r>
-    </w:p>
-    <w:p>
-      <w:pPr>
-        <w:rPr>
-          <w:lang w:val="es-CO"/>
-        </w:rPr>
-      </w:pPr>
-      <w:r>
-        <w:rPr>
-          <w:lang w:val="es-CO"/>
-        </w:rPr>
-        <w:t>2.</w:t>
-      </w:r>
-      <w:r>
-        <w:rPr>
+        <w:t xml:space="preserve">Sirve para crear órdenes nuevas a partir de plantillas ya configuradas. Por ejemplo, </w:t>
+      </w:r>
+      <w:proofErr w:type="spellStart"/>
+      <w:r>
+        <w:rPr>
+          <w:lang w:val="es-CO"/>
+        </w:rPr>
+        <w:t>cnc_standard</w:t>
+      </w:r>
+      <w:proofErr w:type="spellEnd"/>
+      <w:r>
+        <w:rPr>
+          <w:lang w:val="es-CO"/>
+        </w:rPr>
+        <w:t xml:space="preserve"> o </w:t>
+      </w:r>
+      <w:proofErr w:type="spellStart"/>
+      <w:r>
+        <w:rPr>
+          <w:lang w:val="es-CO"/>
+        </w:rPr>
+        <w:t>robot_packaging</w:t>
+      </w:r>
+      <w:proofErr w:type="spellEnd"/>
+      <w:r>
+        <w:rPr>
+          <w:lang w:val="es-CO"/>
+        </w:rPr>
+        <w:t xml:space="preserve">. Así no se reconstruyen desde cero los datos de máquina, calidad y parámetros. Se clona una base y luego se personaliza con </w:t>
+      </w:r>
+      <w:proofErr w:type="spellStart"/>
+      <w:r>
+        <w:rPr>
+          <w:lang w:val="es-CO"/>
+        </w:rPr>
+        <w:t>order_id</w:t>
+      </w:r>
+      <w:proofErr w:type="spellEnd"/>
+      <w:r>
+        <w:rPr>
+          <w:lang w:val="es-CO"/>
+        </w:rPr>
+        <w:t>, unidades y turno.</w:t>
+      </w:r>
+    </w:p>
+    <w:p>
+      <w:pPr>
+        <w:rPr>
+          <w:b/>
+          <w:bCs/>
+          <w:lang w:val="es-CO"/>
+        </w:rPr>
+      </w:pPr>
+      <w:r>
+        <w:rPr>
+          <w:b/>
+          <w:bCs/>
           <w:lang w:val="es-CO"/>
         </w:rPr>
         <w:t>2</w:t>
       </w:r>
       <w:r>
         <w:rPr>
-          <w:lang w:val="es-CO"/>
-        </w:rPr>
-        <w:t>.</w:t>
-      </w:r>
-      <w:r>
-        <w:rPr>
-          <w:lang w:val="es-CO"/>
-        </w:rPr>
-        <w:t>4</w:t>
-      </w:r>
-      <w:r>
-        <w:rPr>
-          <w:lang w:val="es-CO"/>
-        </w:rPr>
-        <w:t>.4. UI</w:t>
-      </w:r>
-      <w:r>
-        <w:rPr>
-          <w:lang w:val="es-CO"/>
-        </w:rPr>
-        <w:t>.</w:t>
+          <w:b/>
+          <w:bCs/>
+          <w:lang w:val="es-CO"/>
+        </w:rPr>
+        <w:t>.1.</w:t>
+      </w:r>
+      <w:r>
+        <w:rPr>
+          <w:b/>
+          <w:bCs/>
+          <w:lang w:val="es-CO"/>
+        </w:rPr>
+        <w:t>5</w:t>
+      </w:r>
+      <w:r>
+        <w:rPr>
+          <w:b/>
+          <w:bCs/>
+          <w:lang w:val="es-CO"/>
+        </w:rPr>
+        <w:t xml:space="preserve">.4. UI </w:t>
       </w:r>
     </w:p>
     <w:p>
@@ -6561,10 +5305,10 @@
           <w:lang w:val="es-CO"/>
         </w:rPr>
         <w:drawing>
-          <wp:inline distT="0" distB="0" distL="0" distR="0" wp14:anchorId="0DD7A099" wp14:editId="67BDDC81">
-            <wp:extent cx="5486400" cy="2073910"/>
-            <wp:effectExtent l="0" t="0" r="0" b="2540"/>
-            <wp:docPr id="15" name="Imagen 15"/>
+          <wp:inline distT="0" distB="0" distL="0" distR="0" wp14:anchorId="79218AA7" wp14:editId="3BD2D789">
+            <wp:extent cx="5486400" cy="1496060"/>
+            <wp:effectExtent l="0" t="0" r="0" b="8890"/>
+            <wp:docPr id="11" name="Imagen 11"/>
             <wp:cNvGraphicFramePr>
               <a:graphicFrameLocks xmlns:a="http://schemas.openxmlformats.org/drawingml/2006/main" noChangeAspect="1"/>
             </wp:cNvGraphicFramePr>
@@ -6576,7 +5320,7 @@
                     <pic:cNvPicPr/>
                   </pic:nvPicPr>
                   <pic:blipFill>
-                    <a:blip r:embed="rId40"/>
+                    <a:blip r:embed="rId39"/>
                     <a:stretch>
                       <a:fillRect/>
                     </a:stretch>
@@ -6584,7 +5328,7 @@
                   <pic:spPr>
                     <a:xfrm>
                       <a:off x="0" y="0"/>
-                      <a:ext cx="5486400" cy="2073910"/>
+                      <a:ext cx="5486400" cy="1496060"/>
                     </a:xfrm>
                     <a:prstGeom prst="rect">
                       <a:avLst/>
@@ -6600,91 +5344,6 @@
     <w:p>
       <w:pPr>
         <w:rPr>
-          <w:lang w:val="es-CO"/>
-        </w:rPr>
-      </w:pPr>
-      <w:r>
-        <w:rPr>
-          <w:lang w:val="es-CO"/>
-        </w:rPr>
-        <w:t xml:space="preserve"> </w:t>
-      </w:r>
-    </w:p>
-    <w:p>
-      <w:pPr>
-        <w:rPr>
-          <w:b/>
-          <w:bCs/>
-          <w:lang w:val="es-CO"/>
-        </w:rPr>
-      </w:pPr>
-    </w:p>
-    <w:p>
-      <w:pPr>
-        <w:rPr>
-          <w:b/>
-          <w:bCs/>
-          <w:lang w:val="es-CO"/>
-        </w:rPr>
-      </w:pPr>
-    </w:p>
-    <w:p>
-      <w:pPr>
-        <w:rPr>
-          <w:b/>
-          <w:bCs/>
-          <w:lang w:val="es-CO"/>
-        </w:rPr>
-      </w:pPr>
-    </w:p>
-    <w:p>
-      <w:pPr>
-        <w:rPr>
-          <w:b/>
-          <w:bCs/>
-          <w:lang w:val="es-CO"/>
-        </w:rPr>
-      </w:pPr>
-    </w:p>
-    <w:p>
-      <w:pPr>
-        <w:rPr>
-          <w:b/>
-          <w:bCs/>
-          <w:lang w:val="es-CO"/>
-        </w:rPr>
-      </w:pPr>
-    </w:p>
-    <w:p>
-      <w:pPr>
-        <w:rPr>
-          <w:b/>
-          <w:bCs/>
-          <w:lang w:val="es-CO"/>
-        </w:rPr>
-      </w:pPr>
-    </w:p>
-    <w:p>
-      <w:pPr>
-        <w:rPr>
-          <w:b/>
-          <w:bCs/>
-          <w:lang w:val="es-CO"/>
-        </w:rPr>
-      </w:pPr>
-    </w:p>
-    <w:p>
-      <w:pPr>
-        <w:rPr>
-          <w:b/>
-          <w:bCs/>
-          <w:lang w:val="es-CO"/>
-        </w:rPr>
-      </w:pPr>
-    </w:p>
-    <w:p>
-      <w:pPr>
-        <w:rPr>
           <w:b/>
           <w:bCs/>
           <w:lang w:val="es-CO"/>
@@ -6697,7 +5356,48 @@
           <w:lang w:val="es-CO"/>
         </w:rPr>
         <w:lastRenderedPageBreak/>
-        <w:t xml:space="preserve">2.2.5. </w:t>
+        <w:t>2.2. Patrones Estructurales</w:t>
+      </w:r>
+    </w:p>
+    <w:p>
+      <w:pPr>
+        <w:rPr>
+          <w:b/>
+          <w:bCs/>
+          <w:lang w:val="es-CO"/>
+        </w:rPr>
+      </w:pPr>
+      <w:r>
+        <w:rPr>
+          <w:b/>
+          <w:bCs/>
+          <w:lang w:val="es-CO"/>
+        </w:rPr>
+        <w:t>2</w:t>
+      </w:r>
+      <w:r>
+        <w:rPr>
+          <w:b/>
+          <w:bCs/>
+          <w:lang w:val="es-CO"/>
+        </w:rPr>
+        <w:t>.</w:t>
+      </w:r>
+      <w:r>
+        <w:rPr>
+          <w:b/>
+          <w:bCs/>
+          <w:lang w:val="es-CO"/>
+        </w:rPr>
+        <w:t>2</w:t>
+      </w:r>
+      <w:r>
+        <w:rPr>
+          <w:b/>
+          <w:bCs/>
+          <w:lang w:val="es-CO"/>
+        </w:rPr>
+        <w:t xml:space="preserve">.1. </w:t>
       </w:r>
       <w:proofErr w:type="spellStart"/>
       <w:r>
@@ -6706,7 +5406,7 @@
           <w:bCs/>
           <w:lang w:val="es-CO"/>
         </w:rPr>
-        <w:t>Facade</w:t>
+        <w:t>Adapter</w:t>
       </w:r>
       <w:proofErr w:type="spellEnd"/>
     </w:p>
@@ -6724,7 +5424,31 @@
           <w:bCs/>
           <w:lang w:val="es-CO"/>
         </w:rPr>
-        <w:t>2.2.5.1. Diagrama UML</w:t>
+        <w:t>2</w:t>
+      </w:r>
+      <w:r>
+        <w:rPr>
+          <w:b/>
+          <w:bCs/>
+          <w:lang w:val="es-CO"/>
+        </w:rPr>
+        <w:t>.</w:t>
+      </w:r>
+      <w:r>
+        <w:rPr>
+          <w:b/>
+          <w:bCs/>
+          <w:lang w:val="es-CO"/>
+        </w:rPr>
+        <w:t>2.</w:t>
+      </w:r>
+      <w:r>
+        <w:rPr>
+          <w:b/>
+          <w:bCs/>
+          <w:lang w:val="es-CO"/>
+        </w:rPr>
+        <w:t>1.1. Diagrama UML</w:t>
       </w:r>
     </w:p>
     <w:p>
@@ -6739,10 +5463,10 @@
           <w:lang w:val="es-CO"/>
         </w:rPr>
         <w:drawing>
-          <wp:inline distT="0" distB="0" distL="0" distR="0" wp14:anchorId="71706B2E" wp14:editId="5137BA6F">
-            <wp:extent cx="4813402" cy="2942081"/>
-            <wp:effectExtent l="0" t="0" r="6350" b="0"/>
-            <wp:docPr id="32" name="Imagen 32" descr="Interfaz de usuario gráfica, Texto&#10;&#10;El contenido generado por IA puede ser incorrecto."/>
+          <wp:inline distT="0" distB="0" distL="0" distR="0" wp14:anchorId="50281C2F" wp14:editId="50AA3977">
+            <wp:extent cx="4151850" cy="5786323"/>
+            <wp:effectExtent l="0" t="0" r="1270" b="5080"/>
+            <wp:docPr id="28" name="Imagen 28" descr="Diagrama&#10;&#10;El contenido generado por IA puede ser incorrecto."/>
             <wp:cNvGraphicFramePr>
               <a:graphicFrameLocks xmlns:a="http://schemas.openxmlformats.org/drawingml/2006/main" noChangeAspect="1"/>
             </wp:cNvGraphicFramePr>
@@ -6750,11 +5474,11 @@
               <a:graphicData uri="http://schemas.openxmlformats.org/drawingml/2006/picture">
                 <pic:pic xmlns:pic="http://schemas.openxmlformats.org/drawingml/2006/picture">
                   <pic:nvPicPr>
-                    <pic:cNvPr id="32" name="Imagen 32" descr="Interfaz de usuario gráfica, Texto&#10;&#10;El contenido generado por IA puede ser incorrecto."/>
+                    <pic:cNvPr id="28" name="Imagen 28" descr="Diagrama&#10;&#10;El contenido generado por IA puede ser incorrecto."/>
                     <pic:cNvPicPr/>
                   </pic:nvPicPr>
                   <pic:blipFill>
-                    <a:blip r:embed="rId41"/>
+                    <a:blip r:embed="rId40"/>
                     <a:stretch>
                       <a:fillRect/>
                     </a:stretch>
@@ -6762,7 +5486,7 @@
                   <pic:spPr>
                     <a:xfrm>
                       <a:off x="0" y="0"/>
-                      <a:ext cx="4814825" cy="2942951"/>
+                      <a:ext cx="4160169" cy="5797918"/>
                     </a:xfrm>
                     <a:prstGeom prst="rect">
                       <a:avLst/>
@@ -6789,7 +5513,15 @@
           <w:bCs/>
           <w:lang w:val="es-CO"/>
         </w:rPr>
-        <w:t>2.2.5.2. Código</w:t>
+        <w:t>2.2</w:t>
+      </w:r>
+      <w:r>
+        <w:rPr>
+          <w:b/>
+          <w:bCs/>
+          <w:lang w:val="es-CO"/>
+        </w:rPr>
+        <w:t>.1.2. Código</w:t>
       </w:r>
     </w:p>
     <w:p>
@@ -6804,14 +5536,14 @@
         </w:rPr>
         <w:t xml:space="preserve">- </w:t>
       </w:r>
-      <w:hyperlink r:id="rId42" w:history="1">
+      <w:hyperlink r:id="rId41" w:history="1">
         <w:proofErr w:type="spellStart"/>
         <w:r>
           <w:rPr>
             <w:rStyle w:val="Hipervnculo"/>
             <w:lang w:val="es-CO"/>
           </w:rPr>
-          <w:t>Facade</w:t>
+          <w:t>Adapter</w:t>
         </w:r>
         <w:proofErr w:type="spellEnd"/>
       </w:hyperlink>
@@ -6819,56 +5551,129 @@
         <w:rPr>
           <w:lang w:val="es-CO"/>
         </w:rPr>
-        <w:t>: arranque simplificado de la orden para el operador.</w:t>
-      </w:r>
-    </w:p>
-    <w:p>
-      <w:pPr>
-        <w:rPr>
-          <w:b/>
-          <w:bCs/>
-          <w:lang w:val="es-CO"/>
-        </w:rPr>
-      </w:pPr>
-      <w:r>
-        <w:rPr>
-          <w:b/>
-          <w:bCs/>
-          <w:lang w:val="es-CO"/>
-        </w:rPr>
-        <w:t>2.</w:t>
-      </w:r>
-      <w:r>
-        <w:rPr>
-          <w:b/>
-          <w:bCs/>
-          <w:lang w:val="es-CO"/>
-        </w:rPr>
-        <w:t>2</w:t>
-      </w:r>
-      <w:r>
-        <w:rPr>
-          <w:b/>
-          <w:bCs/>
-          <w:lang w:val="es-CO"/>
-        </w:rPr>
-        <w:t>.</w:t>
-      </w:r>
-      <w:r>
-        <w:rPr>
-          <w:b/>
-          <w:bCs/>
-          <w:lang w:val="es-CO"/>
-        </w:rPr>
-        <w:t>5</w:t>
-      </w:r>
-      <w:r>
-        <w:rPr>
-          <w:b/>
-          <w:bCs/>
-          <w:lang w:val="es-CO"/>
-        </w:rPr>
-        <w:t>.3. Explicación y uso del patrón en mi proyecto.</w:t>
+        <w:t xml:space="preserve">: </w:t>
+      </w:r>
+      <w:proofErr w:type="spellStart"/>
+      <w:r>
+        <w:rPr>
+          <w:lang w:val="es-CO"/>
+        </w:rPr>
+        <w:t>LegacyMachineAdapter</w:t>
+      </w:r>
+      <w:proofErr w:type="spellEnd"/>
+      <w:r>
+        <w:rPr>
+          <w:lang w:val="es-CO"/>
+        </w:rPr>
+        <w:t xml:space="preserve"> integra </w:t>
+      </w:r>
+      <w:proofErr w:type="spellStart"/>
+      <w:r>
+        <w:rPr>
+          <w:lang w:val="es-CO"/>
+        </w:rPr>
+        <w:t>gateway</w:t>
+      </w:r>
+      <w:proofErr w:type="spellEnd"/>
+      <w:r>
+        <w:rPr>
+          <w:lang w:val="es-CO"/>
+        </w:rPr>
+        <w:t xml:space="preserve"> </w:t>
+      </w:r>
+      <w:proofErr w:type="spellStart"/>
+      <w:r>
+        <w:rPr>
+          <w:lang w:val="es-CO"/>
+        </w:rPr>
+        <w:t>legacy</w:t>
+      </w:r>
+      <w:proofErr w:type="spellEnd"/>
+      <w:r>
+        <w:rPr>
+          <w:lang w:val="es-CO"/>
+        </w:rPr>
+        <w:t xml:space="preserve"> sin modificarlo.</w:t>
+      </w:r>
+    </w:p>
+    <w:p>
+      <w:pPr>
+        <w:rPr>
+          <w:lang w:val="es-CO"/>
+        </w:rPr>
+      </w:pPr>
+      <w:r>
+        <w:rPr>
+          <w:lang w:val="es-CO"/>
+        </w:rPr>
+        <w:lastRenderedPageBreak/>
+        <w:drawing>
+          <wp:inline distT="0" distB="0" distL="0" distR="0" wp14:anchorId="74297453" wp14:editId="0D30B6B6">
+            <wp:extent cx="5486400" cy="5622925"/>
+            <wp:effectExtent l="0" t="0" r="0" b="0"/>
+            <wp:docPr id="42" name="Imagen 42"/>
+            <wp:cNvGraphicFramePr>
+              <a:graphicFrameLocks xmlns:a="http://schemas.openxmlformats.org/drawingml/2006/main" noChangeAspect="1"/>
+            </wp:cNvGraphicFramePr>
+            <a:graphic xmlns:a="http://schemas.openxmlformats.org/drawingml/2006/main">
+              <a:graphicData uri="http://schemas.openxmlformats.org/drawingml/2006/picture">
+                <pic:pic xmlns:pic="http://schemas.openxmlformats.org/drawingml/2006/picture">
+                  <pic:nvPicPr>
+                    <pic:cNvPr id="1" name=""/>
+                    <pic:cNvPicPr/>
+                  </pic:nvPicPr>
+                  <pic:blipFill>
+                    <a:blip r:embed="rId42"/>
+                    <a:stretch>
+                      <a:fillRect/>
+                    </a:stretch>
+                  </pic:blipFill>
+                  <pic:spPr>
+                    <a:xfrm>
+                      <a:off x="0" y="0"/>
+                      <a:ext cx="5486400" cy="5622925"/>
+                    </a:xfrm>
+                    <a:prstGeom prst="rect">
+                      <a:avLst/>
+                    </a:prstGeom>
+                  </pic:spPr>
+                </pic:pic>
+              </a:graphicData>
+            </a:graphic>
+          </wp:inline>
+        </w:drawing>
+      </w:r>
+    </w:p>
+    <w:p>
+      <w:pPr>
+        <w:rPr>
+          <w:lang w:val="es-CO"/>
+        </w:rPr>
+      </w:pPr>
+    </w:p>
+    <w:p>
+      <w:pPr>
+        <w:rPr>
+          <w:b/>
+          <w:bCs/>
+          <w:lang w:val="es-CO"/>
+        </w:rPr>
+      </w:pPr>
+      <w:r>
+        <w:rPr>
+          <w:b/>
+          <w:bCs/>
+          <w:lang w:val="es-CO"/>
+        </w:rPr>
+        <w:t>2.2</w:t>
+      </w:r>
+      <w:r>
+        <w:rPr>
+          <w:b/>
+          <w:bCs/>
+          <w:lang w:val="es-CO"/>
+        </w:rPr>
+        <w:t>.1.3. Explicación y uso del patrón en mi proyecto.</w:t>
       </w:r>
     </w:p>
     <w:p>
@@ -6896,212 +5701,180 @@
         <w:rPr>
           <w:lang w:val="es-CO"/>
         </w:rPr>
-        <w:t>Facade</w:t>
+        <w:t>Adapter</w:t>
       </w:r>
       <w:proofErr w:type="spellEnd"/>
       <w:r>
         <w:rPr>
           <w:lang w:val="es-CO"/>
         </w:rPr>
-        <w:t xml:space="preserve"> crea una interfaz simple para iniciar una orden. Internamente coordina varias clases: </w:t>
+        <w:t xml:space="preserve"> conecta una interfaz moderna con un sistema </w:t>
       </w:r>
       <w:proofErr w:type="spellStart"/>
       <w:r>
         <w:rPr>
           <w:lang w:val="es-CO"/>
         </w:rPr>
-        <w:t>OrderValidator</w:t>
+        <w:t>legacy</w:t>
       </w:r>
       <w:proofErr w:type="spellEnd"/>
       <w:r>
         <w:rPr>
           <w:lang w:val="es-CO"/>
         </w:rPr>
-        <w:t xml:space="preserve">, </w:t>
+        <w:t xml:space="preserve">. El MES usa </w:t>
       </w:r>
       <w:proofErr w:type="spellStart"/>
       <w:r>
         <w:rPr>
           <w:lang w:val="es-CO"/>
         </w:rPr>
-        <w:t>InventoryService</w:t>
+        <w:t>ProductionTrackingService</w:t>
       </w:r>
       <w:proofErr w:type="spellEnd"/>
       <w:r>
         <w:rPr>
           <w:lang w:val="es-CO"/>
         </w:rPr>
-        <w:t xml:space="preserve">, </w:t>
+        <w:t xml:space="preserve"> con </w:t>
       </w:r>
       <w:proofErr w:type="spellStart"/>
       <w:r>
         <w:rPr>
           <w:lang w:val="es-CO"/>
         </w:rPr>
-        <w:t>MachinePreparationService</w:t>
+        <w:t>report_</w:t>
+      </w:r>
+      <w:proofErr w:type="gramStart"/>
+      <w:r>
+        <w:rPr>
+          <w:lang w:val="es-CO"/>
+        </w:rPr>
+        <w:t>units</w:t>
       </w:r>
       <w:proofErr w:type="spellEnd"/>
       <w:r>
         <w:rPr>
           <w:lang w:val="es-CO"/>
         </w:rPr>
-        <w:t xml:space="preserve">, </w:t>
+        <w:t>(</w:t>
+      </w:r>
+      <w:proofErr w:type="gramEnd"/>
+      <w:r>
+        <w:rPr>
+          <w:lang w:val="es-CO"/>
+        </w:rPr>
+        <w:t xml:space="preserve">), pero el sistema antiguo usa </w:t>
       </w:r>
       <w:proofErr w:type="spellStart"/>
       <w:r>
         <w:rPr>
           <w:lang w:val="es-CO"/>
         </w:rPr>
-        <w:t>QualityService</w:t>
+        <w:t>LegacyMachineGateway</w:t>
       </w:r>
       <w:proofErr w:type="spellEnd"/>
       <w:r>
         <w:rPr>
           <w:lang w:val="es-CO"/>
         </w:rPr>
-        <w:t xml:space="preserve"> y </w:t>
+        <w:t xml:space="preserve"> con </w:t>
       </w:r>
       <w:proofErr w:type="spellStart"/>
       <w:r>
         <w:rPr>
           <w:lang w:val="es-CO"/>
         </w:rPr>
-        <w:t>TrackingService</w:t>
+        <w:t>send_production_data</w:t>
       </w:r>
       <w:proofErr w:type="spellEnd"/>
       <w:r>
         <w:rPr>
           <w:lang w:val="es-CO"/>
         </w:rPr>
-        <w:t xml:space="preserve">. El operador solo llama </w:t>
+        <w:t>(). El adaptador traduce los datos entre ambos formatos.</w:t>
+      </w:r>
+    </w:p>
+    <w:p>
+      <w:pPr>
+        <w:rPr>
+          <w:lang w:val="es-CO"/>
+        </w:rPr>
+      </w:pPr>
+      <w:r>
+        <w:rPr>
+          <w:b/>
+          <w:bCs/>
+          <w:lang w:val="es-CO"/>
+        </w:rPr>
+        <w:t>Función en mi proyecto:</w:t>
+      </w:r>
+      <w:r>
+        <w:rPr>
+          <w:lang w:val="es-CO"/>
+        </w:rPr>
+        <w:br/>
+        <w:t xml:space="preserve">Sirve para simular integración con una máquina o sistema antiguo. El MES puede reportar unidades producidas sin modificar el </w:t>
       </w:r>
       <w:proofErr w:type="spellStart"/>
       <w:r>
         <w:rPr>
           <w:lang w:val="es-CO"/>
         </w:rPr>
-        <w:t>start_order</w:t>
+        <w:t>gateway</w:t>
       </w:r>
       <w:proofErr w:type="spellEnd"/>
       <w:r>
         <w:rPr>
           <w:lang w:val="es-CO"/>
         </w:rPr>
-        <w:t>().</w:t>
-      </w:r>
-    </w:p>
-    <w:p>
-      <w:pPr>
-        <w:rPr>
-          <w:lang w:val="es-CO"/>
-        </w:rPr>
-      </w:pPr>
-      <w:r>
-        <w:rPr>
-          <w:b/>
-          <w:bCs/>
-          <w:lang w:val="es-CO"/>
-        </w:rPr>
-        <w:t>Función en mi proyecto:</w:t>
-      </w:r>
-      <w:r>
-        <w:rPr>
-          <w:lang w:val="es-CO"/>
-        </w:rPr>
-        <w:br/>
-        <w:t>Sirve para simplificar el arranque de una orden. En vez de que el operador llame validación, inventario, preparación, calidad y tracking por separado, llama una sola fachada. En el proyecto representa el punto de entrada operativo para iniciar producción.</w:t>
-      </w:r>
-    </w:p>
-    <w:p>
-      <w:pPr>
-        <w:rPr>
-          <w:lang w:val="es-CO"/>
-        </w:rPr>
-      </w:pPr>
-    </w:p>
-    <w:p>
-      <w:pPr>
-        <w:rPr>
-          <w:lang w:val="es-CO"/>
-        </w:rPr>
-      </w:pPr>
-    </w:p>
-    <w:p>
-      <w:pPr>
-        <w:rPr>
-          <w:lang w:val="es-CO"/>
-        </w:rPr>
-      </w:pPr>
-    </w:p>
-    <w:p>
-      <w:pPr>
-        <w:rPr>
-          <w:lang w:val="es-CO"/>
-        </w:rPr>
-      </w:pPr>
-    </w:p>
-    <w:p>
-      <w:pPr>
-        <w:rPr>
-          <w:lang w:val="es-CO"/>
-        </w:rPr>
-      </w:pPr>
-    </w:p>
-    <w:p>
-      <w:pPr>
-        <w:rPr>
-          <w:lang w:val="es-CO"/>
-        </w:rPr>
-      </w:pPr>
-    </w:p>
-    <w:p>
-      <w:pPr>
-        <w:rPr>
-          <w:b/>
-          <w:bCs/>
-          <w:lang w:val="es-CO"/>
-        </w:rPr>
-      </w:pPr>
-      <w:r>
-        <w:rPr>
-          <w:b/>
-          <w:bCs/>
-          <w:lang w:val="es-CO"/>
-        </w:rPr>
-        <w:lastRenderedPageBreak/>
-        <w:t>2.</w:t>
-      </w:r>
-      <w:r>
-        <w:rPr>
-          <w:b/>
-          <w:bCs/>
-          <w:lang w:val="es-CO"/>
-        </w:rPr>
-        <w:t>2</w:t>
-      </w:r>
-      <w:r>
-        <w:rPr>
-          <w:b/>
-          <w:bCs/>
-          <w:lang w:val="es-CO"/>
-        </w:rPr>
-        <w:t>.</w:t>
-      </w:r>
-      <w:r>
-        <w:rPr>
-          <w:b/>
-          <w:bCs/>
-          <w:lang w:val="es-CO"/>
-        </w:rPr>
-        <w:t>5</w:t>
-      </w:r>
-      <w:r>
-        <w:rPr>
-          <w:b/>
-          <w:bCs/>
-          <w:lang w:val="es-CO"/>
-        </w:rPr>
-        <w:t xml:space="preserve">.4. UI </w:t>
+        <w:t xml:space="preserve"> </w:t>
+      </w:r>
+      <w:proofErr w:type="spellStart"/>
+      <w:r>
+        <w:rPr>
+          <w:lang w:val="es-CO"/>
+        </w:rPr>
+        <w:t>legacy</w:t>
+      </w:r>
+      <w:proofErr w:type="spellEnd"/>
+      <w:r>
+        <w:rPr>
+          <w:lang w:val="es-CO"/>
+        </w:rPr>
+        <w:t>. En el flujo real, se usa cuando se sincroniza la producción con el sistema anterior.</w:t>
+      </w:r>
+    </w:p>
+    <w:p>
+      <w:pPr>
+        <w:rPr>
+          <w:lang w:val="es-CO"/>
+        </w:rPr>
+      </w:pPr>
+    </w:p>
+    <w:p>
+      <w:pPr>
+        <w:rPr>
+          <w:b/>
+          <w:bCs/>
+          <w:lang w:val="es-CO"/>
+        </w:rPr>
+      </w:pPr>
+      <w:r>
+        <w:rPr>
+          <w:b/>
+          <w:bCs/>
+          <w:lang w:val="es-CO"/>
+        </w:rPr>
+        <w:t>2.2</w:t>
+      </w:r>
+      <w:r>
+        <w:rPr>
+          <w:b/>
+          <w:bCs/>
+          <w:lang w:val="es-CO"/>
+        </w:rPr>
+        <w:t xml:space="preserve">.1.4. UI </w:t>
       </w:r>
     </w:p>
     <w:p>
@@ -7116,10 +5889,10 @@
           <w:lang w:val="es-CO"/>
         </w:rPr>
         <w:drawing>
-          <wp:inline distT="0" distB="0" distL="0" distR="0" wp14:anchorId="74463921" wp14:editId="7777315F">
-            <wp:extent cx="5486400" cy="2736215"/>
-            <wp:effectExtent l="0" t="0" r="0" b="6985"/>
-            <wp:docPr id="16" name="Imagen 16"/>
+          <wp:inline distT="0" distB="0" distL="0" distR="0" wp14:anchorId="0435C02A" wp14:editId="3D54A170">
+            <wp:extent cx="5486400" cy="1525905"/>
+            <wp:effectExtent l="0" t="0" r="0" b="0"/>
+            <wp:docPr id="12" name="Imagen 12"/>
             <wp:cNvGraphicFramePr>
               <a:graphicFrameLocks xmlns:a="http://schemas.openxmlformats.org/drawingml/2006/main" noChangeAspect="1"/>
             </wp:cNvGraphicFramePr>
@@ -7139,7 +5912,7 @@
                   <pic:spPr>
                     <a:xfrm>
                       <a:off x="0" y="0"/>
-                      <a:ext cx="5486400" cy="2736215"/>
+                      <a:ext cx="5486400" cy="1525905"/>
                     </a:xfrm>
                     <a:prstGeom prst="rect">
                       <a:avLst/>
@@ -7155,42 +5928,67 @@
     <w:p>
       <w:pPr>
         <w:rPr>
-          <w:lang w:val="es-CO"/>
-        </w:rPr>
-      </w:pPr>
-    </w:p>
-    <w:p>
-      <w:pPr>
-        <w:rPr>
-          <w:b/>
-          <w:bCs/>
-          <w:lang w:val="es-CO"/>
-        </w:rPr>
-      </w:pPr>
-      <w:r>
-        <w:rPr>
-          <w:b/>
-          <w:bCs/>
-          <w:lang w:val="es-CO"/>
-        </w:rPr>
-        <w:t>2.2.6. Proxy</w:t>
-      </w:r>
-    </w:p>
-    <w:p>
-      <w:pPr>
-        <w:rPr>
-          <w:b/>
-          <w:bCs/>
-          <w:lang w:val="es-CO"/>
-        </w:rPr>
-      </w:pPr>
-      <w:r>
-        <w:rPr>
-          <w:b/>
-          <w:bCs/>
-          <w:lang w:val="es-CO"/>
-        </w:rPr>
-        <w:t>2.2.6.1. Diagrama UML</w:t>
+          <w:b/>
+          <w:bCs/>
+          <w:lang w:val="es-CO"/>
+        </w:rPr>
+      </w:pPr>
+      <w:r>
+        <w:rPr>
+          <w:b/>
+          <w:bCs/>
+          <w:lang w:val="es-CO"/>
+        </w:rPr>
+        <w:t>2.2</w:t>
+      </w:r>
+      <w:r>
+        <w:rPr>
+          <w:b/>
+          <w:bCs/>
+          <w:lang w:val="es-CO"/>
+        </w:rPr>
+        <w:t>.</w:t>
+      </w:r>
+      <w:r>
+        <w:rPr>
+          <w:b/>
+          <w:bCs/>
+          <w:lang w:val="es-CO"/>
+        </w:rPr>
+        <w:t>2</w:t>
+      </w:r>
+      <w:r>
+        <w:rPr>
+          <w:b/>
+          <w:bCs/>
+          <w:lang w:val="es-CO"/>
+        </w:rPr>
+        <w:t>. Bridge</w:t>
+      </w:r>
+    </w:p>
+    <w:p>
+      <w:pPr>
+        <w:rPr>
+          <w:b/>
+          <w:bCs/>
+          <w:lang w:val="es-CO"/>
+        </w:rPr>
+      </w:pPr>
+      <w:r>
+        <w:rPr>
+          <w:b/>
+          <w:bCs/>
+          <w:lang w:val="es-CO"/>
+        </w:rPr>
+        <w:t>2.2.2</w:t>
+      </w:r>
+      <w:r>
+        <w:rPr>
+          <w:b/>
+          <w:bCs/>
+          <w:lang w:val="es-CO"/>
+        </w:rPr>
+        <w:t>.1. Diagrama UML</w:t>
       </w:r>
     </w:p>
     <w:p>
@@ -7205,10 +6003,10 @@
           <w:lang w:val="es-CO"/>
         </w:rPr>
         <w:drawing>
-          <wp:inline distT="0" distB="0" distL="0" distR="0" wp14:anchorId="77C61916" wp14:editId="56147ABE">
-            <wp:extent cx="6239873" cy="3276600"/>
-            <wp:effectExtent l="0" t="0" r="8890" b="0"/>
-            <wp:docPr id="20" name="Imagen 20"/>
+          <wp:inline distT="0" distB="0" distL="0" distR="0" wp14:anchorId="691F0B49" wp14:editId="5FA14B64">
+            <wp:extent cx="4103827" cy="3668271"/>
+            <wp:effectExtent l="0" t="0" r="0" b="8890"/>
+            <wp:docPr id="29" name="Imagen 29" descr="Diagrama&#10;&#10;El contenido generado por IA puede ser incorrecto."/>
             <wp:cNvGraphicFramePr>
               <a:graphicFrameLocks xmlns:a="http://schemas.openxmlformats.org/drawingml/2006/main" noChangeAspect="1"/>
             </wp:cNvGraphicFramePr>
@@ -7216,7 +6014,7 @@
               <a:graphicData uri="http://schemas.openxmlformats.org/drawingml/2006/picture">
                 <pic:pic xmlns:pic="http://schemas.openxmlformats.org/drawingml/2006/picture">
                   <pic:nvPicPr>
-                    <pic:cNvPr id="1" name=""/>
+                    <pic:cNvPr id="29" name="Imagen 29" descr="Diagrama&#10;&#10;El contenido generado por IA puede ser incorrecto."/>
                     <pic:cNvPicPr/>
                   </pic:nvPicPr>
                   <pic:blipFill>
@@ -7228,7 +6026,7 @@
                   <pic:spPr>
                     <a:xfrm>
                       <a:off x="0" y="0"/>
-                      <a:ext cx="6248611" cy="3281188"/>
+                      <a:ext cx="4129385" cy="3691116"/>
                     </a:xfrm>
                     <a:prstGeom prst="rect">
                       <a:avLst/>
@@ -7255,7 +6053,15 @@
           <w:bCs/>
           <w:lang w:val="es-CO"/>
         </w:rPr>
-        <w:t>2.2.6.2. Código</w:t>
+        <w:t>2.2.2</w:t>
+      </w:r>
+      <w:r>
+        <w:rPr>
+          <w:b/>
+          <w:bCs/>
+          <w:lang w:val="es-CO"/>
+        </w:rPr>
+        <w:t>.2. Código</w:t>
       </w:r>
     </w:p>
     <w:p>
@@ -7276,115 +6082,58 @@
             <w:rStyle w:val="Hipervnculo"/>
             <w:lang w:val="es-CO"/>
           </w:rPr>
-          <w:t>Proxy</w:t>
+          <w:t>Bri</w:t>
+        </w:r>
+        <w:r>
+          <w:rPr>
+            <w:rStyle w:val="Hipervnculo"/>
+            <w:lang w:val="es-CO"/>
+          </w:rPr>
+          <w:t>d</w:t>
+        </w:r>
+        <w:r>
+          <w:rPr>
+            <w:rStyle w:val="Hipervnculo"/>
+            <w:lang w:val="es-CO"/>
+          </w:rPr>
+          <w:t>ge</w:t>
         </w:r>
       </w:hyperlink>
       <w:r>
         <w:rPr>
           <w:lang w:val="es-CO"/>
         </w:rPr>
-        <w:t>: control de acceso, caché y auditoría para reportes OEE.</w:t>
-      </w:r>
-    </w:p>
-    <w:p>
-      <w:pPr>
-        <w:rPr>
-          <w:b/>
-          <w:bCs/>
-          <w:lang w:val="es-CO"/>
-        </w:rPr>
-      </w:pPr>
-      <w:r>
-        <w:rPr>
-          <w:b/>
-          <w:bCs/>
+        <w:t xml:space="preserve">: </w:t>
+      </w:r>
+      <w:r>
+        <w:rPr>
+          <w:lang w:val="es-CO"/>
+        </w:rPr>
+        <w:t>separación</w:t>
+      </w:r>
+      <w:r>
+        <w:rPr>
+          <w:lang w:val="es-CO"/>
+        </w:rPr>
+        <w:t xml:space="preserve"> entre tipo de orden y canal (OPCUA/Modbus).</w:t>
+      </w:r>
+    </w:p>
+    <w:p>
+      <w:pPr>
+        <w:rPr>
+          <w:lang w:val="es-CO"/>
+        </w:rPr>
+      </w:pPr>
+      <w:r>
+        <w:rPr>
           <w:lang w:val="es-CO"/>
         </w:rPr>
         <w:lastRenderedPageBreak/>
-        <w:t>2.2.6.3. Explicación y uso del patrón en mi proyecto.</w:t>
-      </w:r>
-    </w:p>
-    <w:p>
-      <w:pPr>
-        <w:rPr>
-          <w:lang w:val="es-CO"/>
-        </w:rPr>
-      </w:pPr>
-      <w:r>
-        <w:rPr>
-          <w:lang w:val="es-CO"/>
-        </w:rPr>
-        <w:t>Proxy se ubica en el proceso de análisis y consulta de reportes. Evita que cualquier usuario acceda directamente a datos sensibles de OEE o a reportes de una línea que no tiene asignada. También permite simular un caso realista de MES: los reportes pueden ser costosos, por lo que el servicio real no se instancia hasta que es necesario y las consultas repetidas se responden desde caché</w:t>
-      </w:r>
-      <w:r>
-        <w:rPr>
-          <w:lang w:val="es-CO"/>
-        </w:rPr>
-        <w:t>.</w:t>
-      </w:r>
-    </w:p>
-    <w:p>
-      <w:pPr>
-        <w:rPr>
-          <w:lang w:val="es-CO"/>
-        </w:rPr>
-      </w:pPr>
-      <w:r>
-        <w:rPr>
-          <w:b/>
-          <w:bCs/>
-          <w:lang w:val="es-CO"/>
-        </w:rPr>
-        <w:t>Función en mi proyecto:</w:t>
-      </w:r>
-      <w:r>
-        <w:rPr>
-          <w:lang w:val="es-CO"/>
-        </w:rPr>
-        <w:br/>
-        <w:t>Sirve para proteger reportes sensibles de OEE. No cualquier usuario debería consultar cualquier línea de producción. Además, evita recalcular reportes repetidos porque usa caché. En tu MES, representa seguridad, control de acceso y optimización.</w:t>
-      </w:r>
-    </w:p>
-    <w:p>
-      <w:pPr>
-        <w:rPr>
-          <w:lang w:val="es-CO"/>
-        </w:rPr>
-      </w:pPr>
-    </w:p>
-    <w:p>
-      <w:pPr>
-        <w:rPr>
-          <w:b/>
-          <w:bCs/>
-          <w:lang w:val="es-CO"/>
-        </w:rPr>
-      </w:pPr>
-      <w:r>
-        <w:rPr>
-          <w:b/>
-          <w:bCs/>
-          <w:lang w:val="es-CO"/>
-        </w:rPr>
-        <w:t xml:space="preserve">2.2.6.4. UI </w:t>
-      </w:r>
-    </w:p>
-    <w:p>
-      <w:pPr>
-        <w:rPr>
-          <w:lang w:val="es-CO"/>
-        </w:rPr>
-      </w:pPr>
-      <w:r>
-        <w:rPr>
-          <w:noProof/>
-          <w:lang w:val="es-CO"/>
-        </w:rPr>
         <w:drawing>
-          <wp:inline distT="0" distB="0" distL="0" distR="0" wp14:anchorId="510DE547" wp14:editId="7E97FCBB">
-            <wp:extent cx="5154599" cy="5230368"/>
-            <wp:effectExtent l="0" t="0" r="8255" b="8890"/>
-            <wp:docPr id="17" name="Imagen 17"/>
+          <wp:inline distT="0" distB="0" distL="0" distR="0" wp14:anchorId="536CCB22" wp14:editId="10AAD9F3">
+            <wp:extent cx="5486400" cy="6503670"/>
+            <wp:effectExtent l="0" t="0" r="0" b="0"/>
+            <wp:docPr id="43" name="Imagen 43"/>
             <wp:cNvGraphicFramePr>
               <a:graphicFrameLocks xmlns:a="http://schemas.openxmlformats.org/drawingml/2006/main" noChangeAspect="1"/>
             </wp:cNvGraphicFramePr>
@@ -7404,6 +6153,2470 @@
                   <pic:spPr>
                     <a:xfrm>
                       <a:off x="0" y="0"/>
+                      <a:ext cx="5486400" cy="6503670"/>
+                    </a:xfrm>
+                    <a:prstGeom prst="rect">
+                      <a:avLst/>
+                    </a:prstGeom>
+                  </pic:spPr>
+                </pic:pic>
+              </a:graphicData>
+            </a:graphic>
+          </wp:inline>
+        </w:drawing>
+      </w:r>
+    </w:p>
+    <w:p>
+      <w:pPr>
+        <w:rPr>
+          <w:lang w:val="es-CO"/>
+        </w:rPr>
+      </w:pPr>
+      <w:r>
+        <w:rPr>
+          <w:lang w:val="es-CO"/>
+        </w:rPr>
+        <w:lastRenderedPageBreak/>
+        <w:drawing>
+          <wp:inline distT="0" distB="0" distL="0" distR="0" wp14:anchorId="222ADD0F" wp14:editId="0F20CCE0">
+            <wp:extent cx="5486400" cy="3773805"/>
+            <wp:effectExtent l="0" t="0" r="0" b="0"/>
+            <wp:docPr id="44" name="Imagen 44"/>
+            <wp:cNvGraphicFramePr>
+              <a:graphicFrameLocks xmlns:a="http://schemas.openxmlformats.org/drawingml/2006/main" noChangeAspect="1"/>
+            </wp:cNvGraphicFramePr>
+            <a:graphic xmlns:a="http://schemas.openxmlformats.org/drawingml/2006/main">
+              <a:graphicData uri="http://schemas.openxmlformats.org/drawingml/2006/picture">
+                <pic:pic xmlns:pic="http://schemas.openxmlformats.org/drawingml/2006/picture">
+                  <pic:nvPicPr>
+                    <pic:cNvPr id="1" name=""/>
+                    <pic:cNvPicPr/>
+                  </pic:nvPicPr>
+                  <pic:blipFill>
+                    <a:blip r:embed="rId47"/>
+                    <a:stretch>
+                      <a:fillRect/>
+                    </a:stretch>
+                  </pic:blipFill>
+                  <pic:spPr>
+                    <a:xfrm>
+                      <a:off x="0" y="0"/>
+                      <a:ext cx="5486400" cy="3773805"/>
+                    </a:xfrm>
+                    <a:prstGeom prst="rect">
+                      <a:avLst/>
+                    </a:prstGeom>
+                  </pic:spPr>
+                </pic:pic>
+              </a:graphicData>
+            </a:graphic>
+          </wp:inline>
+        </w:drawing>
+      </w:r>
+    </w:p>
+    <w:p>
+      <w:pPr>
+        <w:rPr>
+          <w:b/>
+          <w:bCs/>
+          <w:lang w:val="es-CO"/>
+        </w:rPr>
+      </w:pPr>
+      <w:r>
+        <w:rPr>
+          <w:b/>
+          <w:bCs/>
+          <w:lang w:val="es-CO"/>
+        </w:rPr>
+        <w:t>2.</w:t>
+      </w:r>
+      <w:r>
+        <w:rPr>
+          <w:b/>
+          <w:bCs/>
+          <w:lang w:val="es-CO"/>
+        </w:rPr>
+        <w:t>2</w:t>
+      </w:r>
+      <w:r>
+        <w:rPr>
+          <w:b/>
+          <w:bCs/>
+          <w:lang w:val="es-CO"/>
+        </w:rPr>
+        <w:t>.</w:t>
+      </w:r>
+      <w:r>
+        <w:rPr>
+          <w:b/>
+          <w:bCs/>
+          <w:lang w:val="es-CO"/>
+        </w:rPr>
+        <w:t>2</w:t>
+      </w:r>
+      <w:r>
+        <w:rPr>
+          <w:b/>
+          <w:bCs/>
+          <w:lang w:val="es-CO"/>
+        </w:rPr>
+        <w:t>.3. Explicación y uso del patrón en mi proyecto.</w:t>
+      </w:r>
+    </w:p>
+    <w:p>
+      <w:pPr>
+        <w:rPr>
+          <w:lang w:val="es-CO"/>
+        </w:rPr>
+      </w:pPr>
+      <w:r>
+        <w:rPr>
+          <w:b/>
+          <w:bCs/>
+          <w:lang w:val="es-CO"/>
+        </w:rPr>
+        <w:t>Explicación del código:</w:t>
+      </w:r>
+      <w:r>
+        <w:rPr>
+          <w:lang w:val="es-CO"/>
+        </w:rPr>
+        <w:br/>
+        <w:t xml:space="preserve">Bridge separa dos jerarquías: el tipo de orden y el canal de comunicación. Por un </w:t>
+      </w:r>
+      <w:proofErr w:type="gramStart"/>
+      <w:r>
+        <w:rPr>
+          <w:lang w:val="es-CO"/>
+        </w:rPr>
+        <w:t>lado</w:t>
+      </w:r>
+      <w:proofErr w:type="gramEnd"/>
+      <w:r>
+        <w:rPr>
+          <w:lang w:val="es-CO"/>
+        </w:rPr>
+        <w:t xml:space="preserve"> están </w:t>
+      </w:r>
+      <w:proofErr w:type="spellStart"/>
+      <w:r>
+        <w:rPr>
+          <w:lang w:val="es-CO"/>
+        </w:rPr>
+        <w:t>CNCWorkOrder</w:t>
+      </w:r>
+      <w:proofErr w:type="spellEnd"/>
+      <w:r>
+        <w:rPr>
+          <w:lang w:val="es-CO"/>
+        </w:rPr>
+        <w:t xml:space="preserve"> y </w:t>
+      </w:r>
+      <w:proofErr w:type="spellStart"/>
+      <w:r>
+        <w:rPr>
+          <w:lang w:val="es-CO"/>
+        </w:rPr>
+        <w:t>RobotWorkOrder</w:t>
+      </w:r>
+      <w:proofErr w:type="spellEnd"/>
+      <w:r>
+        <w:rPr>
+          <w:lang w:val="es-CO"/>
+        </w:rPr>
+        <w:t xml:space="preserve">; por otro, </w:t>
+      </w:r>
+      <w:proofErr w:type="spellStart"/>
+      <w:r>
+        <w:rPr>
+          <w:lang w:val="es-CO"/>
+        </w:rPr>
+        <w:t>OPCUAChannel</w:t>
+      </w:r>
+      <w:proofErr w:type="spellEnd"/>
+      <w:r>
+        <w:rPr>
+          <w:lang w:val="es-CO"/>
+        </w:rPr>
+        <w:t xml:space="preserve"> y </w:t>
+      </w:r>
+      <w:proofErr w:type="spellStart"/>
+      <w:r>
+        <w:rPr>
+          <w:lang w:val="es-CO"/>
+        </w:rPr>
+        <w:t>ModbusChannel</w:t>
+      </w:r>
+      <w:proofErr w:type="spellEnd"/>
+      <w:r>
+        <w:rPr>
+          <w:lang w:val="es-CO"/>
+        </w:rPr>
+        <w:t xml:space="preserve">. El </w:t>
+      </w:r>
+      <w:proofErr w:type="spellStart"/>
+      <w:r>
+        <w:rPr>
+          <w:lang w:val="es-CO"/>
+        </w:rPr>
+        <w:t>MESScheduler</w:t>
+      </w:r>
+      <w:proofErr w:type="spellEnd"/>
+      <w:r>
+        <w:rPr>
+          <w:lang w:val="es-CO"/>
+        </w:rPr>
+        <w:t xml:space="preserve"> combina ambos.</w:t>
+      </w:r>
+    </w:p>
+    <w:p>
+      <w:pPr>
+        <w:rPr>
+          <w:lang w:val="es-CO"/>
+        </w:rPr>
+      </w:pPr>
+      <w:r>
+        <w:rPr>
+          <w:b/>
+          <w:bCs/>
+          <w:lang w:val="es-CO"/>
+        </w:rPr>
+        <w:t>Función en mi proyecto:</w:t>
+      </w:r>
+      <w:r>
+        <w:rPr>
+          <w:lang w:val="es-CO"/>
+        </w:rPr>
+        <w:br/>
+        <w:t xml:space="preserve">Permite despachar una orden CNC o Robot usando distintos protocolos, como OPCUA o Modbus. Sin Bridge tocaría crear combinaciones tipo </w:t>
+      </w:r>
+      <w:proofErr w:type="spellStart"/>
+      <w:r>
+        <w:rPr>
+          <w:lang w:val="es-CO"/>
+        </w:rPr>
+        <w:t>CNCOPCUAOrder</w:t>
+      </w:r>
+      <w:proofErr w:type="spellEnd"/>
+      <w:r>
+        <w:rPr>
+          <w:lang w:val="es-CO"/>
+        </w:rPr>
+        <w:t xml:space="preserve">, </w:t>
+      </w:r>
+      <w:proofErr w:type="spellStart"/>
+      <w:r>
+        <w:rPr>
+          <w:lang w:val="es-CO"/>
+        </w:rPr>
+        <w:t>CNCModbusOrder</w:t>
+      </w:r>
+      <w:proofErr w:type="spellEnd"/>
+      <w:r>
+        <w:rPr>
+          <w:lang w:val="es-CO"/>
+        </w:rPr>
+        <w:t xml:space="preserve">, </w:t>
+      </w:r>
+      <w:proofErr w:type="spellStart"/>
+      <w:r>
+        <w:rPr>
+          <w:lang w:val="es-CO"/>
+        </w:rPr>
+        <w:t>RobotOPCUAOrder</w:t>
+      </w:r>
+      <w:proofErr w:type="spellEnd"/>
+      <w:r>
+        <w:rPr>
+          <w:lang w:val="es-CO"/>
+        </w:rPr>
+        <w:t>, etc. Esto aumentaría el acoplamiento y la cantidad de clases necesarias. Con Bridge, ambas dimensiones se combinan de forma flexible: tipo de orden por un lado y protocolo de comunicación por otro.</w:t>
+      </w:r>
+    </w:p>
+    <w:p>
+      <w:pPr>
+        <w:rPr>
+          <w:lang w:val="es-CO"/>
+        </w:rPr>
+      </w:pPr>
+    </w:p>
+    <w:p>
+      <w:pPr>
+        <w:rPr>
+          <w:lang w:val="es-CO"/>
+        </w:rPr>
+      </w:pPr>
+      <w:r>
+        <w:rPr>
+          <w:b/>
+          <w:bCs/>
+          <w:lang w:val="es-CO"/>
+        </w:rPr>
+        <w:lastRenderedPageBreak/>
+        <w:t>2.2.2</w:t>
+      </w:r>
+      <w:r>
+        <w:rPr>
+          <w:b/>
+          <w:bCs/>
+          <w:lang w:val="es-CO"/>
+        </w:rPr>
+        <w:t xml:space="preserve">.4. UI </w:t>
+      </w:r>
+      <w:r>
+        <w:rPr>
+          <w:noProof/>
+          <w:lang w:val="es-CO"/>
+        </w:rPr>
+        <w:drawing>
+          <wp:inline distT="0" distB="0" distL="0" distR="0" wp14:anchorId="20D2A2AD" wp14:editId="631DFE93">
+            <wp:extent cx="5486400" cy="1452880"/>
+            <wp:effectExtent l="0" t="0" r="0" b="0"/>
+            <wp:docPr id="13" name="Imagen 13"/>
+            <wp:cNvGraphicFramePr>
+              <a:graphicFrameLocks xmlns:a="http://schemas.openxmlformats.org/drawingml/2006/main" noChangeAspect="1"/>
+            </wp:cNvGraphicFramePr>
+            <a:graphic xmlns:a="http://schemas.openxmlformats.org/drawingml/2006/main">
+              <a:graphicData uri="http://schemas.openxmlformats.org/drawingml/2006/picture">
+                <pic:pic xmlns:pic="http://schemas.openxmlformats.org/drawingml/2006/picture">
+                  <pic:nvPicPr>
+                    <pic:cNvPr id="1" name=""/>
+                    <pic:cNvPicPr/>
+                  </pic:nvPicPr>
+                  <pic:blipFill>
+                    <a:blip r:embed="rId48"/>
+                    <a:stretch>
+                      <a:fillRect/>
+                    </a:stretch>
+                  </pic:blipFill>
+                  <pic:spPr>
+                    <a:xfrm>
+                      <a:off x="0" y="0"/>
+                      <a:ext cx="5486400" cy="1452880"/>
+                    </a:xfrm>
+                    <a:prstGeom prst="rect">
+                      <a:avLst/>
+                    </a:prstGeom>
+                  </pic:spPr>
+                </pic:pic>
+              </a:graphicData>
+            </a:graphic>
+          </wp:inline>
+        </w:drawing>
+      </w:r>
+    </w:p>
+    <w:p>
+      <w:pPr>
+        <w:rPr>
+          <w:lang w:val="es-CO"/>
+        </w:rPr>
+      </w:pPr>
+    </w:p>
+    <w:p>
+      <w:pPr>
+        <w:rPr>
+          <w:lang w:val="es-CO"/>
+        </w:rPr>
+      </w:pPr>
+    </w:p>
+    <w:p>
+      <w:pPr>
+        <w:rPr>
+          <w:lang w:val="es-CO"/>
+        </w:rPr>
+      </w:pPr>
+    </w:p>
+    <w:p>
+      <w:pPr>
+        <w:rPr>
+          <w:b/>
+          <w:bCs/>
+          <w:lang w:val="es-CO"/>
+        </w:rPr>
+      </w:pPr>
+      <w:r>
+        <w:rPr>
+          <w:b/>
+          <w:bCs/>
+          <w:lang w:val="es-CO"/>
+        </w:rPr>
+        <w:t xml:space="preserve">2.2.3. </w:t>
+      </w:r>
+      <w:proofErr w:type="spellStart"/>
+      <w:r>
+        <w:rPr>
+          <w:b/>
+          <w:bCs/>
+          <w:lang w:val="es-CO"/>
+        </w:rPr>
+        <w:t>Decorator</w:t>
+      </w:r>
+      <w:proofErr w:type="spellEnd"/>
+    </w:p>
+    <w:p>
+      <w:pPr>
+        <w:rPr>
+          <w:b/>
+          <w:bCs/>
+          <w:lang w:val="es-CO"/>
+        </w:rPr>
+      </w:pPr>
+      <w:r>
+        <w:rPr>
+          <w:b/>
+          <w:bCs/>
+          <w:lang w:val="es-CO"/>
+        </w:rPr>
+        <w:t>2.2.3.1. Diagrama UML</w:t>
+      </w:r>
+    </w:p>
+    <w:p>
+      <w:pPr>
+        <w:rPr>
+          <w:lang w:val="es-CO"/>
+        </w:rPr>
+      </w:pPr>
+      <w:r>
+        <w:rPr>
+          <w:noProof/>
+          <w:lang w:val="es-CO"/>
+        </w:rPr>
+        <w:drawing>
+          <wp:inline distT="0" distB="0" distL="0" distR="0" wp14:anchorId="13E0F193" wp14:editId="0EC28D26">
+            <wp:extent cx="4209989" cy="4030675"/>
+            <wp:effectExtent l="0" t="0" r="635" b="8255"/>
+            <wp:docPr id="30" name="Imagen 30" descr="Diagrama&#10;&#10;El contenido generado por IA puede ser incorrecto."/>
+            <wp:cNvGraphicFramePr>
+              <a:graphicFrameLocks xmlns:a="http://schemas.openxmlformats.org/drawingml/2006/main" noChangeAspect="1"/>
+            </wp:cNvGraphicFramePr>
+            <a:graphic xmlns:a="http://schemas.openxmlformats.org/drawingml/2006/main">
+              <a:graphicData uri="http://schemas.openxmlformats.org/drawingml/2006/picture">
+                <pic:pic xmlns:pic="http://schemas.openxmlformats.org/drawingml/2006/picture">
+                  <pic:nvPicPr>
+                    <pic:cNvPr id="30" name="Imagen 30" descr="Diagrama&#10;&#10;El contenido generado por IA puede ser incorrecto."/>
+                    <pic:cNvPicPr/>
+                  </pic:nvPicPr>
+                  <pic:blipFill>
+                    <a:blip r:embed="rId49"/>
+                    <a:stretch>
+                      <a:fillRect/>
+                    </a:stretch>
+                  </pic:blipFill>
+                  <pic:spPr>
+                    <a:xfrm>
+                      <a:off x="0" y="0"/>
+                      <a:ext cx="4215407" cy="4035862"/>
+                    </a:xfrm>
+                    <a:prstGeom prst="rect">
+                      <a:avLst/>
+                    </a:prstGeom>
+                  </pic:spPr>
+                </pic:pic>
+              </a:graphicData>
+            </a:graphic>
+          </wp:inline>
+        </w:drawing>
+      </w:r>
+    </w:p>
+    <w:p>
+      <w:pPr>
+        <w:rPr>
+          <w:b/>
+          <w:bCs/>
+          <w:lang w:val="es-CO"/>
+        </w:rPr>
+      </w:pPr>
+      <w:r>
+        <w:rPr>
+          <w:b/>
+          <w:bCs/>
+          <w:lang w:val="es-CO"/>
+        </w:rPr>
+        <w:t>2.2.3.2. Código</w:t>
+      </w:r>
+    </w:p>
+    <w:p>
+      <w:pPr>
+        <w:rPr>
+          <w:lang w:val="es-CO"/>
+        </w:rPr>
+      </w:pPr>
+      <w:r>
+        <w:rPr>
+          <w:lang w:val="es-CO"/>
+        </w:rPr>
+        <w:t xml:space="preserve">- </w:t>
+      </w:r>
+      <w:hyperlink r:id="rId50" w:history="1">
+        <w:proofErr w:type="spellStart"/>
+        <w:r>
+          <w:rPr>
+            <w:rStyle w:val="Hipervnculo"/>
+            <w:lang w:val="es-CO"/>
+          </w:rPr>
+          <w:t>Decorat</w:t>
+        </w:r>
+        <w:r>
+          <w:rPr>
+            <w:rStyle w:val="Hipervnculo"/>
+            <w:lang w:val="es-CO"/>
+          </w:rPr>
+          <w:t>o</w:t>
+        </w:r>
+        <w:r>
+          <w:rPr>
+            <w:rStyle w:val="Hipervnculo"/>
+            <w:lang w:val="es-CO"/>
+          </w:rPr>
+          <w:t>r</w:t>
+        </w:r>
+        <w:proofErr w:type="spellEnd"/>
+      </w:hyperlink>
+      <w:r>
+        <w:rPr>
+          <w:lang w:val="es-CO"/>
+        </w:rPr>
+        <w:t>: enriquecimiento de reporte con calidad, trazabilidad y OEE.</w:t>
+      </w:r>
+    </w:p>
+    <w:p>
+      <w:pPr>
+        <w:rPr>
+          <w:lang w:val="es-CO"/>
+        </w:rPr>
+      </w:pPr>
+      <w:r>
+        <w:rPr>
+          <w:lang w:val="es-CO"/>
+        </w:rPr>
+        <w:lastRenderedPageBreak/>
+        <w:drawing>
+          <wp:inline distT="0" distB="0" distL="0" distR="0" wp14:anchorId="4F5A3314" wp14:editId="2F46A805">
+            <wp:extent cx="5486400" cy="5695315"/>
+            <wp:effectExtent l="0" t="0" r="0" b="635"/>
+            <wp:docPr id="45" name="Imagen 45"/>
+            <wp:cNvGraphicFramePr>
+              <a:graphicFrameLocks xmlns:a="http://schemas.openxmlformats.org/drawingml/2006/main" noChangeAspect="1"/>
+            </wp:cNvGraphicFramePr>
+            <a:graphic xmlns:a="http://schemas.openxmlformats.org/drawingml/2006/main">
+              <a:graphicData uri="http://schemas.openxmlformats.org/drawingml/2006/picture">
+                <pic:pic xmlns:pic="http://schemas.openxmlformats.org/drawingml/2006/picture">
+                  <pic:nvPicPr>
+                    <pic:cNvPr id="1" name=""/>
+                    <pic:cNvPicPr/>
+                  </pic:nvPicPr>
+                  <pic:blipFill>
+                    <a:blip r:embed="rId51"/>
+                    <a:stretch>
+                      <a:fillRect/>
+                    </a:stretch>
+                  </pic:blipFill>
+                  <pic:spPr>
+                    <a:xfrm>
+                      <a:off x="0" y="0"/>
+                      <a:ext cx="5486400" cy="5695315"/>
+                    </a:xfrm>
+                    <a:prstGeom prst="rect">
+                      <a:avLst/>
+                    </a:prstGeom>
+                  </pic:spPr>
+                </pic:pic>
+              </a:graphicData>
+            </a:graphic>
+          </wp:inline>
+        </w:drawing>
+      </w:r>
+    </w:p>
+    <w:p>
+      <w:pPr>
+        <w:rPr>
+          <w:lang w:val="es-CO"/>
+        </w:rPr>
+      </w:pPr>
+      <w:r>
+        <w:rPr>
+          <w:lang w:val="es-CO"/>
+        </w:rPr>
+        <w:lastRenderedPageBreak/>
+        <w:drawing>
+          <wp:inline distT="0" distB="0" distL="0" distR="0" wp14:anchorId="3E14A6A4" wp14:editId="0C3A7CB2">
+            <wp:extent cx="5486400" cy="4886960"/>
+            <wp:effectExtent l="0" t="0" r="0" b="8890"/>
+            <wp:docPr id="46" name="Imagen 46"/>
+            <wp:cNvGraphicFramePr>
+              <a:graphicFrameLocks xmlns:a="http://schemas.openxmlformats.org/drawingml/2006/main" noChangeAspect="1"/>
+            </wp:cNvGraphicFramePr>
+            <a:graphic xmlns:a="http://schemas.openxmlformats.org/drawingml/2006/main">
+              <a:graphicData uri="http://schemas.openxmlformats.org/drawingml/2006/picture">
+                <pic:pic xmlns:pic="http://schemas.openxmlformats.org/drawingml/2006/picture">
+                  <pic:nvPicPr>
+                    <pic:cNvPr id="1" name=""/>
+                    <pic:cNvPicPr/>
+                  </pic:nvPicPr>
+                  <pic:blipFill>
+                    <a:blip r:embed="rId52"/>
+                    <a:stretch>
+                      <a:fillRect/>
+                    </a:stretch>
+                  </pic:blipFill>
+                  <pic:spPr>
+                    <a:xfrm>
+                      <a:off x="0" y="0"/>
+                      <a:ext cx="5486400" cy="4886960"/>
+                    </a:xfrm>
+                    <a:prstGeom prst="rect">
+                      <a:avLst/>
+                    </a:prstGeom>
+                  </pic:spPr>
+                </pic:pic>
+              </a:graphicData>
+            </a:graphic>
+          </wp:inline>
+        </w:drawing>
+      </w:r>
+    </w:p>
+    <w:p>
+      <w:pPr>
+        <w:rPr>
+          <w:b/>
+          <w:bCs/>
+          <w:lang w:val="es-CO"/>
+        </w:rPr>
+      </w:pPr>
+      <w:r>
+        <w:rPr>
+          <w:b/>
+          <w:bCs/>
+          <w:lang w:val="es-CO"/>
+        </w:rPr>
+        <w:t>2.</w:t>
+      </w:r>
+      <w:r>
+        <w:rPr>
+          <w:b/>
+          <w:bCs/>
+          <w:lang w:val="es-CO"/>
+        </w:rPr>
+        <w:t>2</w:t>
+      </w:r>
+      <w:r>
+        <w:rPr>
+          <w:b/>
+          <w:bCs/>
+          <w:lang w:val="es-CO"/>
+        </w:rPr>
+        <w:t>.</w:t>
+      </w:r>
+      <w:r>
+        <w:rPr>
+          <w:b/>
+          <w:bCs/>
+          <w:lang w:val="es-CO"/>
+        </w:rPr>
+        <w:t>3</w:t>
+      </w:r>
+      <w:r>
+        <w:rPr>
+          <w:b/>
+          <w:bCs/>
+          <w:lang w:val="es-CO"/>
+        </w:rPr>
+        <w:t>.3. Explicación y uso del patrón en mi proyecto.</w:t>
+      </w:r>
+    </w:p>
+    <w:p>
+      <w:pPr>
+        <w:rPr>
+          <w:lang w:val="es-CO"/>
+        </w:rPr>
+      </w:pPr>
+      <w:r>
+        <w:rPr>
+          <w:b/>
+          <w:bCs/>
+          <w:lang w:val="es-CO"/>
+        </w:rPr>
+        <w:t>Explicación del código:</w:t>
+      </w:r>
+      <w:r>
+        <w:rPr>
+          <w:lang w:val="es-CO"/>
+        </w:rPr>
+        <w:br/>
+      </w:r>
+      <w:proofErr w:type="spellStart"/>
+      <w:r>
+        <w:rPr>
+          <w:lang w:val="es-CO"/>
+        </w:rPr>
+        <w:t>Decorator</w:t>
+      </w:r>
+      <w:proofErr w:type="spellEnd"/>
+      <w:r>
+        <w:rPr>
+          <w:lang w:val="es-CO"/>
+        </w:rPr>
+        <w:t xml:space="preserve"> parte de un reporte base </w:t>
+      </w:r>
+      <w:proofErr w:type="spellStart"/>
+      <w:r>
+        <w:rPr>
+          <w:lang w:val="es-CO"/>
+        </w:rPr>
+        <w:t>BaseProductionReport</w:t>
+      </w:r>
+      <w:proofErr w:type="spellEnd"/>
+      <w:r>
+        <w:rPr>
+          <w:lang w:val="es-CO"/>
+        </w:rPr>
+        <w:t xml:space="preserve"> y luego lo envuelve con decoradores: </w:t>
+      </w:r>
+      <w:proofErr w:type="spellStart"/>
+      <w:r>
+        <w:rPr>
+          <w:lang w:val="es-CO"/>
+        </w:rPr>
+        <w:t>QualityDecorator</w:t>
+      </w:r>
+      <w:proofErr w:type="spellEnd"/>
+      <w:r>
+        <w:rPr>
+          <w:lang w:val="es-CO"/>
+        </w:rPr>
+        <w:t xml:space="preserve">, </w:t>
+      </w:r>
+      <w:proofErr w:type="spellStart"/>
+      <w:r>
+        <w:rPr>
+          <w:lang w:val="es-CO"/>
+        </w:rPr>
+        <w:t>TraceabilityDecorator</w:t>
+      </w:r>
+      <w:proofErr w:type="spellEnd"/>
+      <w:r>
+        <w:rPr>
+          <w:lang w:val="es-CO"/>
+        </w:rPr>
+        <w:t xml:space="preserve"> y </w:t>
+      </w:r>
+      <w:proofErr w:type="spellStart"/>
+      <w:r>
+        <w:rPr>
+          <w:lang w:val="es-CO"/>
+        </w:rPr>
+        <w:t>OEEDecorator</w:t>
+      </w:r>
+      <w:proofErr w:type="spellEnd"/>
+      <w:r>
+        <w:rPr>
+          <w:lang w:val="es-CO"/>
+        </w:rPr>
+        <w:t>. Cada decorador agrega información nueva al reporte sin modificar la clase original.</w:t>
+      </w:r>
+    </w:p>
+    <w:p>
+      <w:pPr>
+        <w:rPr>
+          <w:lang w:val="es-CO"/>
+        </w:rPr>
+      </w:pPr>
+      <w:r>
+        <w:rPr>
+          <w:b/>
+          <w:bCs/>
+          <w:lang w:val="es-CO"/>
+        </w:rPr>
+        <w:t>Función en mi proyecto:</w:t>
+      </w:r>
+      <w:r>
+        <w:rPr>
+          <w:lang w:val="es-CO"/>
+        </w:rPr>
+        <w:br/>
+        <w:t>Sirve para enriquecer el reporte final con controles de calidad, trazabilidad y cálculo de OEE. Es útil porque el sistema puede agregar funcionalidades al reporte sin reescribir la clase base. En el MES, permite cerrar el turno con información operativa más completa.</w:t>
+      </w:r>
+    </w:p>
+    <w:p>
+      <w:pPr>
+        <w:rPr>
+          <w:lang w:val="es-CO"/>
+        </w:rPr>
+      </w:pPr>
+    </w:p>
+    <w:p>
+      <w:pPr>
+        <w:rPr>
+          <w:lang w:val="es-CO"/>
+        </w:rPr>
+      </w:pPr>
+    </w:p>
+    <w:p>
+      <w:pPr>
+        <w:rPr>
+          <w:lang w:val="es-CO"/>
+        </w:rPr>
+      </w:pPr>
+    </w:p>
+    <w:p>
+      <w:pPr>
+        <w:rPr>
+          <w:b/>
+          <w:bCs/>
+          <w:lang w:val="es-CO"/>
+        </w:rPr>
+      </w:pPr>
+      <w:r>
+        <w:rPr>
+          <w:b/>
+          <w:bCs/>
+          <w:lang w:val="es-CO"/>
+        </w:rPr>
+        <w:lastRenderedPageBreak/>
+        <w:t>2.</w:t>
+      </w:r>
+      <w:r>
+        <w:rPr>
+          <w:b/>
+          <w:bCs/>
+          <w:lang w:val="es-CO"/>
+        </w:rPr>
+        <w:t>2</w:t>
+      </w:r>
+      <w:r>
+        <w:rPr>
+          <w:b/>
+          <w:bCs/>
+          <w:lang w:val="es-CO"/>
+        </w:rPr>
+        <w:t>.</w:t>
+      </w:r>
+      <w:r>
+        <w:rPr>
+          <w:b/>
+          <w:bCs/>
+          <w:lang w:val="es-CO"/>
+        </w:rPr>
+        <w:t>3</w:t>
+      </w:r>
+      <w:r>
+        <w:rPr>
+          <w:b/>
+          <w:bCs/>
+          <w:lang w:val="es-CO"/>
+        </w:rPr>
+        <w:t xml:space="preserve">.4. UI </w:t>
+      </w:r>
+    </w:p>
+    <w:p>
+      <w:pPr>
+        <w:rPr>
+          <w:lang w:val="es-CO"/>
+        </w:rPr>
+      </w:pPr>
+      <w:r>
+        <w:rPr>
+          <w:noProof/>
+          <w:lang w:val="es-CO"/>
+        </w:rPr>
+        <w:drawing>
+          <wp:inline distT="0" distB="0" distL="0" distR="0" wp14:anchorId="65D58B45" wp14:editId="7F6468C0">
+            <wp:extent cx="5486400" cy="2494280"/>
+            <wp:effectExtent l="0" t="0" r="0" b="1270"/>
+            <wp:docPr id="14" name="Imagen 14"/>
+            <wp:cNvGraphicFramePr>
+              <a:graphicFrameLocks xmlns:a="http://schemas.openxmlformats.org/drawingml/2006/main" noChangeAspect="1"/>
+            </wp:cNvGraphicFramePr>
+            <a:graphic xmlns:a="http://schemas.openxmlformats.org/drawingml/2006/main">
+              <a:graphicData uri="http://schemas.openxmlformats.org/drawingml/2006/picture">
+                <pic:pic xmlns:pic="http://schemas.openxmlformats.org/drawingml/2006/picture">
+                  <pic:nvPicPr>
+                    <pic:cNvPr id="1" name=""/>
+                    <pic:cNvPicPr/>
+                  </pic:nvPicPr>
+                  <pic:blipFill>
+                    <a:blip r:embed="rId53"/>
+                    <a:stretch>
+                      <a:fillRect/>
+                    </a:stretch>
+                  </pic:blipFill>
+                  <pic:spPr>
+                    <a:xfrm>
+                      <a:off x="0" y="0"/>
+                      <a:ext cx="5486400" cy="2494280"/>
+                    </a:xfrm>
+                    <a:prstGeom prst="rect">
+                      <a:avLst/>
+                    </a:prstGeom>
+                  </pic:spPr>
+                </pic:pic>
+              </a:graphicData>
+            </a:graphic>
+          </wp:inline>
+        </w:drawing>
+      </w:r>
+    </w:p>
+    <w:p>
+      <w:pPr>
+        <w:rPr>
+          <w:lang w:val="es-CO"/>
+        </w:rPr>
+      </w:pPr>
+    </w:p>
+    <w:p>
+      <w:pPr>
+        <w:rPr>
+          <w:b/>
+          <w:bCs/>
+          <w:lang w:val="es-CO"/>
+        </w:rPr>
+      </w:pPr>
+      <w:r>
+        <w:rPr>
+          <w:b/>
+          <w:bCs/>
+          <w:lang w:val="es-CO"/>
+        </w:rPr>
+        <w:t>2.2.4. Composite</w:t>
+      </w:r>
+    </w:p>
+    <w:p>
+      <w:pPr>
+        <w:rPr>
+          <w:b/>
+          <w:bCs/>
+          <w:lang w:val="es-CO"/>
+        </w:rPr>
+      </w:pPr>
+      <w:r>
+        <w:rPr>
+          <w:b/>
+          <w:bCs/>
+          <w:lang w:val="es-CO"/>
+        </w:rPr>
+        <w:t>2.2.4.1. Diagrama UML</w:t>
+      </w:r>
+    </w:p>
+    <w:p>
+      <w:pPr>
+        <w:rPr>
+          <w:lang w:val="es-CO"/>
+        </w:rPr>
+      </w:pPr>
+      <w:r>
+        <w:rPr>
+          <w:noProof/>
+          <w:lang w:val="es-CO"/>
+        </w:rPr>
+        <w:drawing>
+          <wp:inline distT="0" distB="0" distL="0" distR="0" wp14:anchorId="5D6F8CED" wp14:editId="148D67A8">
+            <wp:extent cx="4343400" cy="3763276"/>
+            <wp:effectExtent l="0" t="0" r="0" b="8890"/>
+            <wp:docPr id="31" name="Imagen 31" descr="Diagrama&#10;&#10;El contenido generado por IA puede ser incorrecto."/>
+            <wp:cNvGraphicFramePr>
+              <a:graphicFrameLocks xmlns:a="http://schemas.openxmlformats.org/drawingml/2006/main" noChangeAspect="1"/>
+            </wp:cNvGraphicFramePr>
+            <a:graphic xmlns:a="http://schemas.openxmlformats.org/drawingml/2006/main">
+              <a:graphicData uri="http://schemas.openxmlformats.org/drawingml/2006/picture">
+                <pic:pic xmlns:pic="http://schemas.openxmlformats.org/drawingml/2006/picture">
+                  <pic:nvPicPr>
+                    <pic:cNvPr id="31" name="Imagen 31" descr="Diagrama&#10;&#10;El contenido generado por IA puede ser incorrecto."/>
+                    <pic:cNvPicPr/>
+                  </pic:nvPicPr>
+                  <pic:blipFill>
+                    <a:blip r:embed="rId54"/>
+                    <a:stretch>
+                      <a:fillRect/>
+                    </a:stretch>
+                  </pic:blipFill>
+                  <pic:spPr>
+                    <a:xfrm>
+                      <a:off x="0" y="0"/>
+                      <a:ext cx="4369625" cy="3785999"/>
+                    </a:xfrm>
+                    <a:prstGeom prst="rect">
+                      <a:avLst/>
+                    </a:prstGeom>
+                  </pic:spPr>
+                </pic:pic>
+              </a:graphicData>
+            </a:graphic>
+          </wp:inline>
+        </w:drawing>
+      </w:r>
+    </w:p>
+    <w:p>
+      <w:pPr>
+        <w:rPr>
+          <w:b/>
+          <w:bCs/>
+          <w:lang w:val="es-CO"/>
+        </w:rPr>
+      </w:pPr>
+    </w:p>
+    <w:p>
+      <w:pPr>
+        <w:rPr>
+          <w:b/>
+          <w:bCs/>
+          <w:lang w:val="es-CO"/>
+        </w:rPr>
+      </w:pPr>
+      <w:r>
+        <w:rPr>
+          <w:b/>
+          <w:bCs/>
+          <w:lang w:val="es-CO"/>
+        </w:rPr>
+        <w:lastRenderedPageBreak/>
+        <w:t>2.2.4.2. Código</w:t>
+      </w:r>
+    </w:p>
+    <w:p>
+      <w:pPr>
+        <w:rPr>
+          <w:lang w:val="es-CO"/>
+        </w:rPr>
+      </w:pPr>
+      <w:r>
+        <w:rPr>
+          <w:lang w:val="es-CO"/>
+        </w:rPr>
+        <w:t xml:space="preserve">- </w:t>
+      </w:r>
+      <w:hyperlink r:id="rId55" w:history="1">
+        <w:r>
+          <w:rPr>
+            <w:rStyle w:val="Hipervnculo"/>
+            <w:lang w:val="es-CO"/>
+          </w:rPr>
+          <w:t>Compo</w:t>
+        </w:r>
+        <w:r>
+          <w:rPr>
+            <w:rStyle w:val="Hipervnculo"/>
+            <w:lang w:val="es-CO"/>
+          </w:rPr>
+          <w:t>s</w:t>
+        </w:r>
+        <w:r>
+          <w:rPr>
+            <w:rStyle w:val="Hipervnculo"/>
+            <w:lang w:val="es-CO"/>
+          </w:rPr>
+          <w:t>ite</w:t>
+        </w:r>
+      </w:hyperlink>
+      <w:r>
+        <w:rPr>
+          <w:lang w:val="es-CO"/>
+        </w:rPr>
+        <w:t xml:space="preserve">: capacidad de planta por estructura </w:t>
+      </w:r>
+      <w:r>
+        <w:rPr>
+          <w:lang w:val="es-CO"/>
+        </w:rPr>
+        <w:t>jerárquica</w:t>
+      </w:r>
+      <w:r>
+        <w:rPr>
+          <w:lang w:val="es-CO"/>
+        </w:rPr>
+        <w:t>.</w:t>
+      </w:r>
+    </w:p>
+    <w:p>
+      <w:pPr>
+        <w:rPr>
+          <w:lang w:val="es-CO"/>
+        </w:rPr>
+      </w:pPr>
+      <w:r>
+        <w:rPr>
+          <w:lang w:val="es-CO"/>
+        </w:rPr>
+        <w:drawing>
+          <wp:inline distT="0" distB="0" distL="0" distR="0" wp14:anchorId="4A1C4F67" wp14:editId="707423E0">
+            <wp:extent cx="5486400" cy="5782945"/>
+            <wp:effectExtent l="0" t="0" r="0" b="8255"/>
+            <wp:docPr id="47" name="Imagen 47"/>
+            <wp:cNvGraphicFramePr>
+              <a:graphicFrameLocks xmlns:a="http://schemas.openxmlformats.org/drawingml/2006/main" noChangeAspect="1"/>
+            </wp:cNvGraphicFramePr>
+            <a:graphic xmlns:a="http://schemas.openxmlformats.org/drawingml/2006/main">
+              <a:graphicData uri="http://schemas.openxmlformats.org/drawingml/2006/picture">
+                <pic:pic xmlns:pic="http://schemas.openxmlformats.org/drawingml/2006/picture">
+                  <pic:nvPicPr>
+                    <pic:cNvPr id="1" name=""/>
+                    <pic:cNvPicPr/>
+                  </pic:nvPicPr>
+                  <pic:blipFill>
+                    <a:blip r:embed="rId56"/>
+                    <a:stretch>
+                      <a:fillRect/>
+                    </a:stretch>
+                  </pic:blipFill>
+                  <pic:spPr>
+                    <a:xfrm>
+                      <a:off x="0" y="0"/>
+                      <a:ext cx="5486400" cy="5782945"/>
+                    </a:xfrm>
+                    <a:prstGeom prst="rect">
+                      <a:avLst/>
+                    </a:prstGeom>
+                  </pic:spPr>
+                </pic:pic>
+              </a:graphicData>
+            </a:graphic>
+          </wp:inline>
+        </w:drawing>
+      </w:r>
+    </w:p>
+    <w:p>
+      <w:pPr>
+        <w:rPr>
+          <w:lang w:val="es-CO"/>
+        </w:rPr>
+      </w:pPr>
+      <w:r>
+        <w:rPr>
+          <w:lang w:val="es-CO"/>
+        </w:rPr>
+        <w:lastRenderedPageBreak/>
+        <w:drawing>
+          <wp:inline distT="0" distB="0" distL="0" distR="0" wp14:anchorId="1CCEED6A" wp14:editId="72B1FCD3">
+            <wp:extent cx="5486400" cy="5890260"/>
+            <wp:effectExtent l="0" t="0" r="0" b="0"/>
+            <wp:docPr id="48" name="Imagen 48"/>
+            <wp:cNvGraphicFramePr>
+              <a:graphicFrameLocks xmlns:a="http://schemas.openxmlformats.org/drawingml/2006/main" noChangeAspect="1"/>
+            </wp:cNvGraphicFramePr>
+            <a:graphic xmlns:a="http://schemas.openxmlformats.org/drawingml/2006/main">
+              <a:graphicData uri="http://schemas.openxmlformats.org/drawingml/2006/picture">
+                <pic:pic xmlns:pic="http://schemas.openxmlformats.org/drawingml/2006/picture">
+                  <pic:nvPicPr>
+                    <pic:cNvPr id="1" name=""/>
+                    <pic:cNvPicPr/>
+                  </pic:nvPicPr>
+                  <pic:blipFill>
+                    <a:blip r:embed="rId57"/>
+                    <a:stretch>
+                      <a:fillRect/>
+                    </a:stretch>
+                  </pic:blipFill>
+                  <pic:spPr>
+                    <a:xfrm>
+                      <a:off x="0" y="0"/>
+                      <a:ext cx="5486400" cy="5890260"/>
+                    </a:xfrm>
+                    <a:prstGeom prst="rect">
+                      <a:avLst/>
+                    </a:prstGeom>
+                  </pic:spPr>
+                </pic:pic>
+              </a:graphicData>
+            </a:graphic>
+          </wp:inline>
+        </w:drawing>
+      </w:r>
+    </w:p>
+    <w:p>
+      <w:pPr>
+        <w:rPr>
+          <w:lang w:val="es-CO"/>
+        </w:rPr>
+      </w:pPr>
+      <w:r>
+        <w:rPr>
+          <w:lang w:val="es-CO"/>
+        </w:rPr>
+        <w:t>2.</w:t>
+      </w:r>
+      <w:r>
+        <w:rPr>
+          <w:lang w:val="es-CO"/>
+        </w:rPr>
+        <w:t>2</w:t>
+      </w:r>
+      <w:r>
+        <w:rPr>
+          <w:lang w:val="es-CO"/>
+        </w:rPr>
+        <w:t>.</w:t>
+      </w:r>
+      <w:r>
+        <w:rPr>
+          <w:lang w:val="es-CO"/>
+        </w:rPr>
+        <w:t>4</w:t>
+      </w:r>
+      <w:r>
+        <w:rPr>
+          <w:lang w:val="es-CO"/>
+        </w:rPr>
+        <w:t>.3. Explicación y uso del patrón en mi proyecto.</w:t>
+      </w:r>
+    </w:p>
+    <w:p>
+      <w:pPr>
+        <w:rPr>
+          <w:lang w:val="es-CO"/>
+        </w:rPr>
+      </w:pPr>
+      <w:r>
+        <w:rPr>
+          <w:b/>
+          <w:bCs/>
+          <w:lang w:val="es-CO"/>
+        </w:rPr>
+        <w:t>Explicación del código:</w:t>
+      </w:r>
+      <w:r>
+        <w:rPr>
+          <w:lang w:val="es-CO"/>
+        </w:rPr>
+        <w:br/>
+        <w:t xml:space="preserve">Composite maneja una estructura tipo árbol. </w:t>
+      </w:r>
+      <w:proofErr w:type="spellStart"/>
+      <w:r>
+        <w:rPr>
+          <w:lang w:val="es-CO"/>
+        </w:rPr>
+        <w:t>ProductionNode</w:t>
+      </w:r>
+      <w:proofErr w:type="spellEnd"/>
+      <w:r>
+        <w:rPr>
+          <w:lang w:val="es-CO"/>
+        </w:rPr>
+        <w:t xml:space="preserve"> es la interfaz común. </w:t>
+      </w:r>
+      <w:proofErr w:type="spellStart"/>
+      <w:r>
+        <w:rPr>
+          <w:lang w:val="es-CO"/>
+        </w:rPr>
+        <w:t>MachineStation</w:t>
+      </w:r>
+      <w:proofErr w:type="spellEnd"/>
+      <w:r>
+        <w:rPr>
+          <w:lang w:val="es-CO"/>
+        </w:rPr>
+        <w:t xml:space="preserve"> representa una máquina individual y </w:t>
+      </w:r>
+      <w:proofErr w:type="spellStart"/>
+      <w:r>
+        <w:rPr>
+          <w:lang w:val="es-CO"/>
+        </w:rPr>
+        <w:t>ProductionGroup</w:t>
+      </w:r>
+      <w:proofErr w:type="spellEnd"/>
+      <w:r>
+        <w:rPr>
+          <w:lang w:val="es-CO"/>
+        </w:rPr>
+        <w:t xml:space="preserve"> representa un grupo de máquinas o líneas. Ambos responden a </w:t>
+      </w:r>
+      <w:proofErr w:type="spellStart"/>
+      <w:r>
+        <w:rPr>
+          <w:lang w:val="es-CO"/>
+        </w:rPr>
+        <w:t>total_planned_</w:t>
+      </w:r>
+      <w:proofErr w:type="gramStart"/>
+      <w:r>
+        <w:rPr>
+          <w:lang w:val="es-CO"/>
+        </w:rPr>
+        <w:t>units</w:t>
+      </w:r>
+      <w:proofErr w:type="spellEnd"/>
+      <w:r>
+        <w:rPr>
+          <w:lang w:val="es-CO"/>
+        </w:rPr>
+        <w:t>(</w:t>
+      </w:r>
+      <w:proofErr w:type="gramEnd"/>
+      <w:r>
+        <w:rPr>
+          <w:lang w:val="es-CO"/>
+        </w:rPr>
+        <w:t>).</w:t>
+      </w:r>
+    </w:p>
+    <w:p>
+      <w:pPr>
+        <w:rPr>
+          <w:lang w:val="es-CO"/>
+        </w:rPr>
+      </w:pPr>
+      <w:r>
+        <w:rPr>
+          <w:b/>
+          <w:bCs/>
+          <w:lang w:val="es-CO"/>
+        </w:rPr>
+        <w:t>Función en mi proyecto:</w:t>
+      </w:r>
+      <w:r>
+        <w:rPr>
+          <w:lang w:val="es-CO"/>
+        </w:rPr>
+        <w:br/>
+        <w:t>Sirve para calcular la capacidad total de producción de la planta. El sistema puede tratar igual una máquina individual, una línea completa o toda la planta. En el flujo real, se usa para obtener la capacidad total planeada.</w:t>
+      </w:r>
+    </w:p>
+    <w:p>
+      <w:pPr>
+        <w:rPr>
+          <w:lang w:val="es-CO"/>
+        </w:rPr>
+      </w:pPr>
+      <w:r>
+        <w:rPr>
+          <w:lang w:val="es-CO"/>
+        </w:rPr>
+        <w:lastRenderedPageBreak/>
+        <w:t>2.</w:t>
+      </w:r>
+      <w:r>
+        <w:rPr>
+          <w:lang w:val="es-CO"/>
+        </w:rPr>
+        <w:t>2</w:t>
+      </w:r>
+      <w:r>
+        <w:rPr>
+          <w:lang w:val="es-CO"/>
+        </w:rPr>
+        <w:t>.</w:t>
+      </w:r>
+      <w:r>
+        <w:rPr>
+          <w:lang w:val="es-CO"/>
+        </w:rPr>
+        <w:t>4</w:t>
+      </w:r>
+      <w:r>
+        <w:rPr>
+          <w:lang w:val="es-CO"/>
+        </w:rPr>
+        <w:t>.4. UI</w:t>
+      </w:r>
+      <w:r>
+        <w:rPr>
+          <w:lang w:val="es-CO"/>
+        </w:rPr>
+        <w:t>.</w:t>
+      </w:r>
+    </w:p>
+    <w:p>
+      <w:pPr>
+        <w:rPr>
+          <w:lang w:val="es-CO"/>
+        </w:rPr>
+      </w:pPr>
+      <w:r>
+        <w:rPr>
+          <w:noProof/>
+          <w:lang w:val="es-CO"/>
+        </w:rPr>
+        <w:drawing>
+          <wp:inline distT="0" distB="0" distL="0" distR="0" wp14:anchorId="0DD7A099" wp14:editId="67BDDC81">
+            <wp:extent cx="5486400" cy="2073910"/>
+            <wp:effectExtent l="0" t="0" r="0" b="2540"/>
+            <wp:docPr id="15" name="Imagen 15"/>
+            <wp:cNvGraphicFramePr>
+              <a:graphicFrameLocks xmlns:a="http://schemas.openxmlformats.org/drawingml/2006/main" noChangeAspect="1"/>
+            </wp:cNvGraphicFramePr>
+            <a:graphic xmlns:a="http://schemas.openxmlformats.org/drawingml/2006/main">
+              <a:graphicData uri="http://schemas.openxmlformats.org/drawingml/2006/picture">
+                <pic:pic xmlns:pic="http://schemas.openxmlformats.org/drawingml/2006/picture">
+                  <pic:nvPicPr>
+                    <pic:cNvPr id="1" name=""/>
+                    <pic:cNvPicPr/>
+                  </pic:nvPicPr>
+                  <pic:blipFill>
+                    <a:blip r:embed="rId58"/>
+                    <a:stretch>
+                      <a:fillRect/>
+                    </a:stretch>
+                  </pic:blipFill>
+                  <pic:spPr>
+                    <a:xfrm>
+                      <a:off x="0" y="0"/>
+                      <a:ext cx="5486400" cy="2073910"/>
+                    </a:xfrm>
+                    <a:prstGeom prst="rect">
+                      <a:avLst/>
+                    </a:prstGeom>
+                  </pic:spPr>
+                </pic:pic>
+              </a:graphicData>
+            </a:graphic>
+          </wp:inline>
+        </w:drawing>
+      </w:r>
+    </w:p>
+    <w:p>
+      <w:pPr>
+        <w:rPr>
+          <w:lang w:val="es-CO"/>
+        </w:rPr>
+      </w:pPr>
+    </w:p>
+    <w:p>
+      <w:pPr>
+        <w:rPr>
+          <w:b/>
+          <w:bCs/>
+          <w:lang w:val="es-CO"/>
+        </w:rPr>
+      </w:pPr>
+    </w:p>
+    <w:p>
+      <w:pPr>
+        <w:rPr>
+          <w:b/>
+          <w:bCs/>
+          <w:lang w:val="es-CO"/>
+        </w:rPr>
+      </w:pPr>
+      <w:r>
+        <w:rPr>
+          <w:b/>
+          <w:bCs/>
+          <w:lang w:val="es-CO"/>
+        </w:rPr>
+        <w:t xml:space="preserve">2.2.5. </w:t>
+      </w:r>
+      <w:proofErr w:type="spellStart"/>
+      <w:r>
+        <w:rPr>
+          <w:b/>
+          <w:bCs/>
+          <w:lang w:val="es-CO"/>
+        </w:rPr>
+        <w:t>Facade</w:t>
+      </w:r>
+      <w:proofErr w:type="spellEnd"/>
+    </w:p>
+    <w:p>
+      <w:pPr>
+        <w:rPr>
+          <w:b/>
+          <w:bCs/>
+          <w:lang w:val="es-CO"/>
+        </w:rPr>
+      </w:pPr>
+      <w:r>
+        <w:rPr>
+          <w:b/>
+          <w:bCs/>
+          <w:lang w:val="es-CO"/>
+        </w:rPr>
+        <w:t>2.2.5.1. Diagrama UML</w:t>
+      </w:r>
+    </w:p>
+    <w:p>
+      <w:pPr>
+        <w:rPr>
+          <w:lang w:val="es-CO"/>
+        </w:rPr>
+      </w:pPr>
+      <w:r>
+        <w:rPr>
+          <w:noProof/>
+          <w:lang w:val="es-CO"/>
+        </w:rPr>
+        <w:drawing>
+          <wp:inline distT="0" distB="0" distL="0" distR="0" wp14:anchorId="71706B2E" wp14:editId="5137BA6F">
+            <wp:extent cx="4813402" cy="2942081"/>
+            <wp:effectExtent l="0" t="0" r="6350" b="0"/>
+            <wp:docPr id="32" name="Imagen 32" descr="Interfaz de usuario gráfica, Texto&#10;&#10;El contenido generado por IA puede ser incorrecto."/>
+            <wp:cNvGraphicFramePr>
+              <a:graphicFrameLocks xmlns:a="http://schemas.openxmlformats.org/drawingml/2006/main" noChangeAspect="1"/>
+            </wp:cNvGraphicFramePr>
+            <a:graphic xmlns:a="http://schemas.openxmlformats.org/drawingml/2006/main">
+              <a:graphicData uri="http://schemas.openxmlformats.org/drawingml/2006/picture">
+                <pic:pic xmlns:pic="http://schemas.openxmlformats.org/drawingml/2006/picture">
+                  <pic:nvPicPr>
+                    <pic:cNvPr id="32" name="Imagen 32" descr="Interfaz de usuario gráfica, Texto&#10;&#10;El contenido generado por IA puede ser incorrecto."/>
+                    <pic:cNvPicPr/>
+                  </pic:nvPicPr>
+                  <pic:blipFill>
+                    <a:blip r:embed="rId59"/>
+                    <a:stretch>
+                      <a:fillRect/>
+                    </a:stretch>
+                  </pic:blipFill>
+                  <pic:spPr>
+                    <a:xfrm>
+                      <a:off x="0" y="0"/>
+                      <a:ext cx="4814825" cy="2942951"/>
+                    </a:xfrm>
+                    <a:prstGeom prst="rect">
+                      <a:avLst/>
+                    </a:prstGeom>
+                  </pic:spPr>
+                </pic:pic>
+              </a:graphicData>
+            </a:graphic>
+          </wp:inline>
+        </w:drawing>
+      </w:r>
+    </w:p>
+    <w:p>
+      <w:pPr>
+        <w:rPr>
+          <w:b/>
+          <w:bCs/>
+          <w:lang w:val="es-CO"/>
+        </w:rPr>
+      </w:pPr>
+      <w:r>
+        <w:rPr>
+          <w:b/>
+          <w:bCs/>
+          <w:lang w:val="es-CO"/>
+        </w:rPr>
+        <w:t>2.2.5.2. Código</w:t>
+      </w:r>
+    </w:p>
+    <w:p>
+      <w:pPr>
+        <w:rPr>
+          <w:lang w:val="es-CO"/>
+        </w:rPr>
+      </w:pPr>
+      <w:r>
+        <w:rPr>
+          <w:lang w:val="es-CO"/>
+        </w:rPr>
+        <w:t xml:space="preserve">- </w:t>
+      </w:r>
+      <w:hyperlink r:id="rId60" w:history="1">
+        <w:proofErr w:type="spellStart"/>
+        <w:r>
+          <w:rPr>
+            <w:rStyle w:val="Hipervnculo"/>
+            <w:lang w:val="es-CO"/>
+          </w:rPr>
+          <w:t>Fac</w:t>
+        </w:r>
+        <w:r>
+          <w:rPr>
+            <w:rStyle w:val="Hipervnculo"/>
+            <w:lang w:val="es-CO"/>
+          </w:rPr>
+          <w:t>a</w:t>
+        </w:r>
+        <w:r>
+          <w:rPr>
+            <w:rStyle w:val="Hipervnculo"/>
+            <w:lang w:val="es-CO"/>
+          </w:rPr>
+          <w:t>de</w:t>
+        </w:r>
+        <w:proofErr w:type="spellEnd"/>
+      </w:hyperlink>
+      <w:r>
+        <w:rPr>
+          <w:lang w:val="es-CO"/>
+        </w:rPr>
+        <w:t>: arranque simplificado de la orden para el operador.</w:t>
+      </w:r>
+    </w:p>
+    <w:p>
+      <w:pPr>
+        <w:rPr>
+          <w:lang w:val="es-CO"/>
+        </w:rPr>
+      </w:pPr>
+      <w:r>
+        <w:rPr>
+          <w:lang w:val="es-CO"/>
+        </w:rPr>
+        <w:lastRenderedPageBreak/>
+        <w:drawing>
+          <wp:inline distT="0" distB="0" distL="0" distR="0" wp14:anchorId="5CB16186" wp14:editId="624FF959">
+            <wp:extent cx="5486400" cy="6618605"/>
+            <wp:effectExtent l="0" t="0" r="0" b="0"/>
+            <wp:docPr id="49" name="Imagen 49"/>
+            <wp:cNvGraphicFramePr>
+              <a:graphicFrameLocks xmlns:a="http://schemas.openxmlformats.org/drawingml/2006/main" noChangeAspect="1"/>
+            </wp:cNvGraphicFramePr>
+            <a:graphic xmlns:a="http://schemas.openxmlformats.org/drawingml/2006/main">
+              <a:graphicData uri="http://schemas.openxmlformats.org/drawingml/2006/picture">
+                <pic:pic xmlns:pic="http://schemas.openxmlformats.org/drawingml/2006/picture">
+                  <pic:nvPicPr>
+                    <pic:cNvPr id="1" name=""/>
+                    <pic:cNvPicPr/>
+                  </pic:nvPicPr>
+                  <pic:blipFill>
+                    <a:blip r:embed="rId61"/>
+                    <a:stretch>
+                      <a:fillRect/>
+                    </a:stretch>
+                  </pic:blipFill>
+                  <pic:spPr>
+                    <a:xfrm>
+                      <a:off x="0" y="0"/>
+                      <a:ext cx="5486400" cy="6618605"/>
+                    </a:xfrm>
+                    <a:prstGeom prst="rect">
+                      <a:avLst/>
+                    </a:prstGeom>
+                  </pic:spPr>
+                </pic:pic>
+              </a:graphicData>
+            </a:graphic>
+          </wp:inline>
+        </w:drawing>
+      </w:r>
+    </w:p>
+    <w:p>
+      <w:pPr>
+        <w:rPr>
+          <w:lang w:val="es-CO"/>
+        </w:rPr>
+      </w:pPr>
+      <w:r>
+        <w:rPr>
+          <w:lang w:val="es-CO"/>
+        </w:rPr>
+        <w:lastRenderedPageBreak/>
+        <w:drawing>
+          <wp:inline distT="0" distB="0" distL="0" distR="0" wp14:anchorId="780C5A15" wp14:editId="22A88F64">
+            <wp:extent cx="5486400" cy="5560060"/>
+            <wp:effectExtent l="0" t="0" r="0" b="2540"/>
+            <wp:docPr id="50" name="Imagen 50"/>
+            <wp:cNvGraphicFramePr>
+              <a:graphicFrameLocks xmlns:a="http://schemas.openxmlformats.org/drawingml/2006/main" noChangeAspect="1"/>
+            </wp:cNvGraphicFramePr>
+            <a:graphic xmlns:a="http://schemas.openxmlformats.org/drawingml/2006/main">
+              <a:graphicData uri="http://schemas.openxmlformats.org/drawingml/2006/picture">
+                <pic:pic xmlns:pic="http://schemas.openxmlformats.org/drawingml/2006/picture">
+                  <pic:nvPicPr>
+                    <pic:cNvPr id="1" name=""/>
+                    <pic:cNvPicPr/>
+                  </pic:nvPicPr>
+                  <pic:blipFill>
+                    <a:blip r:embed="rId62"/>
+                    <a:stretch>
+                      <a:fillRect/>
+                    </a:stretch>
+                  </pic:blipFill>
+                  <pic:spPr>
+                    <a:xfrm>
+                      <a:off x="0" y="0"/>
+                      <a:ext cx="5486400" cy="5560060"/>
+                    </a:xfrm>
+                    <a:prstGeom prst="rect">
+                      <a:avLst/>
+                    </a:prstGeom>
+                  </pic:spPr>
+                </pic:pic>
+              </a:graphicData>
+            </a:graphic>
+          </wp:inline>
+        </w:drawing>
+      </w:r>
+    </w:p>
+    <w:p>
+      <w:pPr>
+        <w:rPr>
+          <w:b/>
+          <w:bCs/>
+          <w:lang w:val="es-CO"/>
+        </w:rPr>
+      </w:pPr>
+      <w:r>
+        <w:rPr>
+          <w:b/>
+          <w:bCs/>
+          <w:lang w:val="es-CO"/>
+        </w:rPr>
+        <w:t>2.</w:t>
+      </w:r>
+      <w:r>
+        <w:rPr>
+          <w:b/>
+          <w:bCs/>
+          <w:lang w:val="es-CO"/>
+        </w:rPr>
+        <w:t>2</w:t>
+      </w:r>
+      <w:r>
+        <w:rPr>
+          <w:b/>
+          <w:bCs/>
+          <w:lang w:val="es-CO"/>
+        </w:rPr>
+        <w:t>.</w:t>
+      </w:r>
+      <w:r>
+        <w:rPr>
+          <w:b/>
+          <w:bCs/>
+          <w:lang w:val="es-CO"/>
+        </w:rPr>
+        <w:t>5</w:t>
+      </w:r>
+      <w:r>
+        <w:rPr>
+          <w:b/>
+          <w:bCs/>
+          <w:lang w:val="es-CO"/>
+        </w:rPr>
+        <w:t>.3. Explicación y uso del patrón en mi proyecto.</w:t>
+      </w:r>
+    </w:p>
+    <w:p>
+      <w:pPr>
+        <w:rPr>
+          <w:lang w:val="es-CO"/>
+        </w:rPr>
+      </w:pPr>
+      <w:r>
+        <w:rPr>
+          <w:b/>
+          <w:bCs/>
+          <w:lang w:val="es-CO"/>
+        </w:rPr>
+        <w:t>Explicación del código:</w:t>
+      </w:r>
+      <w:r>
+        <w:rPr>
+          <w:lang w:val="es-CO"/>
+        </w:rPr>
+        <w:br/>
+      </w:r>
+      <w:proofErr w:type="spellStart"/>
+      <w:r>
+        <w:rPr>
+          <w:lang w:val="es-CO"/>
+        </w:rPr>
+        <w:t>Facade</w:t>
+      </w:r>
+      <w:proofErr w:type="spellEnd"/>
+      <w:r>
+        <w:rPr>
+          <w:lang w:val="es-CO"/>
+        </w:rPr>
+        <w:t xml:space="preserve"> crea una interfaz simple para iniciar una orden. Internamente coordina varias clases: </w:t>
+      </w:r>
+      <w:proofErr w:type="spellStart"/>
+      <w:r>
+        <w:rPr>
+          <w:lang w:val="es-CO"/>
+        </w:rPr>
+        <w:t>OrderValidator</w:t>
+      </w:r>
+      <w:proofErr w:type="spellEnd"/>
+      <w:r>
+        <w:rPr>
+          <w:lang w:val="es-CO"/>
+        </w:rPr>
+        <w:t xml:space="preserve">, </w:t>
+      </w:r>
+      <w:proofErr w:type="spellStart"/>
+      <w:r>
+        <w:rPr>
+          <w:lang w:val="es-CO"/>
+        </w:rPr>
+        <w:t>InventoryService</w:t>
+      </w:r>
+      <w:proofErr w:type="spellEnd"/>
+      <w:r>
+        <w:rPr>
+          <w:lang w:val="es-CO"/>
+        </w:rPr>
+        <w:t xml:space="preserve">, </w:t>
+      </w:r>
+      <w:proofErr w:type="spellStart"/>
+      <w:r>
+        <w:rPr>
+          <w:lang w:val="es-CO"/>
+        </w:rPr>
+        <w:t>MachinePreparationService</w:t>
+      </w:r>
+      <w:proofErr w:type="spellEnd"/>
+      <w:r>
+        <w:rPr>
+          <w:lang w:val="es-CO"/>
+        </w:rPr>
+        <w:t xml:space="preserve">, </w:t>
+      </w:r>
+      <w:proofErr w:type="spellStart"/>
+      <w:r>
+        <w:rPr>
+          <w:lang w:val="es-CO"/>
+        </w:rPr>
+        <w:t>QualityService</w:t>
+      </w:r>
+      <w:proofErr w:type="spellEnd"/>
+      <w:r>
+        <w:rPr>
+          <w:lang w:val="es-CO"/>
+        </w:rPr>
+        <w:t xml:space="preserve"> y </w:t>
+      </w:r>
+      <w:proofErr w:type="spellStart"/>
+      <w:r>
+        <w:rPr>
+          <w:lang w:val="es-CO"/>
+        </w:rPr>
+        <w:t>TrackingService</w:t>
+      </w:r>
+      <w:proofErr w:type="spellEnd"/>
+      <w:r>
+        <w:rPr>
+          <w:lang w:val="es-CO"/>
+        </w:rPr>
+        <w:t xml:space="preserve">. El operador solo llama </w:t>
+      </w:r>
+      <w:proofErr w:type="spellStart"/>
+      <w:r>
+        <w:rPr>
+          <w:lang w:val="es-CO"/>
+        </w:rPr>
+        <w:t>start_</w:t>
+      </w:r>
+      <w:proofErr w:type="gramStart"/>
+      <w:r>
+        <w:rPr>
+          <w:lang w:val="es-CO"/>
+        </w:rPr>
+        <w:t>order</w:t>
+      </w:r>
+      <w:proofErr w:type="spellEnd"/>
+      <w:r>
+        <w:rPr>
+          <w:lang w:val="es-CO"/>
+        </w:rPr>
+        <w:t>(</w:t>
+      </w:r>
+      <w:proofErr w:type="gramEnd"/>
+      <w:r>
+        <w:rPr>
+          <w:lang w:val="es-CO"/>
+        </w:rPr>
+        <w:t>).</w:t>
+      </w:r>
+    </w:p>
+    <w:p>
+      <w:pPr>
+        <w:rPr>
+          <w:lang w:val="es-CO"/>
+        </w:rPr>
+      </w:pPr>
+      <w:r>
+        <w:rPr>
+          <w:b/>
+          <w:bCs/>
+          <w:lang w:val="es-CO"/>
+        </w:rPr>
+        <w:t>Función en mi proyecto:</w:t>
+      </w:r>
+      <w:r>
+        <w:rPr>
+          <w:lang w:val="es-CO"/>
+        </w:rPr>
+        <w:br/>
+        <w:t>Sirve para simplificar el arranque de una orden. En vez de que el operador llame validación, inventario, preparación, calidad y tracking por separado, llama una sola fachada. En el proyecto representa el punto de entrada operativo para iniciar producción.</w:t>
+      </w:r>
+    </w:p>
+    <w:p>
+      <w:pPr>
+        <w:rPr>
+          <w:lang w:val="es-CO"/>
+        </w:rPr>
+      </w:pPr>
+    </w:p>
+    <w:p>
+      <w:pPr>
+        <w:rPr>
+          <w:b/>
+          <w:bCs/>
+          <w:lang w:val="es-CO"/>
+        </w:rPr>
+      </w:pPr>
+      <w:r>
+        <w:rPr>
+          <w:b/>
+          <w:bCs/>
+          <w:lang w:val="es-CO"/>
+        </w:rPr>
+        <w:lastRenderedPageBreak/>
+        <w:t>2.</w:t>
+      </w:r>
+      <w:r>
+        <w:rPr>
+          <w:b/>
+          <w:bCs/>
+          <w:lang w:val="es-CO"/>
+        </w:rPr>
+        <w:t>2</w:t>
+      </w:r>
+      <w:r>
+        <w:rPr>
+          <w:b/>
+          <w:bCs/>
+          <w:lang w:val="es-CO"/>
+        </w:rPr>
+        <w:t>.</w:t>
+      </w:r>
+      <w:r>
+        <w:rPr>
+          <w:b/>
+          <w:bCs/>
+          <w:lang w:val="es-CO"/>
+        </w:rPr>
+        <w:t>5</w:t>
+      </w:r>
+      <w:r>
+        <w:rPr>
+          <w:b/>
+          <w:bCs/>
+          <w:lang w:val="es-CO"/>
+        </w:rPr>
+        <w:t xml:space="preserve">.4. UI </w:t>
+      </w:r>
+    </w:p>
+    <w:p>
+      <w:pPr>
+        <w:rPr>
+          <w:lang w:val="es-CO"/>
+        </w:rPr>
+      </w:pPr>
+      <w:r>
+        <w:rPr>
+          <w:noProof/>
+          <w:lang w:val="es-CO"/>
+        </w:rPr>
+        <w:drawing>
+          <wp:inline distT="0" distB="0" distL="0" distR="0" wp14:anchorId="74463921" wp14:editId="7777315F">
+            <wp:extent cx="5486400" cy="2736215"/>
+            <wp:effectExtent l="0" t="0" r="0" b="6985"/>
+            <wp:docPr id="16" name="Imagen 16"/>
+            <wp:cNvGraphicFramePr>
+              <a:graphicFrameLocks xmlns:a="http://schemas.openxmlformats.org/drawingml/2006/main" noChangeAspect="1"/>
+            </wp:cNvGraphicFramePr>
+            <a:graphic xmlns:a="http://schemas.openxmlformats.org/drawingml/2006/main">
+              <a:graphicData uri="http://schemas.openxmlformats.org/drawingml/2006/picture">
+                <pic:pic xmlns:pic="http://schemas.openxmlformats.org/drawingml/2006/picture">
+                  <pic:nvPicPr>
+                    <pic:cNvPr id="1" name=""/>
+                    <pic:cNvPicPr/>
+                  </pic:nvPicPr>
+                  <pic:blipFill>
+                    <a:blip r:embed="rId63"/>
+                    <a:stretch>
+                      <a:fillRect/>
+                    </a:stretch>
+                  </pic:blipFill>
+                  <pic:spPr>
+                    <a:xfrm>
+                      <a:off x="0" y="0"/>
+                      <a:ext cx="5486400" cy="2736215"/>
+                    </a:xfrm>
+                    <a:prstGeom prst="rect">
+                      <a:avLst/>
+                    </a:prstGeom>
+                  </pic:spPr>
+                </pic:pic>
+              </a:graphicData>
+            </a:graphic>
+          </wp:inline>
+        </w:drawing>
+      </w:r>
+    </w:p>
+    <w:p>
+      <w:pPr>
+        <w:rPr>
+          <w:lang w:val="es-CO"/>
+        </w:rPr>
+      </w:pPr>
+    </w:p>
+    <w:p>
+      <w:pPr>
+        <w:rPr>
+          <w:b/>
+          <w:bCs/>
+          <w:lang w:val="es-CO"/>
+        </w:rPr>
+      </w:pPr>
+      <w:r>
+        <w:rPr>
+          <w:b/>
+          <w:bCs/>
+          <w:lang w:val="es-CO"/>
+        </w:rPr>
+        <w:t>2.2.6. Proxy</w:t>
+      </w:r>
+    </w:p>
+    <w:p>
+      <w:pPr>
+        <w:rPr>
+          <w:b/>
+          <w:bCs/>
+          <w:lang w:val="es-CO"/>
+        </w:rPr>
+      </w:pPr>
+      <w:r>
+        <w:rPr>
+          <w:b/>
+          <w:bCs/>
+          <w:lang w:val="es-CO"/>
+        </w:rPr>
+        <w:t>2.2.6.1. Diagrama UML</w:t>
+      </w:r>
+    </w:p>
+    <w:p>
+      <w:pPr>
+        <w:rPr>
+          <w:lang w:val="es-CO"/>
+        </w:rPr>
+      </w:pPr>
+      <w:r>
+        <w:rPr>
+          <w:noProof/>
+          <w:lang w:val="es-CO"/>
+        </w:rPr>
+        <w:drawing>
+          <wp:inline distT="0" distB="0" distL="0" distR="0" wp14:anchorId="77C61916" wp14:editId="56147ABE">
+            <wp:extent cx="6239873" cy="3276600"/>
+            <wp:effectExtent l="0" t="0" r="8890" b="0"/>
+            <wp:docPr id="20" name="Imagen 20"/>
+            <wp:cNvGraphicFramePr>
+              <a:graphicFrameLocks xmlns:a="http://schemas.openxmlformats.org/drawingml/2006/main" noChangeAspect="1"/>
+            </wp:cNvGraphicFramePr>
+            <a:graphic xmlns:a="http://schemas.openxmlformats.org/drawingml/2006/main">
+              <a:graphicData uri="http://schemas.openxmlformats.org/drawingml/2006/picture">
+                <pic:pic xmlns:pic="http://schemas.openxmlformats.org/drawingml/2006/picture">
+                  <pic:nvPicPr>
+                    <pic:cNvPr id="1" name=""/>
+                    <pic:cNvPicPr/>
+                  </pic:nvPicPr>
+                  <pic:blipFill>
+                    <a:blip r:embed="rId64"/>
+                    <a:stretch>
+                      <a:fillRect/>
+                    </a:stretch>
+                  </pic:blipFill>
+                  <pic:spPr>
+                    <a:xfrm>
+                      <a:off x="0" y="0"/>
+                      <a:ext cx="6248611" cy="3281188"/>
+                    </a:xfrm>
+                    <a:prstGeom prst="rect">
+                      <a:avLst/>
+                    </a:prstGeom>
+                  </pic:spPr>
+                </pic:pic>
+              </a:graphicData>
+            </a:graphic>
+          </wp:inline>
+        </w:drawing>
+      </w:r>
+    </w:p>
+    <w:p>
+      <w:pPr>
+        <w:rPr>
+          <w:b/>
+          <w:bCs/>
+          <w:lang w:val="es-CO"/>
+        </w:rPr>
+      </w:pPr>
+      <w:r>
+        <w:rPr>
+          <w:b/>
+          <w:bCs/>
+          <w:lang w:val="es-CO"/>
+        </w:rPr>
+        <w:t>2.2.6.2. Código</w:t>
+      </w:r>
+    </w:p>
+    <w:p>
+      <w:pPr>
+        <w:rPr>
+          <w:lang w:val="es-CO"/>
+        </w:rPr>
+      </w:pPr>
+      <w:r>
+        <w:rPr>
+          <w:lang w:val="es-CO"/>
+        </w:rPr>
+        <w:t xml:space="preserve">- </w:t>
+      </w:r>
+      <w:hyperlink r:id="rId65" w:history="1">
+        <w:r>
+          <w:rPr>
+            <w:rStyle w:val="Hipervnculo"/>
+            <w:lang w:val="es-CO"/>
+          </w:rPr>
+          <w:t>Pro</w:t>
+        </w:r>
+        <w:r>
+          <w:rPr>
+            <w:rStyle w:val="Hipervnculo"/>
+            <w:lang w:val="es-CO"/>
+          </w:rPr>
+          <w:t>x</w:t>
+        </w:r>
+        <w:r>
+          <w:rPr>
+            <w:rStyle w:val="Hipervnculo"/>
+            <w:lang w:val="es-CO"/>
+          </w:rPr>
+          <w:t>y</w:t>
+        </w:r>
+      </w:hyperlink>
+      <w:r>
+        <w:rPr>
+          <w:lang w:val="es-CO"/>
+        </w:rPr>
+        <w:t>: control de acceso, caché y auditoría para reportes OEE.</w:t>
+      </w:r>
+    </w:p>
+    <w:p>
+      <w:pPr>
+        <w:rPr>
+          <w:lang w:val="es-CO"/>
+        </w:rPr>
+      </w:pPr>
+      <w:r>
+        <w:rPr>
+          <w:lang w:val="es-CO"/>
+        </w:rPr>
+        <w:lastRenderedPageBreak/>
+        <w:drawing>
+          <wp:inline distT="0" distB="0" distL="0" distR="0" wp14:anchorId="0576CBA0" wp14:editId="3E9FFEF2">
+            <wp:extent cx="5486400" cy="6814185"/>
+            <wp:effectExtent l="0" t="0" r="0" b="5715"/>
+            <wp:docPr id="51" name="Imagen 51"/>
+            <wp:cNvGraphicFramePr>
+              <a:graphicFrameLocks xmlns:a="http://schemas.openxmlformats.org/drawingml/2006/main" noChangeAspect="1"/>
+            </wp:cNvGraphicFramePr>
+            <a:graphic xmlns:a="http://schemas.openxmlformats.org/drawingml/2006/main">
+              <a:graphicData uri="http://schemas.openxmlformats.org/drawingml/2006/picture">
+                <pic:pic xmlns:pic="http://schemas.openxmlformats.org/drawingml/2006/picture">
+                  <pic:nvPicPr>
+                    <pic:cNvPr id="1" name=""/>
+                    <pic:cNvPicPr/>
+                  </pic:nvPicPr>
+                  <pic:blipFill>
+                    <a:blip r:embed="rId66"/>
+                    <a:stretch>
+                      <a:fillRect/>
+                    </a:stretch>
+                  </pic:blipFill>
+                  <pic:spPr>
+                    <a:xfrm>
+                      <a:off x="0" y="0"/>
+                      <a:ext cx="5486400" cy="6814185"/>
+                    </a:xfrm>
+                    <a:prstGeom prst="rect">
+                      <a:avLst/>
+                    </a:prstGeom>
+                  </pic:spPr>
+                </pic:pic>
+              </a:graphicData>
+            </a:graphic>
+          </wp:inline>
+        </w:drawing>
+      </w:r>
+    </w:p>
+    <w:p>
+      <w:pPr>
+        <w:rPr>
+          <w:lang w:val="es-CO"/>
+        </w:rPr>
+      </w:pPr>
+      <w:r>
+        <w:rPr>
+          <w:lang w:val="es-CO"/>
+        </w:rPr>
+        <w:lastRenderedPageBreak/>
+        <w:drawing>
+          <wp:inline distT="0" distB="0" distL="0" distR="0" wp14:anchorId="1A7578EE" wp14:editId="11269F2C">
+            <wp:extent cx="5486400" cy="5498465"/>
+            <wp:effectExtent l="0" t="0" r="0" b="6985"/>
+            <wp:docPr id="52" name="Imagen 52"/>
+            <wp:cNvGraphicFramePr>
+              <a:graphicFrameLocks xmlns:a="http://schemas.openxmlformats.org/drawingml/2006/main" noChangeAspect="1"/>
+            </wp:cNvGraphicFramePr>
+            <a:graphic xmlns:a="http://schemas.openxmlformats.org/drawingml/2006/main">
+              <a:graphicData uri="http://schemas.openxmlformats.org/drawingml/2006/picture">
+                <pic:pic xmlns:pic="http://schemas.openxmlformats.org/drawingml/2006/picture">
+                  <pic:nvPicPr>
+                    <pic:cNvPr id="1" name=""/>
+                    <pic:cNvPicPr/>
+                  </pic:nvPicPr>
+                  <pic:blipFill>
+                    <a:blip r:embed="rId67"/>
+                    <a:stretch>
+                      <a:fillRect/>
+                    </a:stretch>
+                  </pic:blipFill>
+                  <pic:spPr>
+                    <a:xfrm>
+                      <a:off x="0" y="0"/>
+                      <a:ext cx="5486400" cy="5498465"/>
+                    </a:xfrm>
+                    <a:prstGeom prst="rect">
+                      <a:avLst/>
+                    </a:prstGeom>
+                  </pic:spPr>
+                </pic:pic>
+              </a:graphicData>
+            </a:graphic>
+          </wp:inline>
+        </w:drawing>
+      </w:r>
+    </w:p>
+    <w:p>
+      <w:pPr>
+        <w:rPr>
+          <w:lang w:val="es-CO"/>
+        </w:rPr>
+      </w:pPr>
+      <w:r>
+        <w:rPr>
+          <w:lang w:val="es-CO"/>
+        </w:rPr>
+        <w:lastRenderedPageBreak/>
+        <w:drawing>
+          <wp:inline distT="0" distB="0" distL="0" distR="0" wp14:anchorId="4EE1C8CC" wp14:editId="3FE9954D">
+            <wp:extent cx="5486400" cy="4017010"/>
+            <wp:effectExtent l="0" t="0" r="0" b="2540"/>
+            <wp:docPr id="53" name="Imagen 53"/>
+            <wp:cNvGraphicFramePr>
+              <a:graphicFrameLocks xmlns:a="http://schemas.openxmlformats.org/drawingml/2006/main" noChangeAspect="1"/>
+            </wp:cNvGraphicFramePr>
+            <a:graphic xmlns:a="http://schemas.openxmlformats.org/drawingml/2006/main">
+              <a:graphicData uri="http://schemas.openxmlformats.org/drawingml/2006/picture">
+                <pic:pic xmlns:pic="http://schemas.openxmlformats.org/drawingml/2006/picture">
+                  <pic:nvPicPr>
+                    <pic:cNvPr id="1" name=""/>
+                    <pic:cNvPicPr/>
+                  </pic:nvPicPr>
+                  <pic:blipFill>
+                    <a:blip r:embed="rId68"/>
+                    <a:stretch>
+                      <a:fillRect/>
+                    </a:stretch>
+                  </pic:blipFill>
+                  <pic:spPr>
+                    <a:xfrm>
+                      <a:off x="0" y="0"/>
+                      <a:ext cx="5486400" cy="4017010"/>
+                    </a:xfrm>
+                    <a:prstGeom prst="rect">
+                      <a:avLst/>
+                    </a:prstGeom>
+                  </pic:spPr>
+                </pic:pic>
+              </a:graphicData>
+            </a:graphic>
+          </wp:inline>
+        </w:drawing>
+      </w:r>
+    </w:p>
+    <w:p>
+      <w:pPr>
+        <w:rPr>
+          <w:lang w:val="es-CO"/>
+        </w:rPr>
+      </w:pPr>
+      <w:r>
+        <w:rPr>
+          <w:lang w:val="es-CO"/>
+        </w:rPr>
+        <w:lastRenderedPageBreak/>
+        <w:drawing>
+          <wp:inline distT="0" distB="0" distL="0" distR="0" wp14:anchorId="4673EAAA" wp14:editId="4CF6C08C">
+            <wp:extent cx="5486400" cy="4411980"/>
+            <wp:effectExtent l="0" t="0" r="0" b="7620"/>
+            <wp:docPr id="54" name="Imagen 54"/>
+            <wp:cNvGraphicFramePr>
+              <a:graphicFrameLocks xmlns:a="http://schemas.openxmlformats.org/drawingml/2006/main" noChangeAspect="1"/>
+            </wp:cNvGraphicFramePr>
+            <a:graphic xmlns:a="http://schemas.openxmlformats.org/drawingml/2006/main">
+              <a:graphicData uri="http://schemas.openxmlformats.org/drawingml/2006/picture">
+                <pic:pic xmlns:pic="http://schemas.openxmlformats.org/drawingml/2006/picture">
+                  <pic:nvPicPr>
+                    <pic:cNvPr id="1" name=""/>
+                    <pic:cNvPicPr/>
+                  </pic:nvPicPr>
+                  <pic:blipFill>
+                    <a:blip r:embed="rId69"/>
+                    <a:stretch>
+                      <a:fillRect/>
+                    </a:stretch>
+                  </pic:blipFill>
+                  <pic:spPr>
+                    <a:xfrm>
+                      <a:off x="0" y="0"/>
+                      <a:ext cx="5486400" cy="4411980"/>
+                    </a:xfrm>
+                    <a:prstGeom prst="rect">
+                      <a:avLst/>
+                    </a:prstGeom>
+                  </pic:spPr>
+                </pic:pic>
+              </a:graphicData>
+            </a:graphic>
+          </wp:inline>
+        </w:drawing>
+      </w:r>
+    </w:p>
+    <w:p>
+      <w:pPr>
+        <w:rPr>
+          <w:lang w:val="es-CO"/>
+        </w:rPr>
+      </w:pPr>
+    </w:p>
+    <w:p>
+      <w:pPr>
+        <w:rPr>
+          <w:b/>
+          <w:bCs/>
+          <w:lang w:val="es-CO"/>
+        </w:rPr>
+      </w:pPr>
+      <w:r>
+        <w:rPr>
+          <w:b/>
+          <w:bCs/>
+          <w:lang w:val="es-CO"/>
+        </w:rPr>
+        <w:t>2.2.6.3. Explicación y uso del patrón en mi proyecto.</w:t>
+      </w:r>
+    </w:p>
+    <w:p>
+      <w:pPr>
+        <w:rPr>
+          <w:lang w:val="es-CO"/>
+        </w:rPr>
+      </w:pPr>
+      <w:r>
+        <w:rPr>
+          <w:lang w:val="es-CO"/>
+        </w:rPr>
+        <w:t>Proxy se ubica en el proceso de análisis y consulta de reportes. Evita que cualquier usuario acceda directamente a datos sensibles de OEE o a reportes de una línea que no tiene asignada. También permite simular un caso realista de MES: los reportes pueden ser costosos, por lo que el servicio real no se instancia hasta que es necesario y las consultas repetidas se responden desde caché</w:t>
+      </w:r>
+      <w:r>
+        <w:rPr>
+          <w:lang w:val="es-CO"/>
+        </w:rPr>
+        <w:t>.</w:t>
+      </w:r>
+    </w:p>
+    <w:p>
+      <w:pPr>
+        <w:rPr>
+          <w:lang w:val="es-CO"/>
+        </w:rPr>
+      </w:pPr>
+      <w:r>
+        <w:rPr>
+          <w:b/>
+          <w:bCs/>
+          <w:lang w:val="es-CO"/>
+        </w:rPr>
+        <w:t>Función en mi proyecto:</w:t>
+      </w:r>
+      <w:r>
+        <w:rPr>
+          <w:lang w:val="es-CO"/>
+        </w:rPr>
+        <w:br/>
+        <w:t>Sirve para proteger reportes sensibles de OEE. No cualquier usuario debería consultar cualquier línea de producción. Además, evita recalcular reportes repetidos porque usa caché. En tu MES, representa seguridad, control de acceso y optimización.</w:t>
+      </w:r>
+    </w:p>
+    <w:p>
+      <w:pPr>
+        <w:rPr>
+          <w:lang w:val="es-CO"/>
+        </w:rPr>
+      </w:pPr>
+    </w:p>
+    <w:p>
+      <w:pPr>
+        <w:rPr>
+          <w:lang w:val="es-CO"/>
+        </w:rPr>
+      </w:pPr>
+    </w:p>
+    <w:p>
+      <w:pPr>
+        <w:rPr>
+          <w:lang w:val="es-CO"/>
+        </w:rPr>
+      </w:pPr>
+    </w:p>
+    <w:p>
+      <w:pPr>
+        <w:rPr>
+          <w:b/>
+          <w:bCs/>
+          <w:lang w:val="es-CO"/>
+        </w:rPr>
+      </w:pPr>
+      <w:r>
+        <w:rPr>
+          <w:b/>
+          <w:bCs/>
+          <w:lang w:val="es-CO"/>
+        </w:rPr>
+        <w:lastRenderedPageBreak/>
+        <w:t xml:space="preserve">2.2.6.4. UI </w:t>
+      </w:r>
+    </w:p>
+    <w:p>
+      <w:pPr>
+        <w:rPr>
+          <w:lang w:val="es-CO"/>
+        </w:rPr>
+      </w:pPr>
+      <w:r>
+        <w:rPr>
+          <w:noProof/>
+          <w:lang w:val="es-CO"/>
+        </w:rPr>
+        <w:drawing>
+          <wp:inline distT="0" distB="0" distL="0" distR="0" wp14:anchorId="510DE547" wp14:editId="7E97FCBB">
+            <wp:extent cx="5154599" cy="5230368"/>
+            <wp:effectExtent l="0" t="0" r="8255" b="8890"/>
+            <wp:docPr id="17" name="Imagen 17"/>
+            <wp:cNvGraphicFramePr>
+              <a:graphicFrameLocks xmlns:a="http://schemas.openxmlformats.org/drawingml/2006/main" noChangeAspect="1"/>
+            </wp:cNvGraphicFramePr>
+            <a:graphic xmlns:a="http://schemas.openxmlformats.org/drawingml/2006/main">
+              <a:graphicData uri="http://schemas.openxmlformats.org/drawingml/2006/picture">
+                <pic:pic xmlns:pic="http://schemas.openxmlformats.org/drawingml/2006/picture">
+                  <pic:nvPicPr>
+                    <pic:cNvPr id="1" name=""/>
+                    <pic:cNvPicPr/>
+                  </pic:nvPicPr>
+                  <pic:blipFill>
+                    <a:blip r:embed="rId70"/>
+                    <a:stretch>
+                      <a:fillRect/>
+                    </a:stretch>
+                  </pic:blipFill>
+                  <pic:spPr>
+                    <a:xfrm>
+                      <a:off x="0" y="0"/>
                       <a:ext cx="5164132" cy="5240041"/>
                     </a:xfrm>
                     <a:prstGeom prst="rect">
@@ -7425,6 +8638,78 @@
           <w:lang w:val="es-CO"/>
         </w:rPr>
       </w:pPr>
+    </w:p>
+    <w:p>
+      <w:pPr>
+        <w:rPr>
+          <w:b/>
+          <w:bCs/>
+          <w:lang w:val="es-CO"/>
+        </w:rPr>
+      </w:pPr>
+    </w:p>
+    <w:p>
+      <w:pPr>
+        <w:rPr>
+          <w:b/>
+          <w:bCs/>
+          <w:lang w:val="es-CO"/>
+        </w:rPr>
+      </w:pPr>
+    </w:p>
+    <w:p>
+      <w:pPr>
+        <w:rPr>
+          <w:b/>
+          <w:bCs/>
+          <w:lang w:val="es-CO"/>
+        </w:rPr>
+      </w:pPr>
+    </w:p>
+    <w:p>
+      <w:pPr>
+        <w:rPr>
+          <w:b/>
+          <w:bCs/>
+          <w:lang w:val="es-CO"/>
+        </w:rPr>
+      </w:pPr>
+    </w:p>
+    <w:p>
+      <w:pPr>
+        <w:rPr>
+          <w:b/>
+          <w:bCs/>
+          <w:lang w:val="es-CO"/>
+        </w:rPr>
+      </w:pPr>
+    </w:p>
+    <w:p>
+      <w:pPr>
+        <w:rPr>
+          <w:b/>
+          <w:bCs/>
+          <w:lang w:val="es-CO"/>
+        </w:rPr>
+      </w:pPr>
+    </w:p>
+    <w:p>
+      <w:pPr>
+        <w:rPr>
+          <w:b/>
+          <w:bCs/>
+          <w:lang w:val="es-CO"/>
+        </w:rPr>
+      </w:pPr>
+    </w:p>
+    <w:p>
+      <w:pPr>
+        <w:rPr>
+          <w:b/>
+          <w:bCs/>
+          <w:lang w:val="es-CO"/>
+        </w:rPr>
+      </w:pPr>
       <w:r>
         <w:rPr>
           <w:b/>
@@ -7435,6 +8720,14 @@
         <w:t xml:space="preserve">2.2.7. </w:t>
       </w:r>
       <w:bookmarkStart w:id="0" w:name="_Hlk228189262"/>
+      <w:r>
+        <w:rPr>
+          <w:b/>
+          <w:bCs/>
+          <w:lang w:val="es-CO"/>
+        </w:rPr>
+        <w:t>F</w:t>
+      </w:r>
       <w:proofErr w:type="spellStart"/>
       <w:r>
         <w:rPr>
@@ -7442,7 +8735,7 @@
           <w:bCs/>
           <w:lang w:val="es-CO"/>
         </w:rPr>
-        <w:t>Flyweight</w:t>
+        <w:t>lyweight</w:t>
       </w:r>
       <w:bookmarkEnd w:id="0"/>
       <w:proofErr w:type="spellEnd"/>
@@ -7491,7 +8784,7 @@
                     <pic:cNvPicPr/>
                   </pic:nvPicPr>
                   <pic:blipFill>
-                    <a:blip r:embed="rId44"/>
+                    <a:blip r:embed="rId64"/>
                     <a:stretch>
                       <a:fillRect/>
                     </a:stretch>
@@ -7520,12 +8813,139 @@
           <w:lang w:val="es-CO"/>
         </w:rPr>
       </w:pPr>
-      <w:r>
-        <w:rPr>
-          <w:b/>
-          <w:bCs/>
-          <w:lang w:val="es-CO"/>
-        </w:rPr>
+    </w:p>
+    <w:p>
+      <w:pPr>
+        <w:rPr>
+          <w:b/>
+          <w:bCs/>
+          <w:lang w:val="es-CO"/>
+        </w:rPr>
+      </w:pPr>
+    </w:p>
+    <w:p>
+      <w:pPr>
+        <w:rPr>
+          <w:b/>
+          <w:bCs/>
+          <w:lang w:val="es-CO"/>
+        </w:rPr>
+      </w:pPr>
+    </w:p>
+    <w:p>
+      <w:pPr>
+        <w:rPr>
+          <w:b/>
+          <w:bCs/>
+          <w:lang w:val="es-CO"/>
+        </w:rPr>
+      </w:pPr>
+    </w:p>
+    <w:p>
+      <w:pPr>
+        <w:rPr>
+          <w:b/>
+          <w:bCs/>
+          <w:lang w:val="es-CO"/>
+        </w:rPr>
+      </w:pPr>
+    </w:p>
+    <w:p>
+      <w:pPr>
+        <w:rPr>
+          <w:b/>
+          <w:bCs/>
+          <w:lang w:val="es-CO"/>
+        </w:rPr>
+      </w:pPr>
+    </w:p>
+    <w:p>
+      <w:pPr>
+        <w:rPr>
+          <w:b/>
+          <w:bCs/>
+          <w:lang w:val="es-CO"/>
+        </w:rPr>
+      </w:pPr>
+    </w:p>
+    <w:p>
+      <w:pPr>
+        <w:rPr>
+          <w:b/>
+          <w:bCs/>
+          <w:lang w:val="es-CO"/>
+        </w:rPr>
+      </w:pPr>
+    </w:p>
+    <w:p>
+      <w:pPr>
+        <w:rPr>
+          <w:b/>
+          <w:bCs/>
+          <w:lang w:val="es-CO"/>
+        </w:rPr>
+      </w:pPr>
+    </w:p>
+    <w:p>
+      <w:pPr>
+        <w:rPr>
+          <w:b/>
+          <w:bCs/>
+          <w:lang w:val="es-CO"/>
+        </w:rPr>
+      </w:pPr>
+    </w:p>
+    <w:p>
+      <w:pPr>
+        <w:rPr>
+          <w:b/>
+          <w:bCs/>
+          <w:lang w:val="es-CO"/>
+        </w:rPr>
+      </w:pPr>
+    </w:p>
+    <w:p>
+      <w:pPr>
+        <w:rPr>
+          <w:b/>
+          <w:bCs/>
+          <w:lang w:val="es-CO"/>
+        </w:rPr>
+      </w:pPr>
+    </w:p>
+    <w:p>
+      <w:pPr>
+        <w:rPr>
+          <w:b/>
+          <w:bCs/>
+          <w:lang w:val="es-CO"/>
+        </w:rPr>
+      </w:pPr>
+    </w:p>
+    <w:p>
+      <w:pPr>
+        <w:rPr>
+          <w:b/>
+          <w:bCs/>
+          <w:lang w:val="es-CO"/>
+        </w:rPr>
+      </w:pPr>
+    </w:p>
+    <w:p>
+      <w:pPr>
+        <w:rPr>
+          <w:b/>
+          <w:bCs/>
+          <w:lang w:val="es-CO"/>
+        </w:rPr>
+      </w:pPr>
+      <w:r>
+        <w:rPr>
+          <w:b/>
+          <w:bCs/>
+          <w:lang w:val="es-CO"/>
+        </w:rPr>
+        <w:lastRenderedPageBreak/>
         <w:t>2.2.7.2. Código</w:t>
       </w:r>
     </w:p>
@@ -7541,14 +8961,28 @@
         </w:rPr>
         <w:t xml:space="preserve">- </w:t>
       </w:r>
-      <w:hyperlink r:id="rId47" w:history="1">
+      <w:hyperlink r:id="rId71" w:history="1">
         <w:proofErr w:type="spellStart"/>
         <w:r>
           <w:rPr>
             <w:rStyle w:val="Hipervnculo"/>
             <w:lang w:val="es-CO"/>
           </w:rPr>
-          <w:t>Flyweight</w:t>
+          <w:t>Flywei</w:t>
+        </w:r>
+        <w:r>
+          <w:rPr>
+            <w:rStyle w:val="Hipervnculo"/>
+            <w:lang w:val="es-CO"/>
+          </w:rPr>
+          <w:t>g</w:t>
+        </w:r>
+        <w:r>
+          <w:rPr>
+            <w:rStyle w:val="Hipervnculo"/>
+            <w:lang w:val="es-CO"/>
+          </w:rPr>
+          <w:t>ht</w:t>
         </w:r>
         <w:proofErr w:type="spellEnd"/>
       </w:hyperlink>
@@ -7557,6 +8991,197 @@
           <w:lang w:val="es-CO"/>
         </w:rPr>
         <w:t>: perfiles compartidos de máquina para eventos de telemetría.</w:t>
+      </w:r>
+    </w:p>
+    <w:p>
+      <w:pPr>
+        <w:rPr>
+          <w:lang w:val="es-CO"/>
+        </w:rPr>
+      </w:pPr>
+      <w:r>
+        <w:rPr>
+          <w:lang w:val="es-CO"/>
+        </w:rPr>
+        <w:drawing>
+          <wp:inline distT="0" distB="0" distL="0" distR="0" wp14:anchorId="7F076576" wp14:editId="193FCA62">
+            <wp:extent cx="5133975" cy="5606372"/>
+            <wp:effectExtent l="0" t="0" r="0" b="6350"/>
+            <wp:docPr id="55" name="Imagen 55"/>
+            <wp:cNvGraphicFramePr>
+              <a:graphicFrameLocks xmlns:a="http://schemas.openxmlformats.org/drawingml/2006/main" noChangeAspect="1"/>
+            </wp:cNvGraphicFramePr>
+            <a:graphic xmlns:a="http://schemas.openxmlformats.org/drawingml/2006/main">
+              <a:graphicData uri="http://schemas.openxmlformats.org/drawingml/2006/picture">
+                <pic:pic xmlns:pic="http://schemas.openxmlformats.org/drawingml/2006/picture">
+                  <pic:nvPicPr>
+                    <pic:cNvPr id="1" name=""/>
+                    <pic:cNvPicPr/>
+                  </pic:nvPicPr>
+                  <pic:blipFill>
+                    <a:blip r:embed="rId72"/>
+                    <a:stretch>
+                      <a:fillRect/>
+                    </a:stretch>
+                  </pic:blipFill>
+                  <pic:spPr>
+                    <a:xfrm>
+                      <a:off x="0" y="0"/>
+                      <a:ext cx="5133975" cy="5606372"/>
+                    </a:xfrm>
+                    <a:prstGeom prst="rect">
+                      <a:avLst/>
+                    </a:prstGeom>
+                  </pic:spPr>
+                </pic:pic>
+              </a:graphicData>
+            </a:graphic>
+          </wp:inline>
+        </w:drawing>
+      </w:r>
+    </w:p>
+    <w:p>
+      <w:pPr>
+        <w:rPr>
+          <w:lang w:val="es-CO"/>
+        </w:rPr>
+      </w:pPr>
+      <w:r>
+        <w:rPr>
+          <w:lang w:val="es-CO"/>
+        </w:rPr>
+        <w:lastRenderedPageBreak/>
+        <w:drawing>
+          <wp:inline distT="0" distB="0" distL="0" distR="0" wp14:anchorId="315E8188" wp14:editId="15FB1E2E">
+            <wp:extent cx="5486400" cy="4575175"/>
+            <wp:effectExtent l="0" t="0" r="0" b="0"/>
+            <wp:docPr id="56" name="Imagen 56"/>
+            <wp:cNvGraphicFramePr>
+              <a:graphicFrameLocks xmlns:a="http://schemas.openxmlformats.org/drawingml/2006/main" noChangeAspect="1"/>
+            </wp:cNvGraphicFramePr>
+            <a:graphic xmlns:a="http://schemas.openxmlformats.org/drawingml/2006/main">
+              <a:graphicData uri="http://schemas.openxmlformats.org/drawingml/2006/picture">
+                <pic:pic xmlns:pic="http://schemas.openxmlformats.org/drawingml/2006/picture">
+                  <pic:nvPicPr>
+                    <pic:cNvPr id="1" name=""/>
+                    <pic:cNvPicPr/>
+                  </pic:nvPicPr>
+                  <pic:blipFill>
+                    <a:blip r:embed="rId73"/>
+                    <a:stretch>
+                      <a:fillRect/>
+                    </a:stretch>
+                  </pic:blipFill>
+                  <pic:spPr>
+                    <a:xfrm>
+                      <a:off x="0" y="0"/>
+                      <a:ext cx="5486400" cy="4575175"/>
+                    </a:xfrm>
+                    <a:prstGeom prst="rect">
+                      <a:avLst/>
+                    </a:prstGeom>
+                  </pic:spPr>
+                </pic:pic>
+              </a:graphicData>
+            </a:graphic>
+          </wp:inline>
+        </w:drawing>
+      </w:r>
+    </w:p>
+    <w:p>
+      <w:pPr>
+        <w:rPr>
+          <w:lang w:val="es-CO"/>
+        </w:rPr>
+      </w:pPr>
+      <w:r>
+        <w:rPr>
+          <w:lang w:val="es-CO"/>
+        </w:rPr>
+        <w:lastRenderedPageBreak/>
+        <w:drawing>
+          <wp:inline distT="0" distB="0" distL="0" distR="0" wp14:anchorId="231F9344" wp14:editId="681A95C4">
+            <wp:extent cx="5486400" cy="5648325"/>
+            <wp:effectExtent l="0" t="0" r="0" b="9525"/>
+            <wp:docPr id="57" name="Imagen 57"/>
+            <wp:cNvGraphicFramePr>
+              <a:graphicFrameLocks xmlns:a="http://schemas.openxmlformats.org/drawingml/2006/main" noChangeAspect="1"/>
+            </wp:cNvGraphicFramePr>
+            <a:graphic xmlns:a="http://schemas.openxmlformats.org/drawingml/2006/main">
+              <a:graphicData uri="http://schemas.openxmlformats.org/drawingml/2006/picture">
+                <pic:pic xmlns:pic="http://schemas.openxmlformats.org/drawingml/2006/picture">
+                  <pic:nvPicPr>
+                    <pic:cNvPr id="1" name=""/>
+                    <pic:cNvPicPr/>
+                  </pic:nvPicPr>
+                  <pic:blipFill>
+                    <a:blip r:embed="rId74"/>
+                    <a:stretch>
+                      <a:fillRect/>
+                    </a:stretch>
+                  </pic:blipFill>
+                  <pic:spPr>
+                    <a:xfrm>
+                      <a:off x="0" y="0"/>
+                      <a:ext cx="5486400" cy="5648325"/>
+                    </a:xfrm>
+                    <a:prstGeom prst="rect">
+                      <a:avLst/>
+                    </a:prstGeom>
+                  </pic:spPr>
+                </pic:pic>
+              </a:graphicData>
+            </a:graphic>
+          </wp:inline>
+        </w:drawing>
+      </w:r>
+    </w:p>
+    <w:p>
+      <w:pPr>
+        <w:rPr>
+          <w:lang w:val="es-CO"/>
+        </w:rPr>
+      </w:pPr>
+      <w:r>
+        <w:rPr>
+          <w:lang w:val="es-CO"/>
+        </w:rPr>
+        <w:lastRenderedPageBreak/>
+        <w:drawing>
+          <wp:inline distT="0" distB="0" distL="0" distR="0" wp14:anchorId="191593D1" wp14:editId="21350952">
+            <wp:extent cx="5486400" cy="4398645"/>
+            <wp:effectExtent l="0" t="0" r="0" b="1905"/>
+            <wp:docPr id="58" name="Imagen 58"/>
+            <wp:cNvGraphicFramePr>
+              <a:graphicFrameLocks xmlns:a="http://schemas.openxmlformats.org/drawingml/2006/main" noChangeAspect="1"/>
+            </wp:cNvGraphicFramePr>
+            <a:graphic xmlns:a="http://schemas.openxmlformats.org/drawingml/2006/main">
+              <a:graphicData uri="http://schemas.openxmlformats.org/drawingml/2006/picture">
+                <pic:pic xmlns:pic="http://schemas.openxmlformats.org/drawingml/2006/picture">
+                  <pic:nvPicPr>
+                    <pic:cNvPr id="1" name=""/>
+                    <pic:cNvPicPr/>
+                  </pic:nvPicPr>
+                  <pic:blipFill>
+                    <a:blip r:embed="rId75"/>
+                    <a:stretch>
+                      <a:fillRect/>
+                    </a:stretch>
+                  </pic:blipFill>
+                  <pic:spPr>
+                    <a:xfrm>
+                      <a:off x="0" y="0"/>
+                      <a:ext cx="5486400" cy="4398645"/>
+                    </a:xfrm>
+                    <a:prstGeom prst="rect">
+                      <a:avLst/>
+                    </a:prstGeom>
+                  </pic:spPr>
+                </pic:pic>
+              </a:graphicData>
+            </a:graphic>
+          </wp:inline>
+        </w:drawing>
       </w:r>
     </w:p>
     <w:p>
@@ -7674,7 +9299,7 @@
                     <pic:cNvPicPr/>
                   </pic:nvPicPr>
                   <pic:blipFill>
-                    <a:blip r:embed="rId48"/>
+                    <a:blip r:embed="rId76"/>
                     <a:stretch>
                       <a:fillRect/>
                     </a:stretch>
